--- a/checkpoint_5.1/Required_Capstone_Checkpoint_5_1_Worksheet-1.docx
+++ b/checkpoint_5.1/Required_Capstone_Checkpoint_5_1_Worksheet-1.docx
@@ -441,12 +441,13 @@
           <w:tcPr>
             <w:tcW w:w="10080" w:type="dxa"/>
             <w:tcBorders>
-              <w:top w:val="single" w:sz="6" w:space="0" w:color="BFBFBF"/>
-              <w:left w:val="single" w:sz="6" w:space="0" w:color="BFBFBF"/>
-              <w:bottom w:val="single" w:sz="6" w:space="0" w:color="BFBFBF"/>
-              <w:right w:val="single" w:sz="6" w:space="0" w:color="BFBFBF"/>
+              <w:top w:val="single" w:color="BFBFBF" w:themeColor="background1" w:themeShade="BF" w:sz="6" w:space="0"/>
+              <w:left w:val="single" w:color="BFBFBF" w:themeColor="background1" w:themeShade="BF" w:sz="6" w:space="0"/>
+              <w:bottom w:val="single" w:color="BFBFBF" w:themeColor="background1" w:themeShade="BF" w:sz="6" w:space="0"/>
+              <w:right w:val="single" w:color="BFBFBF" w:themeColor="background1" w:themeShade="BF" w:sz="6" w:space="0"/>
             </w:tcBorders>
-            <w:shd w:val="clear" w:color="auto" w:fill="F2F2F2"/>
+            <w:shd w:val="clear" w:color="auto" w:fill="F2F2F2" w:themeFill="background1" w:themeFillShade="F2"/>
+            <w:tcMar/>
           </w:tcPr>
           <w:p>
             <w:pPr>
@@ -494,33 +495,130 @@
           <w:tcPr>
             <w:tcW w:w="10080" w:type="dxa"/>
             <w:tcBorders>
-              <w:top w:val="single" w:sz="6" w:space="0" w:color="BFBFBF"/>
-              <w:left w:val="single" w:sz="6" w:space="0" w:color="BFBFBF"/>
-              <w:bottom w:val="single" w:sz="6" w:space="0" w:color="BFBFBF"/>
-              <w:right w:val="single" w:sz="6" w:space="0" w:color="BFBFBF"/>
+              <w:top w:val="single" w:color="BFBFBF" w:themeColor="background1" w:themeShade="BF" w:sz="6" w:space="0"/>
+              <w:left w:val="single" w:color="BFBFBF" w:themeColor="background1" w:themeShade="BF" w:sz="6" w:space="0"/>
+              <w:bottom w:val="single" w:color="BFBFBF" w:themeColor="background1" w:themeShade="BF" w:sz="6" w:space="0"/>
+              <w:right w:val="single" w:color="BFBFBF" w:themeColor="background1" w:themeShade="BF" w:sz="6" w:space="0"/>
             </w:tcBorders>
+            <w:tcMar/>
           </w:tcPr>
           <w:p>
             <w:pPr>
-              <w:spacing w:after="120"/>
-              <w:rPr>
-                <w:sz w:val="24"/>
-                <w:szCs w:val="24"/>
-              </w:rPr>
-            </w:pPr>
-            <w:r>
-              <w:rPr>
-                <w:sz w:val="24"/>
-                <w:szCs w:val="24"/>
-              </w:rPr>
-              <w:t>Response</w:t>
-            </w:r>
-            <w:r>
-              <w:rPr>
-                <w:sz w:val="24"/>
-                <w:szCs w:val="24"/>
-              </w:rPr>
-              <w:t>:</w:t>
+              <w:pStyle w:val="Normal"/>
+              <w:suppressLineNumbers w:val="0"/>
+              <w:bidi w:val="0"/>
+              <w:spacing w:before="0" w:beforeAutospacing="off" w:after="120" w:afterAutospacing="off" w:line="276" w:lineRule="auto"/>
+              <w:ind w:left="0" w:right="0"/>
+              <w:jc w:val="left"/>
+              <w:rPr>
+                <w:sz w:val="24"/>
+                <w:szCs w:val="24"/>
+              </w:rPr>
+            </w:pPr>
+            <w:r>
+              <w:rPr>
+                <w:sz w:val="24"/>
+                <w:szCs w:val="24"/>
+              </w:rPr>
+              <w:t xml:space="preserve">The agent should be able to answer questions about information contained within papers in the corpus. It should also be able to search for </w:t>
+            </w:r>
+            <w:r>
+              <w:rPr>
+                <w:sz w:val="24"/>
+                <w:szCs w:val="24"/>
+              </w:rPr>
+              <w:t>additional</w:t>
+            </w:r>
+            <w:r>
+              <w:rPr>
+                <w:sz w:val="24"/>
+                <w:szCs w:val="24"/>
+              </w:rPr>
+              <w:t xml:space="preserve"> information that may </w:t>
+            </w:r>
+            <w:r>
+              <w:rPr>
+                <w:sz w:val="24"/>
+                <w:szCs w:val="24"/>
+              </w:rPr>
+              <w:t>be relevant</w:t>
+            </w:r>
+            <w:r>
+              <w:rPr>
+                <w:sz w:val="24"/>
+                <w:szCs w:val="24"/>
+              </w:rPr>
+              <w:t xml:space="preserve"> to the user’s query.</w:t>
+            </w:r>
+            <w:r>
+              <w:rPr>
+                <w:sz w:val="24"/>
+                <w:szCs w:val="24"/>
+              </w:rPr>
+              <w:t xml:space="preserve"> If the user’s question </w:t>
+            </w:r>
+            <w:r>
+              <w:rPr>
+                <w:sz w:val="24"/>
+                <w:szCs w:val="24"/>
+              </w:rPr>
+              <w:t>appears to be</w:t>
+            </w:r>
+            <w:r>
+              <w:rPr>
+                <w:sz w:val="24"/>
+                <w:szCs w:val="24"/>
+              </w:rPr>
+              <w:t xml:space="preserve"> </w:t>
+            </w:r>
+            <w:r>
+              <w:rPr>
+                <w:sz w:val="24"/>
+                <w:szCs w:val="24"/>
+              </w:rPr>
+              <w:t>vague</w:t>
+            </w:r>
+            <w:r>
+              <w:rPr>
+                <w:sz w:val="24"/>
+                <w:szCs w:val="24"/>
+              </w:rPr>
+              <w:t xml:space="preserve"> or incorrect, the agent should ask a follow up question to clarify.</w:t>
+            </w:r>
+            <w:r>
+              <w:rPr>
+                <w:sz w:val="24"/>
+                <w:szCs w:val="24"/>
+              </w:rPr>
+              <w:t xml:space="preserve"> At each step in the process, the agent should review </w:t>
+            </w:r>
+            <w:r>
+              <w:rPr>
+                <w:sz w:val="24"/>
+                <w:szCs w:val="24"/>
+              </w:rPr>
+              <w:t>its</w:t>
+            </w:r>
+            <w:r>
+              <w:rPr>
+                <w:sz w:val="24"/>
+                <w:szCs w:val="24"/>
+              </w:rPr>
+              <w:t xml:space="preserve"> progress so far and </w:t>
+            </w:r>
+            <w:r>
+              <w:rPr>
+                <w:sz w:val="24"/>
+                <w:szCs w:val="24"/>
+              </w:rPr>
+              <w:t>determine</w:t>
+            </w:r>
+            <w:r>
+              <w:rPr>
+                <w:sz w:val="24"/>
+                <w:szCs w:val="24"/>
+              </w:rPr>
+              <w:t xml:space="preserve"> if more retrieval is needed.</w:t>
             </w:r>
           </w:p>
           <w:p>
@@ -628,12 +726,13 @@
           <w:tcPr>
             <w:tcW w:w="10080" w:type="dxa"/>
             <w:tcBorders>
-              <w:top w:val="single" w:sz="6" w:space="0" w:color="BFBFBF"/>
-              <w:left w:val="single" w:sz="6" w:space="0" w:color="BFBFBF"/>
-              <w:bottom w:val="single" w:sz="6" w:space="0" w:color="BFBFBF"/>
-              <w:right w:val="single" w:sz="6" w:space="0" w:color="BFBFBF"/>
+              <w:top w:val="single" w:color="BFBFBF" w:themeColor="background1" w:themeShade="BF" w:sz="6" w:space="0"/>
+              <w:left w:val="single" w:color="BFBFBF" w:themeColor="background1" w:themeShade="BF" w:sz="6" w:space="0"/>
+              <w:bottom w:val="single" w:color="BFBFBF" w:themeColor="background1" w:themeShade="BF" w:sz="6" w:space="0"/>
+              <w:right w:val="single" w:color="BFBFBF" w:themeColor="background1" w:themeShade="BF" w:sz="6" w:space="0"/>
             </w:tcBorders>
-            <w:shd w:val="clear" w:color="auto" w:fill="F2F2F2"/>
+            <w:shd w:val="clear" w:color="auto" w:fill="F2F2F2" w:themeFill="background1" w:themeFillShade="F2"/>
+            <w:tcMar/>
           </w:tcPr>
           <w:p>
             <w:pPr>
@@ -663,35 +762,104 @@
           <w:tcPr>
             <w:tcW w:w="10080" w:type="dxa"/>
             <w:tcBorders>
-              <w:top w:val="single" w:sz="6" w:space="0" w:color="BFBFBF"/>
-              <w:left w:val="single" w:sz="6" w:space="0" w:color="BFBFBF"/>
-              <w:bottom w:val="single" w:sz="6" w:space="0" w:color="BFBFBF"/>
-              <w:right w:val="single" w:sz="6" w:space="0" w:color="BFBFBF"/>
+              <w:top w:val="single" w:color="BFBFBF" w:themeColor="background1" w:themeShade="BF" w:sz="6" w:space="0"/>
+              <w:left w:val="single" w:color="BFBFBF" w:themeColor="background1" w:themeShade="BF" w:sz="6" w:space="0"/>
+              <w:bottom w:val="single" w:color="BFBFBF" w:themeColor="background1" w:themeShade="BF" w:sz="6" w:space="0"/>
+              <w:right w:val="single" w:color="BFBFBF" w:themeColor="background1" w:themeShade="BF" w:sz="6" w:space="0"/>
             </w:tcBorders>
+            <w:tcMar/>
           </w:tcPr>
           <w:p>
             <w:pPr>
               <w:spacing w:after="120"/>
-              <w:rPr>
-                <w:sz w:val="24"/>
-                <w:szCs w:val="24"/>
-              </w:rPr>
-            </w:pPr>
-            <w:r>
-              <w:rPr>
-                <w:sz w:val="24"/>
-                <w:szCs w:val="24"/>
-              </w:rPr>
-              <w:t>Consider:</w:t>
-            </w:r>
-          </w:p>
-          <w:p>
-            <w:pPr>
-              <w:pStyle w:val="ListParagraph"/>
-              <w:numPr>
-                <w:ilvl w:val="0"/>
-                <w:numId w:val="18"/>
-              </w:numPr>
+            </w:pPr>
+            <w:r>
+              <w:rPr>
+                <w:sz w:val="24"/>
+                <w:szCs w:val="24"/>
+              </w:rPr>
+              <w:t>The agent’s workflow starts</w:t>
+            </w:r>
+            <w:r>
+              <w:rPr>
+                <w:sz w:val="24"/>
+                <w:szCs w:val="24"/>
+              </w:rPr>
+              <w:t xml:space="preserve"> in </w:t>
+            </w:r>
+            <w:r>
+              <w:rPr>
+                <w:sz w:val="24"/>
+                <w:szCs w:val="24"/>
+              </w:rPr>
+              <w:t>a similar manner</w:t>
+            </w:r>
+            <w:r>
+              <w:rPr>
+                <w:sz w:val="24"/>
+                <w:szCs w:val="24"/>
+              </w:rPr>
+              <w:t xml:space="preserve"> to the </w:t>
+            </w:r>
+            <w:r>
+              <w:rPr>
+                <w:sz w:val="24"/>
+                <w:szCs w:val="24"/>
+              </w:rPr>
+              <w:t>previous</w:t>
+            </w:r>
+            <w:r>
+              <w:rPr>
+                <w:sz w:val="24"/>
+                <w:szCs w:val="24"/>
+              </w:rPr>
+              <w:t xml:space="preserve"> iterations of the system: with a user entering their query. </w:t>
+            </w:r>
+            <w:r>
+              <w:rPr>
+                <w:sz w:val="24"/>
+                <w:szCs w:val="24"/>
+              </w:rPr>
+              <w:t>Since the system has now been updated to take the form of an agent</w:t>
+            </w:r>
+            <w:r>
+              <w:rPr>
+                <w:sz w:val="24"/>
+                <w:szCs w:val="24"/>
+              </w:rPr>
+              <w:t xml:space="preserve">, </w:t>
+            </w:r>
+            <w:r>
+              <w:rPr>
+                <w:sz w:val="24"/>
+                <w:szCs w:val="24"/>
+              </w:rPr>
+              <w:t>t</w:t>
+            </w:r>
+            <w:r>
+              <w:rPr>
+                <w:sz w:val="24"/>
+                <w:szCs w:val="24"/>
+              </w:rPr>
+              <w:t>he</w:t>
+            </w:r>
+            <w:r>
+              <w:rPr>
+                <w:sz w:val="24"/>
+                <w:szCs w:val="24"/>
+              </w:rPr>
+              <w:t xml:space="preserve"> LLM’s decisions </w:t>
+            </w:r>
+            <w:r>
+              <w:rPr>
+                <w:sz w:val="24"/>
+                <w:szCs w:val="24"/>
+              </w:rPr>
+              <w:t>are now the main driving force behind how the system behaves.</w:t>
+            </w:r>
+          </w:p>
+          <w:p>
+            <w:pPr>
               <w:spacing w:after="120"/>
               <w:rPr>
                 <w:sz w:val="24"/>
@@ -703,71 +871,213 @@
                 <w:sz w:val="24"/>
                 <w:szCs w:val="24"/>
               </w:rPr>
-              <w:t>How retrieval is incorporated into the workflow</w:t>
-            </w:r>
-          </w:p>
-          <w:p>
-            <w:pPr>
-              <w:pStyle w:val="ListParagraph"/>
-              <w:numPr>
-                <w:ilvl w:val="0"/>
-                <w:numId w:val="18"/>
-              </w:numPr>
+              <w:t xml:space="preserve">The LLM </w:t>
+            </w:r>
+            <w:r>
+              <w:rPr>
+                <w:sz w:val="24"/>
+                <w:szCs w:val="24"/>
+              </w:rPr>
+              <w:t xml:space="preserve">starts with the system prompt </w:t>
+            </w:r>
+            <w:r>
+              <w:rPr>
+                <w:sz w:val="24"/>
+                <w:szCs w:val="24"/>
+              </w:rPr>
+              <w:t>(</w:t>
+            </w:r>
+            <w:r>
+              <w:rPr>
+                <w:sz w:val="24"/>
+                <w:szCs w:val="24"/>
+              </w:rPr>
+              <w:t>containing</w:t>
+            </w:r>
+            <w:r>
+              <w:rPr>
+                <w:sz w:val="24"/>
+                <w:szCs w:val="24"/>
+              </w:rPr>
+              <w:t xml:space="preserve"> instructions and all </w:t>
+            </w:r>
+            <w:r>
+              <w:rPr>
+                <w:sz w:val="24"/>
+                <w:szCs w:val="24"/>
+              </w:rPr>
+              <w:t>possible agent</w:t>
+            </w:r>
+            <w:r>
+              <w:rPr>
+                <w:sz w:val="24"/>
+                <w:szCs w:val="24"/>
+              </w:rPr>
+              <w:t xml:space="preserve"> actions) </w:t>
+            </w:r>
+            <w:r>
+              <w:rPr>
+                <w:sz w:val="24"/>
+                <w:szCs w:val="24"/>
+              </w:rPr>
+              <w:t xml:space="preserve">and the user’s </w:t>
+            </w:r>
+            <w:r>
+              <w:rPr>
+                <w:sz w:val="24"/>
+                <w:szCs w:val="24"/>
+              </w:rPr>
+              <w:t>question</w:t>
+            </w:r>
+            <w:r>
+              <w:rPr>
+                <w:sz w:val="24"/>
+                <w:szCs w:val="24"/>
+              </w:rPr>
+              <w:t>.</w:t>
+            </w:r>
+            <w:r>
+              <w:rPr>
+                <w:sz w:val="24"/>
+                <w:szCs w:val="24"/>
+              </w:rPr>
+              <w:t xml:space="preserve"> It is then up to the </w:t>
+            </w:r>
+            <w:r>
+              <w:rPr>
+                <w:sz w:val="24"/>
+                <w:szCs w:val="24"/>
+              </w:rPr>
+              <w:t>LLM</w:t>
+            </w:r>
+            <w:r>
+              <w:rPr>
+                <w:sz w:val="24"/>
+                <w:szCs w:val="24"/>
+              </w:rPr>
+              <w:t xml:space="preserve"> </w:t>
+            </w:r>
+            <w:r>
+              <w:rPr>
+                <w:sz w:val="24"/>
+                <w:szCs w:val="24"/>
+              </w:rPr>
+              <w:t xml:space="preserve">to </w:t>
+            </w:r>
+            <w:r>
+              <w:rPr>
+                <w:sz w:val="24"/>
+                <w:szCs w:val="24"/>
+              </w:rPr>
+              <w:t xml:space="preserve">decide to ask a clarifying question </w:t>
+            </w:r>
+            <w:r>
+              <w:rPr>
+                <w:sz w:val="24"/>
+                <w:szCs w:val="24"/>
+              </w:rPr>
+              <w:t>immediately</w:t>
+            </w:r>
+            <w:r>
+              <w:rPr>
+                <w:sz w:val="24"/>
+                <w:szCs w:val="24"/>
+              </w:rPr>
+              <w:t xml:space="preserve"> or retrieve some documents first.</w:t>
+            </w:r>
+            <w:r>
+              <w:rPr>
+                <w:sz w:val="24"/>
+                <w:szCs w:val="24"/>
+              </w:rPr>
+              <w:t xml:space="preserve"> </w:t>
+            </w:r>
+            <w:r>
+              <w:rPr>
+                <w:sz w:val="24"/>
+                <w:szCs w:val="24"/>
+              </w:rPr>
+              <w:t xml:space="preserve">After each step, the LLM is given the results so far and </w:t>
+            </w:r>
+            <w:r>
+              <w:rPr>
+                <w:sz w:val="24"/>
+                <w:szCs w:val="24"/>
+              </w:rPr>
+              <w:t xml:space="preserve">is </w:t>
+            </w:r>
+            <w:r>
+              <w:rPr>
+                <w:sz w:val="24"/>
+                <w:szCs w:val="24"/>
+              </w:rPr>
+              <w:t xml:space="preserve">asked </w:t>
+            </w:r>
+            <w:r>
+              <w:rPr>
+                <w:sz w:val="24"/>
+                <w:szCs w:val="24"/>
+              </w:rPr>
+              <w:t>again what action it wants to take.</w:t>
+            </w:r>
+            <w:r>
+              <w:rPr>
+                <w:sz w:val="24"/>
+                <w:szCs w:val="24"/>
+              </w:rPr>
+              <w:t xml:space="preserve"> This could include retrieving more documents</w:t>
+            </w:r>
+            <w:r>
+              <w:rPr>
+                <w:sz w:val="24"/>
+                <w:szCs w:val="24"/>
+              </w:rPr>
+              <w:t xml:space="preserve"> with a modified question</w:t>
+            </w:r>
+            <w:r>
+              <w:rPr>
+                <w:sz w:val="24"/>
+                <w:szCs w:val="24"/>
+              </w:rPr>
+              <w:t>, asking additional follow-up questions, or generating the final answer.</w:t>
+            </w:r>
+            <w:r>
+              <w:rPr>
+                <w:sz w:val="24"/>
+                <w:szCs w:val="24"/>
+              </w:rPr>
+              <w:t xml:space="preserve"> If </w:t>
+            </w:r>
+            <w:r>
+              <w:rPr>
+                <w:sz w:val="24"/>
+                <w:szCs w:val="24"/>
+              </w:rPr>
+              <w:t xml:space="preserve">a certain threshold of iterations is met, the LLM will not be </w:t>
+            </w:r>
+            <w:r>
+              <w:rPr>
+                <w:sz w:val="24"/>
+                <w:szCs w:val="24"/>
+              </w:rPr>
+              <w:t>consulted,</w:t>
+            </w:r>
+            <w:r>
+              <w:rPr>
+                <w:sz w:val="24"/>
+                <w:szCs w:val="24"/>
+              </w:rPr>
+              <w:t xml:space="preserve"> and the final answer will be generated.</w:t>
+            </w:r>
+          </w:p>
+          <w:p>
+            <w:pPr>
               <w:spacing w:after="120"/>
               <w:rPr>
                 <w:sz w:val="24"/>
                 <w:szCs w:val="24"/>
               </w:rPr>
             </w:pPr>
-            <w:r>
-              <w:rPr>
-                <w:sz w:val="24"/>
-                <w:szCs w:val="24"/>
-              </w:rPr>
-              <w:t>How the system performs reasoning or intermediate processing</w:t>
-            </w:r>
-          </w:p>
-          <w:p>
-            <w:pPr>
-              <w:pStyle w:val="ListParagraph"/>
-              <w:numPr>
-                <w:ilvl w:val="0"/>
-                <w:numId w:val="18"/>
-              </w:numPr>
-              <w:spacing w:after="120"/>
-              <w:rPr>
-                <w:sz w:val="24"/>
-                <w:szCs w:val="24"/>
-              </w:rPr>
-            </w:pPr>
-            <w:r>
-              <w:rPr>
-                <w:sz w:val="24"/>
-                <w:szCs w:val="24"/>
-              </w:rPr>
-              <w:t>Any iterative or multistep behaviors</w:t>
-            </w:r>
-          </w:p>
-          <w:p>
-            <w:pPr>
-              <w:pStyle w:val="ListParagraph"/>
-              <w:numPr>
-                <w:ilvl w:val="0"/>
-                <w:numId w:val="17"/>
-              </w:numPr>
-              <w:spacing w:after="120"/>
-              <w:rPr>
-                <w:sz w:val="24"/>
-                <w:szCs w:val="24"/>
-              </w:rPr>
-            </w:pPr>
-            <w:r>
-              <w:rPr>
-                <w:sz w:val="24"/>
-                <w:szCs w:val="24"/>
-              </w:rPr>
-              <w:t>Any prompts, tools, or workflow components used to guide agent behavior</w:t>
-            </w:r>
           </w:p>
           <w:p>
             <w:pPr>
@@ -922,12 +1232,13 @@
           <w:tcPr>
             <w:tcW w:w="10080" w:type="dxa"/>
             <w:tcBorders>
-              <w:top w:val="single" w:sz="6" w:space="0" w:color="BFBFBF"/>
-              <w:left w:val="single" w:sz="6" w:space="0" w:color="BFBFBF"/>
-              <w:bottom w:val="single" w:sz="6" w:space="0" w:color="BFBFBF"/>
-              <w:right w:val="single" w:sz="6" w:space="0" w:color="BFBFBF"/>
+              <w:top w:val="single" w:color="BFBFBF" w:themeColor="background1" w:themeShade="BF" w:sz="6" w:space="0"/>
+              <w:left w:val="single" w:color="BFBFBF" w:themeColor="background1" w:themeShade="BF" w:sz="6" w:space="0"/>
+              <w:bottom w:val="single" w:color="BFBFBF" w:themeColor="background1" w:themeShade="BF" w:sz="6" w:space="0"/>
+              <w:right w:val="single" w:color="BFBFBF" w:themeColor="background1" w:themeShade="BF" w:sz="6" w:space="0"/>
             </w:tcBorders>
-            <w:shd w:val="clear" w:color="auto" w:fill="F2F2F2"/>
+            <w:shd w:val="clear" w:color="auto" w:fill="F2F2F2" w:themeFill="background1" w:themeFillShade="F2"/>
+            <w:tcMar/>
           </w:tcPr>
           <w:p>
             <w:pPr>
@@ -956,36 +1267,1318 @@
           <w:tcPr>
             <w:tcW w:w="10080" w:type="dxa"/>
             <w:tcBorders>
-              <w:top w:val="single" w:sz="6" w:space="0" w:color="BFBFBF"/>
-              <w:left w:val="single" w:sz="6" w:space="0" w:color="BFBFBF"/>
-              <w:bottom w:val="single" w:sz="6" w:space="0" w:color="BFBFBF"/>
-              <w:right w:val="single" w:sz="6" w:space="0" w:color="BFBFBF"/>
+              <w:top w:val="single" w:color="BFBFBF" w:themeColor="background1" w:themeShade="BF" w:sz="6" w:space="0"/>
+              <w:left w:val="single" w:color="BFBFBF" w:themeColor="background1" w:themeShade="BF" w:sz="6" w:space="0"/>
+              <w:bottom w:val="single" w:color="BFBFBF" w:themeColor="background1" w:themeShade="BF" w:sz="6" w:space="0"/>
+              <w:right w:val="single" w:color="BFBFBF" w:themeColor="background1" w:themeShade="BF" w:sz="6" w:space="0"/>
             </w:tcBorders>
+            <w:tcMar/>
           </w:tcPr>
           <w:p>
             <w:pPr>
               <w:spacing w:after="120"/>
-              <w:rPr>
-                <w:sz w:val="24"/>
-                <w:szCs w:val="24"/>
-              </w:rPr>
-            </w:pPr>
-            <w:r>
-              <w:rPr>
-                <w:sz w:val="24"/>
-                <w:szCs w:val="24"/>
-              </w:rPr>
-              <w:t>Summarize the results of your testing:</w:t>
+            </w:pPr>
+            <w:r>
+              <w:rPr>
+                <w:b w:val="0"/>
+                <w:bCs w:val="0"/>
+                <w:sz w:val="24"/>
+                <w:szCs w:val="24"/>
+              </w:rPr>
+              <w:t>Note: In all of these examples, the system only ran a single retrieve step.</w:t>
+            </w:r>
+            <w:r>
+              <w:rPr>
+                <w:b w:val="0"/>
+                <w:bCs w:val="0"/>
+                <w:sz w:val="24"/>
+                <w:szCs w:val="24"/>
+              </w:rPr>
+              <w:t xml:space="preserve"> During development, I did </w:t>
+            </w:r>
+            <w:r>
+              <w:rPr>
+                <w:b w:val="0"/>
+                <w:bCs w:val="0"/>
+                <w:sz w:val="24"/>
+                <w:szCs w:val="24"/>
+              </w:rPr>
+              <w:t>observe</w:t>
+            </w:r>
+            <w:r>
+              <w:rPr>
+                <w:b w:val="0"/>
+                <w:bCs w:val="0"/>
+                <w:sz w:val="24"/>
+                <w:szCs w:val="24"/>
+              </w:rPr>
+              <w:t xml:space="preserve"> cases where multiple retrieval steps were run, </w:t>
+            </w:r>
+            <w:r>
+              <w:rPr>
+                <w:b w:val="0"/>
+                <w:bCs w:val="0"/>
+                <w:sz w:val="24"/>
+                <w:szCs w:val="24"/>
+              </w:rPr>
+              <w:t>but I</w:t>
+            </w:r>
+            <w:r>
+              <w:rPr>
+                <w:b w:val="0"/>
+                <w:bCs w:val="0"/>
+                <w:sz w:val="24"/>
+                <w:szCs w:val="24"/>
+              </w:rPr>
+              <w:t xml:space="preserve"> </w:t>
+            </w:r>
+            <w:r>
+              <w:rPr>
+                <w:b w:val="0"/>
+                <w:bCs w:val="0"/>
+                <w:sz w:val="24"/>
+                <w:szCs w:val="24"/>
+              </w:rPr>
+              <w:t>guess the retrieval was just a little too good at its job here.</w:t>
             </w:r>
           </w:p>
           <w:p>
             <w:pPr>
               <w:spacing w:after="120"/>
               <w:rPr>
-                <w:sz w:val="24"/>
-                <w:szCs w:val="24"/>
-              </w:rPr>
-            </w:pPr>
+                <w:b w:val="1"/>
+                <w:bCs w:val="1"/>
+                <w:sz w:val="24"/>
+                <w:szCs w:val="24"/>
+              </w:rPr>
+            </w:pPr>
+            <w:r>
+              <w:rPr>
+                <w:b w:val="1"/>
+                <w:bCs w:val="1"/>
+                <w:sz w:val="24"/>
+                <w:szCs w:val="24"/>
+              </w:rPr>
+              <w:t>Test case 1:</w:t>
+            </w:r>
+          </w:p>
+          <w:p>
+            <w:pPr>
+              <w:shd w:val="clear" w:color="auto" w:fill="282828"/>
+              <w:spacing w:before="0" w:beforeAutospacing="off" w:after="0" w:afterAutospacing="off" w:line="240" w:lineRule="auto"/>
+            </w:pPr>
+            <w:r>
+              <w:rPr>
+                <w:rFonts w:ascii="CaskaydiaMono Nerd Font" w:hAnsi="CaskaydiaMono Nerd Font" w:eastAsia="CaskaydiaMono Nerd Font" w:cs="CaskaydiaMono Nerd Font"/>
+                <w:b w:val="0"/>
+                <w:bCs w:val="0"/>
+                <w:noProof w:val="0"/>
+                <w:color w:val="EBDBB2"/>
+                <w:sz w:val="18"/>
+                <w:szCs w:val="18"/>
+                <w:lang w:val="en-US"/>
+              </w:rPr>
+              <w:t>[</w:t>
+            </w:r>
+            <w:r>
+              <w:rPr>
+                <w:rFonts w:ascii="CaskaydiaMono Nerd Font" w:hAnsi="CaskaydiaMono Nerd Font" w:eastAsia="CaskaydiaMono Nerd Font" w:cs="CaskaydiaMono Nerd Font"/>
+                <w:b w:val="0"/>
+                <w:bCs w:val="0"/>
+                <w:i w:val="1"/>
+                <w:iCs w:val="1"/>
+                <w:noProof w:val="0"/>
+                <w:color w:val="928374"/>
+                <w:sz w:val="18"/>
+                <w:szCs w:val="18"/>
+                <w:lang w:val="en-US"/>
+              </w:rPr>
+              <w:t>2026-09-26T00:30:32</w:t>
+            </w:r>
+            <w:r>
+              <w:rPr>
+                <w:rFonts w:ascii="CaskaydiaMono Nerd Font" w:hAnsi="CaskaydiaMono Nerd Font" w:eastAsia="CaskaydiaMono Nerd Font" w:cs="CaskaydiaMono Nerd Font"/>
+                <w:b w:val="0"/>
+                <w:bCs w:val="0"/>
+                <w:noProof w:val="0"/>
+                <w:color w:val="EBDBB2"/>
+                <w:sz w:val="18"/>
+                <w:szCs w:val="18"/>
+                <w:lang w:val="en-US"/>
+              </w:rPr>
+              <w:t>] AGENTIC</w:t>
+            </w:r>
+          </w:p>
+          <w:p>
+            <w:pPr>
+              <w:shd w:val="clear" w:color="auto" w:fill="282828"/>
+              <w:spacing w:before="0" w:beforeAutospacing="off" w:after="0" w:afterAutospacing="off" w:line="240" w:lineRule="auto"/>
+            </w:pPr>
+            <w:r>
+              <w:rPr>
+                <w:rFonts w:ascii="CaskaydiaMono Nerd Font" w:hAnsi="CaskaydiaMono Nerd Font" w:eastAsia="CaskaydiaMono Nerd Font" w:cs="CaskaydiaMono Nerd Font"/>
+                <w:b w:val="0"/>
+                <w:bCs w:val="0"/>
+                <w:noProof w:val="0"/>
+                <w:color w:val="EBDBB2"/>
+                <w:sz w:val="18"/>
+                <w:szCs w:val="18"/>
+                <w:lang w:val="en-US"/>
+              </w:rPr>
+              <w:t>Q: What is unique about program synthesis by sketching? And how does it compare to other techniques?</w:t>
+            </w:r>
+          </w:p>
+          <w:p>
+            <w:pPr>
+              <w:shd w:val="clear" w:color="auto" w:fill="282828"/>
+              <w:spacing w:before="0" w:beforeAutospacing="off" w:after="0" w:afterAutospacing="off" w:line="240" w:lineRule="auto"/>
+            </w:pPr>
+            <w:r>
+              <w:rPr>
+                <w:rFonts w:ascii="CaskaydiaMono Nerd Font" w:hAnsi="CaskaydiaMono Nerd Font" w:eastAsia="CaskaydiaMono Nerd Font" w:cs="CaskaydiaMono Nerd Font"/>
+                <w:b w:val="0"/>
+                <w:bCs w:val="0"/>
+                <w:noProof w:val="0"/>
+                <w:color w:val="EBDBB2"/>
+                <w:sz w:val="18"/>
+                <w:szCs w:val="18"/>
+                <w:lang w:val="en-US"/>
+              </w:rPr>
+              <w:t>A: Program synthesis by sketching is unique because the programmer writes a **partial program** that captures the **high-level structure** of the solution, while leaving the **low-level details unspecified** for the synthesizer to fill in.</w:t>
+            </w:r>
+          </w:p>
+          <w:p>
+            <w:pPr>
+              <w:shd w:val="clear" w:color="auto" w:fill="282828"/>
+              <w:spacing w:before="0" w:beforeAutospacing="off" w:after="0" w:afterAutospacing="off" w:line="240" w:lineRule="auto"/>
+            </w:pPr>
+          </w:p>
+          <w:p>
+            <w:pPr>
+              <w:shd w:val="clear" w:color="auto" w:fill="282828"/>
+              <w:spacing w:before="0" w:beforeAutospacing="off" w:after="0" w:afterAutospacing="off" w:line="240" w:lineRule="auto"/>
+            </w:pPr>
+            <w:r>
+              <w:rPr>
+                <w:rFonts w:ascii="CaskaydiaMono Nerd Font" w:hAnsi="CaskaydiaMono Nerd Font" w:eastAsia="CaskaydiaMono Nerd Font" w:cs="CaskaydiaMono Nerd Font"/>
+                <w:b w:val="0"/>
+                <w:bCs w:val="0"/>
+                <w:noProof w:val="0"/>
+                <w:color w:val="EBDBB2"/>
+                <w:sz w:val="18"/>
+                <w:szCs w:val="18"/>
+                <w:lang w:val="en-US"/>
+              </w:rPr>
+              <w:t>As the paper says, sketching is:</w:t>
+            </w:r>
+          </w:p>
+          <w:p>
+            <w:pPr>
+              <w:shd w:val="clear" w:color="auto" w:fill="282828"/>
+              <w:spacing w:before="0" w:beforeAutospacing="off" w:after="0" w:afterAutospacing="off" w:line="240" w:lineRule="auto"/>
+            </w:pPr>
+          </w:p>
+          <w:p>
+            <w:pPr>
+              <w:shd w:val="clear" w:color="auto" w:fill="282828"/>
+              <w:spacing w:before="0" w:beforeAutospacing="off" w:after="0" w:afterAutospacing="off" w:line="240" w:lineRule="auto"/>
+            </w:pPr>
+            <w:r>
+              <w:rPr>
+                <w:rFonts w:ascii="CaskaydiaMono Nerd Font" w:hAnsi="CaskaydiaMono Nerd Font" w:eastAsia="CaskaydiaMono Nerd Font" w:cs="CaskaydiaMono Nerd Font"/>
+                <w:b w:val="0"/>
+                <w:bCs w:val="0"/>
+                <w:noProof w:val="0"/>
+                <w:color w:val="EBDBB2"/>
+                <w:sz w:val="18"/>
+                <w:szCs w:val="18"/>
+                <w:lang w:val="en-US"/>
+              </w:rPr>
+              <w:t xml:space="preserve">&gt; “a new form of localized program synthesis” that lets the programmer “express their high-level insights about a problem by writing a sketch—a partial program that encodes the structure of a solution while leaving its low-level details unspecified.” </w:t>
+            </w:r>
+          </w:p>
+          <w:p>
+            <w:pPr>
+              <w:shd w:val="clear" w:color="auto" w:fill="282828"/>
+              <w:spacing w:before="0" w:beforeAutospacing="off" w:after="0" w:afterAutospacing="off" w:line="240" w:lineRule="auto"/>
+            </w:pPr>
+            <w:r>
+              <w:rPr>
+                <w:rFonts w:ascii="CaskaydiaMono Nerd Font" w:hAnsi="CaskaydiaMono Nerd Font" w:eastAsia="CaskaydiaMono Nerd Font" w:cs="CaskaydiaMono Nerd Font"/>
+                <w:b w:val="0"/>
+                <w:bCs w:val="0"/>
+                <w:noProof w:val="0"/>
+                <w:color w:val="EBDBB2"/>
+                <w:sz w:val="18"/>
+                <w:szCs w:val="18"/>
+                <w:lang w:val="en-US"/>
+              </w:rPr>
+              <w:t xml:space="preserve">&gt; The synthesizer then “derive[s] the missing details in the sketch to produce a working implementation” using a reference implementation or tests. </w:t>
+            </w:r>
+          </w:p>
+          <w:p>
+            <w:pPr>
+              <w:shd w:val="clear" w:color="auto" w:fill="282828"/>
+              <w:spacing w:before="0" w:beforeAutospacing="off" w:after="0" w:afterAutospacing="off" w:line="240" w:lineRule="auto"/>
+            </w:pPr>
+          </w:p>
+          <w:p>
+            <w:pPr>
+              <w:shd w:val="clear" w:color="auto" w:fill="282828"/>
+              <w:spacing w:before="0" w:beforeAutospacing="off" w:after="0" w:afterAutospacing="off" w:line="240" w:lineRule="auto"/>
+            </w:pPr>
+            <w:r>
+              <w:rPr>
+                <w:rFonts w:ascii="CaskaydiaMono Nerd Font" w:hAnsi="CaskaydiaMono Nerd Font" w:eastAsia="CaskaydiaMono Nerd Font" w:cs="CaskaydiaMono Nerd Font"/>
+                <w:b w:val="0"/>
+                <w:bCs w:val="0"/>
+                <w:noProof w:val="0"/>
+                <w:color w:val="EBDBB2"/>
+                <w:sz w:val="18"/>
+                <w:szCs w:val="18"/>
+                <w:lang w:val="en-US"/>
+              </w:rPr>
+              <w:t>So the key idea is: **human provides structure and intent; synthesis fills in the details**.</w:t>
+            </w:r>
+          </w:p>
+          <w:p>
+            <w:pPr>
+              <w:shd w:val="clear" w:color="auto" w:fill="282828"/>
+              <w:spacing w:before="0" w:beforeAutospacing="off" w:after="0" w:afterAutospacing="off" w:line="240" w:lineRule="auto"/>
+            </w:pPr>
+          </w:p>
+          <w:p>
+            <w:pPr>
+              <w:shd w:val="clear" w:color="auto" w:fill="282828"/>
+              <w:spacing w:before="0" w:beforeAutospacing="off" w:after="0" w:afterAutospacing="off" w:line="240" w:lineRule="auto"/>
+            </w:pPr>
+            <w:r>
+              <w:rPr>
+                <w:rFonts w:ascii="CaskaydiaMono Nerd Font" w:hAnsi="CaskaydiaMono Nerd Font" w:eastAsia="CaskaydiaMono Nerd Font" w:cs="CaskaydiaMono Nerd Font"/>
+                <w:b w:val="0"/>
+                <w:bCs w:val="0"/>
+                <w:noProof w:val="0"/>
+                <w:color w:val="EBDBB2"/>
+                <w:sz w:val="18"/>
+                <w:szCs w:val="18"/>
+                <w:lang w:val="en-US"/>
+              </w:rPr>
+              <w:t>### How it compares to other techniques</w:t>
+            </w:r>
+          </w:p>
+          <w:p>
+            <w:pPr>
+              <w:shd w:val="clear" w:color="auto" w:fill="282828"/>
+              <w:spacing w:before="0" w:beforeAutospacing="off" w:after="0" w:afterAutospacing="off" w:line="240" w:lineRule="auto"/>
+            </w:pPr>
+          </w:p>
+          <w:p>
+            <w:pPr>
+              <w:shd w:val="clear" w:color="auto" w:fill="282828"/>
+              <w:spacing w:before="0" w:beforeAutospacing="off" w:after="0" w:afterAutospacing="off" w:line="240" w:lineRule="auto"/>
+            </w:pPr>
+            <w:r>
+              <w:rPr>
+                <w:rFonts w:ascii="CaskaydiaMono Nerd Font" w:hAnsi="CaskaydiaMono Nerd Font" w:eastAsia="CaskaydiaMono Nerd Font" w:cs="CaskaydiaMono Nerd Font"/>
+                <w:b w:val="0"/>
+                <w:bCs w:val="0"/>
+                <w:noProof w:val="0"/>
+                <w:color w:val="EBDBB2"/>
+                <w:sz w:val="18"/>
+                <w:szCs w:val="18"/>
+                <w:lang w:val="en-US"/>
+              </w:rPr>
+              <w:t>The retrieved documents contrast sketching with several other approaches:</w:t>
+            </w:r>
+          </w:p>
+          <w:p>
+            <w:pPr>
+              <w:shd w:val="clear" w:color="auto" w:fill="282828"/>
+              <w:spacing w:before="0" w:beforeAutospacing="off" w:after="0" w:afterAutospacing="off" w:line="240" w:lineRule="auto"/>
+            </w:pPr>
+          </w:p>
+          <w:p>
+            <w:pPr>
+              <w:shd w:val="clear" w:color="auto" w:fill="282828"/>
+              <w:spacing w:before="0" w:beforeAutospacing="off" w:after="0" w:afterAutospacing="off" w:line="240" w:lineRule="auto"/>
+            </w:pPr>
+            <w:r>
+              <w:rPr>
+                <w:rFonts w:ascii="CaskaydiaMono Nerd Font" w:hAnsi="CaskaydiaMono Nerd Font" w:eastAsia="CaskaydiaMono Nerd Font" w:cs="CaskaydiaMono Nerd Font"/>
+                <w:b w:val="0"/>
+                <w:bCs w:val="0"/>
+                <w:noProof w:val="0"/>
+                <w:color w:val="EBDBB2"/>
+                <w:sz w:val="18"/>
+                <w:szCs w:val="18"/>
+                <w:lang w:val="en-US"/>
+              </w:rPr>
+              <w:t>- **Compared to manually modeled synthesis**, sketching avoids requiring the user to write extra models/specifications. Sketcham notes that manually created models exist, but its contribution is that it “free[s] the Sketch user from needing to write models” by generating them automatically from tests.</w:t>
+            </w:r>
+          </w:p>
+          <w:p>
+            <w:pPr>
+              <w:shd w:val="clear" w:color="auto" w:fill="282828"/>
+              <w:spacing w:before="0" w:beforeAutospacing="off" w:after="0" w:afterAutospacing="off" w:line="240" w:lineRule="auto"/>
+            </w:pPr>
+          </w:p>
+          <w:p>
+            <w:pPr>
+              <w:shd w:val="clear" w:color="auto" w:fill="282828"/>
+              <w:spacing w:before="0" w:beforeAutospacing="off" w:after="0" w:afterAutospacing="off" w:line="240" w:lineRule="auto"/>
+            </w:pPr>
+            <w:r>
+              <w:rPr>
+                <w:rFonts w:ascii="CaskaydiaMono Nerd Font" w:hAnsi="CaskaydiaMono Nerd Font" w:eastAsia="CaskaydiaMono Nerd Font" w:cs="CaskaydiaMono Nerd Font"/>
+                <w:b w:val="0"/>
+                <w:bCs w:val="0"/>
+                <w:noProof w:val="0"/>
+                <w:color w:val="EBDBB2"/>
+                <w:sz w:val="18"/>
+                <w:szCs w:val="18"/>
+                <w:lang w:val="en-US"/>
+              </w:rPr>
+              <w:t>- **Compared to component-based synthesis**, which builds solutions “from the bottom up” from base components, sketching is described as breaking problems apart **from the top down**, “at function level granularity.”</w:t>
+            </w:r>
+          </w:p>
+          <w:p>
+            <w:pPr>
+              <w:shd w:val="clear" w:color="auto" w:fill="282828"/>
+              <w:spacing w:before="0" w:beforeAutospacing="off" w:after="0" w:afterAutospacing="off" w:line="240" w:lineRule="auto"/>
+            </w:pPr>
+          </w:p>
+          <w:p>
+            <w:pPr>
+              <w:shd w:val="clear" w:color="auto" w:fill="282828"/>
+              <w:spacing w:before="0" w:beforeAutospacing="off" w:after="0" w:afterAutospacing="off" w:line="240" w:lineRule="auto"/>
+            </w:pPr>
+            <w:r>
+              <w:rPr>
+                <w:rFonts w:ascii="CaskaydiaMono Nerd Font" w:hAnsi="CaskaydiaMono Nerd Font" w:eastAsia="CaskaydiaMono Nerd Font" w:cs="CaskaydiaMono Nerd Font"/>
+                <w:b w:val="0"/>
+                <w:bCs w:val="0"/>
+                <w:noProof w:val="0"/>
+                <w:color w:val="EBDBB2"/>
+                <w:sz w:val="18"/>
+                <w:szCs w:val="18"/>
+                <w:lang w:val="en-US"/>
+              </w:rPr>
+              <w:t>- **Compared to symbolic-execution-based modular synthesis**, some methods derive specifications from code or execution, but Sketcham says its approach differs because it derives mocks/specs “directly from the input’s assertions,” so it does not need to inspect the code being modeled.</w:t>
+            </w:r>
+          </w:p>
+          <w:p>
+            <w:pPr>
+              <w:shd w:val="clear" w:color="auto" w:fill="282828"/>
+              <w:spacing w:before="0" w:beforeAutospacing="off" w:after="0" w:afterAutospacing="off" w:line="240" w:lineRule="auto"/>
+            </w:pPr>
+          </w:p>
+          <w:p>
+            <w:pPr>
+              <w:shd w:val="clear" w:color="auto" w:fill="282828"/>
+              <w:spacing w:before="0" w:beforeAutospacing="off" w:after="0" w:afterAutospacing="off" w:line="240" w:lineRule="auto"/>
+            </w:pPr>
+            <w:r>
+              <w:rPr>
+                <w:rFonts w:ascii="CaskaydiaMono Nerd Font" w:hAnsi="CaskaydiaMono Nerd Font" w:eastAsia="CaskaydiaMono Nerd Font" w:cs="CaskaydiaMono Nerd Font"/>
+                <w:b w:val="0"/>
+                <w:bCs w:val="0"/>
+                <w:noProof w:val="0"/>
+                <w:color w:val="EBDBB2"/>
+                <w:sz w:val="18"/>
+                <w:szCs w:val="18"/>
+                <w:lang w:val="en-US"/>
+              </w:rPr>
+              <w:t>- **Compared to angelic nondeterminism**, Sketcham says that approach introduces “arbitrary angelic values,” whereas sketching/mocks constrain behavior using the function’s inferred specification.</w:t>
+            </w:r>
+          </w:p>
+          <w:p>
+            <w:pPr>
+              <w:shd w:val="clear" w:color="auto" w:fill="282828"/>
+              <w:spacing w:before="0" w:beforeAutospacing="off" w:after="0" w:afterAutospacing="off" w:line="240" w:lineRule="auto"/>
+            </w:pPr>
+          </w:p>
+          <w:p>
+            <w:pPr>
+              <w:shd w:val="clear" w:color="auto" w:fill="282828"/>
+              <w:spacing w:before="0" w:beforeAutospacing="off" w:after="0" w:afterAutospacing="off" w:line="240" w:lineRule="auto"/>
+            </w:pPr>
+            <w:r>
+              <w:rPr>
+                <w:rFonts w:ascii="CaskaydiaMono Nerd Font" w:hAnsi="CaskaydiaMono Nerd Font" w:eastAsia="CaskaydiaMono Nerd Font" w:cs="CaskaydiaMono Nerd Font"/>
+                <w:b w:val="0"/>
+                <w:bCs w:val="0"/>
+                <w:noProof w:val="0"/>
+                <w:color w:val="EBDBB2"/>
+                <w:sz w:val="18"/>
+                <w:szCs w:val="18"/>
+                <w:lang w:val="en-US"/>
+              </w:rPr>
+              <w:t>- **Compared to divide-and-conquer splitting**, Sketcham says sketching-style modularization is done “structurally in a single pass,” rather than by iterative heuristic splitting.</w:t>
+            </w:r>
+          </w:p>
+          <w:p>
+            <w:pPr>
+              <w:shd w:val="clear" w:color="auto" w:fill="282828"/>
+              <w:spacing w:before="0" w:beforeAutospacing="off" w:after="0" w:afterAutospacing="off" w:line="240" w:lineRule="auto"/>
+            </w:pPr>
+          </w:p>
+          <w:p>
+            <w:pPr>
+              <w:shd w:val="clear" w:color="auto" w:fill="282828"/>
+              <w:spacing w:before="0" w:beforeAutospacing="off" w:after="0" w:afterAutospacing="off" w:line="240" w:lineRule="auto"/>
+            </w:pPr>
+            <w:r>
+              <w:rPr>
+                <w:rFonts w:ascii="CaskaydiaMono Nerd Font" w:hAnsi="CaskaydiaMono Nerd Font" w:eastAsia="CaskaydiaMono Nerd Font" w:cs="CaskaydiaMono Nerd Font"/>
+                <w:b w:val="0"/>
+                <w:bCs w:val="0"/>
+                <w:noProof w:val="0"/>
+                <w:color w:val="EBDBB2"/>
+                <w:sz w:val="18"/>
+                <w:szCs w:val="18"/>
+                <w:lang w:val="en-US"/>
+              </w:rPr>
+              <w:t>### Short summary</w:t>
+            </w:r>
+          </w:p>
+          <w:p>
+            <w:pPr>
+              <w:shd w:val="clear" w:color="auto" w:fill="282828"/>
+              <w:spacing w:before="0" w:beforeAutospacing="off" w:after="0" w:afterAutospacing="off" w:line="240" w:lineRule="auto"/>
+            </w:pPr>
+          </w:p>
+          <w:p>
+            <w:pPr>
+              <w:shd w:val="clear" w:color="auto" w:fill="282828"/>
+              <w:spacing w:before="0" w:beforeAutospacing="off" w:after="0" w:afterAutospacing="off" w:line="240" w:lineRule="auto"/>
+            </w:pPr>
+            <w:r>
+              <w:rPr>
+                <w:rFonts w:ascii="CaskaydiaMono Nerd Font" w:hAnsi="CaskaydiaMono Nerd Font" w:eastAsia="CaskaydiaMono Nerd Font" w:cs="CaskaydiaMono Nerd Font"/>
+                <w:b w:val="0"/>
+                <w:bCs w:val="0"/>
+                <w:noProof w:val="0"/>
+                <w:color w:val="EBDBB2"/>
+                <w:sz w:val="18"/>
+                <w:szCs w:val="18"/>
+                <w:lang w:val="en-US"/>
+              </w:rPr>
+              <w:t>Sketching is distinctive because it is **programmer-guided synthesis**: the programmer gives a **partial solution shape**, and the synthesizer completes it. Compared with other synthesis techniques, it is especially notable for its **top-down, structure-preserving** way of specifying programs, rather than requiring either fully detailed specifications, bottom-up assembly from components, or arbitrary nondeterministic choices.</w:t>
+            </w:r>
+          </w:p>
+          <w:p>
+            <w:pPr>
+              <w:shd w:val="clear" w:color="auto" w:fill="282828"/>
+              <w:spacing w:before="0" w:beforeAutospacing="off" w:after="0" w:afterAutospacing="off" w:line="240" w:lineRule="auto"/>
+            </w:pPr>
+          </w:p>
+          <w:p>
+            <w:pPr>
+              <w:shd w:val="clear" w:color="auto" w:fill="282828"/>
+              <w:spacing w:before="0" w:beforeAutospacing="off" w:after="0" w:afterAutospacing="off" w:line="240" w:lineRule="auto"/>
+            </w:pPr>
+            <w:r>
+              <w:rPr>
+                <w:rFonts w:ascii="CaskaydiaMono Nerd Font" w:hAnsi="CaskaydiaMono Nerd Font" w:eastAsia="CaskaydiaMono Nerd Font" w:cs="CaskaydiaMono Nerd Font"/>
+                <w:b w:val="0"/>
+                <w:bCs w:val="0"/>
+                <w:noProof w:val="0"/>
+                <w:color w:val="EBDBB2"/>
+                <w:sz w:val="18"/>
+                <w:szCs w:val="18"/>
+                <w:lang w:val="en-US"/>
+              </w:rPr>
+              <w:t>If you want, I can also turn this into a **</w:t>
+            </w:r>
+            <w:r>
+              <w:rPr>
+                <w:rFonts w:ascii="CaskaydiaMono Nerd Font" w:hAnsi="CaskaydiaMono Nerd Font" w:eastAsia="CaskaydiaMono Nerd Font" w:cs="CaskaydiaMono Nerd Font"/>
+                <w:b w:val="0"/>
+                <w:bCs w:val="0"/>
+                <w:noProof w:val="0"/>
+                <w:color w:val="D3869B"/>
+                <w:sz w:val="18"/>
+                <w:szCs w:val="18"/>
+                <w:lang w:val="en-US"/>
+              </w:rPr>
+              <w:t>1</w:t>
+            </w:r>
+            <w:r>
+              <w:rPr>
+                <w:rFonts w:ascii="CaskaydiaMono Nerd Font" w:hAnsi="CaskaydiaMono Nerd Font" w:eastAsia="CaskaydiaMono Nerd Font" w:cs="CaskaydiaMono Nerd Font"/>
+                <w:b w:val="0"/>
+                <w:bCs w:val="0"/>
+                <w:noProof w:val="0"/>
+                <w:color w:val="EBDBB2"/>
+                <w:sz w:val="18"/>
+                <w:szCs w:val="18"/>
+                <w:lang w:val="en-US"/>
+              </w:rPr>
+              <w:t>–</w:t>
+            </w:r>
+            <w:r>
+              <w:rPr>
+                <w:rFonts w:ascii="CaskaydiaMono Nerd Font" w:hAnsi="CaskaydiaMono Nerd Font" w:eastAsia="CaskaydiaMono Nerd Font" w:cs="CaskaydiaMono Nerd Font"/>
+                <w:b w:val="0"/>
+                <w:bCs w:val="0"/>
+                <w:noProof w:val="0"/>
+                <w:color w:val="D3869B"/>
+                <w:sz w:val="18"/>
+                <w:szCs w:val="18"/>
+                <w:lang w:val="en-US"/>
+              </w:rPr>
+              <w:t>2</w:t>
+            </w:r>
+            <w:r>
+              <w:rPr>
+                <w:rFonts w:ascii="CaskaydiaMono Nerd Font" w:hAnsi="CaskaydiaMono Nerd Font" w:eastAsia="CaskaydiaMono Nerd Font" w:cs="CaskaydiaMono Nerd Font"/>
+                <w:b w:val="0"/>
+                <w:bCs w:val="0"/>
+                <w:noProof w:val="0"/>
+                <w:color w:val="EBDBB2"/>
+                <w:sz w:val="18"/>
+                <w:szCs w:val="18"/>
+                <w:lang w:val="en-US"/>
+              </w:rPr>
+              <w:t xml:space="preserve"> sentence exam-style answer**.</w:t>
+            </w:r>
+          </w:p>
+          <w:p>
+            <w:pPr>
+              <w:spacing w:after="120"/>
+            </w:pPr>
+            <w:r>
+              <w:rPr>
+                <w:sz w:val="24"/>
+                <w:szCs w:val="24"/>
+              </w:rPr>
+              <w:t>Agent log:</w:t>
+            </w:r>
+          </w:p>
+          <w:p>
+            <w:pPr>
+              <w:shd w:val="clear" w:color="auto" w:fill="282828"/>
+              <w:spacing w:before="0" w:beforeAutospacing="off" w:after="0" w:afterAutospacing="off" w:line="240" w:lineRule="auto"/>
+            </w:pPr>
+            <w:r>
+              <w:rPr>
+                <w:rFonts w:ascii="CaskaydiaMono Nerd Font" w:hAnsi="CaskaydiaMono Nerd Font" w:eastAsia="CaskaydiaMono Nerd Font" w:cs="CaskaydiaMono Nerd Font"/>
+                <w:b w:val="0"/>
+                <w:bCs w:val="0"/>
+                <w:noProof w:val="0"/>
+                <w:color w:val="EBDBB2"/>
+                <w:sz w:val="18"/>
+                <w:szCs w:val="18"/>
+                <w:lang w:val="en-US"/>
+              </w:rPr>
+              <w:t>Decide step: {"action":"retrieve","query":"program synthesis by sketching unique compared to other techniques sketching paper overview bounds examples","reasoning":"Need authoritative sources explaining what is unique about sketching-based program synthesis and how it compares to other synthesis techniques before answering."}</w:t>
+            </w:r>
+          </w:p>
+          <w:p>
+            <w:pPr>
+              <w:shd w:val="clear" w:color="auto" w:fill="282828"/>
+              <w:spacing w:before="0" w:beforeAutospacing="off" w:after="0" w:afterAutospacing="off" w:line="240" w:lineRule="auto"/>
+            </w:pPr>
+            <w:r>
+              <w:rPr>
+                <w:rFonts w:ascii="CaskaydiaMono Nerd Font" w:hAnsi="CaskaydiaMono Nerd Font" w:eastAsia="CaskaydiaMono Nerd Font" w:cs="CaskaydiaMono Nerd Font"/>
+                <w:b w:val="0"/>
+                <w:bCs w:val="0"/>
+                <w:noProof w:val="0"/>
+                <w:color w:val="EBDBB2"/>
+                <w:sz w:val="18"/>
+                <w:szCs w:val="18"/>
+                <w:lang w:val="en-US"/>
+              </w:rPr>
+              <w:t>Decide step: {"action":"answer","reasoning":"We have sufficient authoritative sources from Solar-Lezama’s Sketch paper and related Sketch literature. They explain that sketching is unique because it lets programmers provide a partial program with holes to capture high-level structure while the synthesizer fills in low-level details, using assertions/tests and CEGIS. The comparison to other techniques is also covered: it is contrasted with component-based synthesis, symbolic-execution-based modular synthesis, angelic completion, and manually modelled/mocked approaches."}</w:t>
+            </w:r>
+          </w:p>
+          <w:p>
+            <w:pPr>
+              <w:spacing w:after="120"/>
+            </w:pPr>
+            <w:r>
+              <w:rPr>
+                <w:sz w:val="24"/>
+                <w:szCs w:val="24"/>
+              </w:rPr>
+              <w:t xml:space="preserve"> </w:t>
+            </w:r>
+          </w:p>
+          <w:p>
+            <w:pPr>
+              <w:spacing w:after="120"/>
+              <w:rPr>
+                <w:sz w:val="24"/>
+                <w:szCs w:val="24"/>
+              </w:rPr>
+            </w:pPr>
+            <w:r>
+              <w:rPr>
+                <w:b w:val="1"/>
+                <w:bCs w:val="1"/>
+                <w:sz w:val="24"/>
+                <w:szCs w:val="24"/>
+              </w:rPr>
+              <w:t xml:space="preserve">Test Case 2: </w:t>
+            </w:r>
+            <w:r>
+              <w:rPr>
+                <w:sz w:val="24"/>
+                <w:szCs w:val="24"/>
+              </w:rPr>
+              <w:t xml:space="preserve">(also included an unlogged input giving </w:t>
+            </w:r>
+            <w:r>
+              <w:rPr>
+                <w:sz w:val="24"/>
+                <w:szCs w:val="24"/>
+              </w:rPr>
+              <w:t>clarifying the agent should look for papers about policy extraction)</w:t>
+            </w:r>
+          </w:p>
+          <w:p>
+            <w:pPr>
+              <w:shd w:val="clear" w:color="auto" w:fill="282828"/>
+              <w:spacing w:before="0" w:beforeAutospacing="off" w:after="0" w:afterAutospacing="off" w:line="240" w:lineRule="auto"/>
+            </w:pPr>
+            <w:r>
+              <w:rPr>
+                <w:rFonts w:ascii="CaskaydiaMono Nerd Font" w:hAnsi="CaskaydiaMono Nerd Font" w:eastAsia="CaskaydiaMono Nerd Font" w:cs="CaskaydiaMono Nerd Font"/>
+                <w:b w:val="0"/>
+                <w:bCs w:val="0"/>
+                <w:noProof w:val="0"/>
+                <w:color w:val="EBDBB2"/>
+                <w:sz w:val="18"/>
+                <w:szCs w:val="18"/>
+                <w:lang w:val="en-US"/>
+              </w:rPr>
+              <w:t>[</w:t>
+            </w:r>
+            <w:r>
+              <w:rPr>
+                <w:rFonts w:ascii="CaskaydiaMono Nerd Font" w:hAnsi="CaskaydiaMono Nerd Font" w:eastAsia="CaskaydiaMono Nerd Font" w:cs="CaskaydiaMono Nerd Font"/>
+                <w:b w:val="0"/>
+                <w:bCs w:val="0"/>
+                <w:i w:val="1"/>
+                <w:iCs w:val="1"/>
+                <w:noProof w:val="0"/>
+                <w:color w:val="928374"/>
+                <w:sz w:val="18"/>
+                <w:szCs w:val="18"/>
+                <w:lang w:val="en-US"/>
+              </w:rPr>
+              <w:t>2026-09-26T00:31:10</w:t>
+            </w:r>
+            <w:r>
+              <w:rPr>
+                <w:rFonts w:ascii="CaskaydiaMono Nerd Font" w:hAnsi="CaskaydiaMono Nerd Font" w:eastAsia="CaskaydiaMono Nerd Font" w:cs="CaskaydiaMono Nerd Font"/>
+                <w:b w:val="0"/>
+                <w:bCs w:val="0"/>
+                <w:noProof w:val="0"/>
+                <w:color w:val="EBDBB2"/>
+                <w:sz w:val="18"/>
+                <w:szCs w:val="18"/>
+                <w:lang w:val="en-US"/>
+              </w:rPr>
+              <w:t>] AGENTIC</w:t>
+            </w:r>
+          </w:p>
+          <w:p>
+            <w:pPr>
+              <w:shd w:val="clear" w:color="auto" w:fill="282828"/>
+              <w:spacing w:before="0" w:beforeAutospacing="off" w:after="0" w:afterAutospacing="off" w:line="240" w:lineRule="auto"/>
+            </w:pPr>
+            <w:r>
+              <w:rPr>
+                <w:rFonts w:ascii="CaskaydiaMono Nerd Font" w:hAnsi="CaskaydiaMono Nerd Font" w:eastAsia="CaskaydiaMono Nerd Font" w:cs="CaskaydiaMono Nerd Font"/>
+                <w:b w:val="0"/>
+                <w:bCs w:val="0"/>
+                <w:noProof w:val="0"/>
+                <w:color w:val="EBDBB2"/>
+                <w:sz w:val="18"/>
+                <w:szCs w:val="18"/>
+                <w:lang w:val="en-US"/>
+              </w:rPr>
+              <w:t>Q: Policy extraction?</w:t>
+            </w:r>
+          </w:p>
+          <w:p>
+            <w:pPr>
+              <w:shd w:val="clear" w:color="auto" w:fill="282828"/>
+              <w:spacing w:before="0" w:beforeAutospacing="off" w:after="0" w:afterAutospacing="off" w:line="240" w:lineRule="auto"/>
+            </w:pPr>
+            <w:r>
+              <w:rPr>
+                <w:rFonts w:ascii="CaskaydiaMono Nerd Font" w:hAnsi="CaskaydiaMono Nerd Font" w:eastAsia="CaskaydiaMono Nerd Font" w:cs="CaskaydiaMono Nerd Font"/>
+                <w:b w:val="0"/>
+                <w:bCs w:val="0"/>
+                <w:noProof w:val="0"/>
+                <w:color w:val="EBDBB2"/>
+                <w:sz w:val="18"/>
+                <w:szCs w:val="18"/>
+                <w:lang w:val="en-US"/>
+              </w:rPr>
+              <w:t>A: Yes — the retrieved documents contain a clear paper on this topic:</w:t>
+            </w:r>
+          </w:p>
+          <w:p>
+            <w:pPr>
+              <w:shd w:val="clear" w:color="auto" w:fill="282828"/>
+              <w:spacing w:before="0" w:beforeAutospacing="off" w:after="0" w:afterAutospacing="off" w:line="240" w:lineRule="auto"/>
+            </w:pPr>
+          </w:p>
+          <w:p>
+            <w:pPr>
+              <w:shd w:val="clear" w:color="auto" w:fill="282828"/>
+              <w:spacing w:before="0" w:beforeAutospacing="off" w:after="0" w:afterAutospacing="off" w:line="240" w:lineRule="auto"/>
+            </w:pPr>
+            <w:r>
+              <w:rPr>
+                <w:rFonts w:ascii="CaskaydiaMono Nerd Font" w:hAnsi="CaskaydiaMono Nerd Font" w:eastAsia="CaskaydiaMono Nerd Font" w:cs="CaskaydiaMono Nerd Font"/>
+                <w:b w:val="0"/>
+                <w:bCs w:val="0"/>
+                <w:noProof w:val="0"/>
+                <w:color w:val="EBDBB2"/>
+                <w:sz w:val="18"/>
+                <w:szCs w:val="18"/>
+                <w:lang w:val="en-US"/>
+              </w:rPr>
+              <w:t xml:space="preserve">- **“Verifiable Reinforcement Learning via Policy Extraction”** by **Osbert Bastani, Yewen Pu, and Armando Solar-Lezama**. </w:t>
+            </w:r>
+          </w:p>
+          <w:p>
+            <w:pPr>
+              <w:shd w:val="clear" w:color="auto" w:fill="282828"/>
+              <w:spacing w:before="0" w:beforeAutospacing="off" w:after="0" w:afterAutospacing="off" w:line="240" w:lineRule="auto"/>
+            </w:pPr>
+            <w:r>
+              <w:rPr>
+                <w:rFonts w:ascii="CaskaydiaMono Nerd Font" w:hAnsi="CaskaydiaMono Nerd Font" w:eastAsia="CaskaydiaMono Nerd Font" w:cs="CaskaydiaMono Nerd Font"/>
+                <w:b w:val="0"/>
+                <w:bCs w:val="0"/>
+                <w:noProof w:val="0"/>
+                <w:color w:val="EBDBB2"/>
+                <w:sz w:val="18"/>
+                <w:szCs w:val="18"/>
+                <w:lang w:val="en-US"/>
+              </w:rPr>
+              <w:t xml:space="preserve">The paper says: </w:t>
+            </w:r>
+          </w:p>
+          <w:p>
+            <w:pPr>
+              <w:shd w:val="clear" w:color="auto" w:fill="282828"/>
+              <w:spacing w:before="0" w:beforeAutospacing="off" w:after="0" w:afterAutospacing="off" w:line="240" w:lineRule="auto"/>
+            </w:pPr>
+            <w:r>
+              <w:rPr>
+                <w:rFonts w:ascii="CaskaydiaMono Nerd Font" w:hAnsi="CaskaydiaMono Nerd Font" w:eastAsia="CaskaydiaMono Nerd Font" w:cs="CaskaydiaMono Nerd Font"/>
+                <w:b w:val="0"/>
+                <w:bCs w:val="0"/>
+                <w:noProof w:val="0"/>
+                <w:color w:val="EBDBB2"/>
+                <w:sz w:val="18"/>
+                <w:szCs w:val="18"/>
+                <w:lang w:val="en-US"/>
+              </w:rPr>
+              <w:t xml:space="preserve">&gt; “Our goal is to devise a **policy extraction algorithm** that distills a high-performing DNN policy into a decision tree policy.” </w:t>
+            </w:r>
+          </w:p>
+          <w:p>
+            <w:pPr>
+              <w:shd w:val="clear" w:color="auto" w:fill="282828"/>
+              <w:spacing w:before="0" w:beforeAutospacing="off" w:after="0" w:afterAutospacing="off" w:line="240" w:lineRule="auto"/>
+            </w:pPr>
+            <w:r>
+              <w:rPr>
+                <w:rFonts w:ascii="CaskaydiaMono Nerd Font" w:hAnsi="CaskaydiaMono Nerd Font" w:eastAsia="CaskaydiaMono Nerd Font" w:cs="CaskaydiaMono Nerd Font"/>
+                <w:b w:val="0"/>
+                <w:bCs w:val="0"/>
+                <w:noProof w:val="0"/>
+                <w:color w:val="EBDBB2"/>
+                <w:sz w:val="18"/>
+                <w:szCs w:val="18"/>
+                <w:lang w:val="en-US"/>
+              </w:rPr>
+              <w:t>It also describes **VIPER**, “an algorithm that combines ideas from model compression and imitation learning to learn decision tree policies guided by a DNN policy.”</w:t>
+            </w:r>
+          </w:p>
+          <w:p>
+            <w:pPr>
+              <w:shd w:val="clear" w:color="auto" w:fill="282828"/>
+              <w:spacing w:before="0" w:beforeAutospacing="off" w:after="0" w:afterAutospacing="off" w:line="240" w:lineRule="auto"/>
+            </w:pPr>
+          </w:p>
+          <w:p>
+            <w:pPr>
+              <w:shd w:val="clear" w:color="auto" w:fill="282828"/>
+              <w:spacing w:before="0" w:beforeAutospacing="off" w:after="0" w:afterAutospacing="off" w:line="240" w:lineRule="auto"/>
+            </w:pPr>
+            <w:r>
+              <w:rPr>
+                <w:rFonts w:ascii="CaskaydiaMono Nerd Font" w:hAnsi="CaskaydiaMono Nerd Font" w:eastAsia="CaskaydiaMono Nerd Font" w:cs="CaskaydiaMono Nerd Font"/>
+                <w:b w:val="0"/>
+                <w:bCs w:val="0"/>
+                <w:noProof w:val="0"/>
+                <w:color w:val="EBDBB2"/>
+                <w:sz w:val="18"/>
+                <w:szCs w:val="18"/>
+                <w:lang w:val="en-US"/>
+              </w:rPr>
+              <w:t>A second version of the same work also appears in the documents as **“Verifiable Reinforcement Learning via Policy Extraction”** (arXiv version), again describing policy extraction as distilling a DNN policy into a decision tree policy.</w:t>
+            </w:r>
+          </w:p>
+          <w:p>
+            <w:pPr>
+              <w:shd w:val="clear" w:color="auto" w:fill="282828"/>
+              <w:spacing w:before="0" w:beforeAutospacing="off" w:after="0" w:afterAutospacing="off" w:line="240" w:lineRule="auto"/>
+            </w:pPr>
+          </w:p>
+          <w:p>
+            <w:pPr>
+              <w:shd w:val="clear" w:color="auto" w:fill="282828"/>
+              <w:spacing w:before="0" w:beforeAutospacing="off" w:after="0" w:afterAutospacing="off" w:line="240" w:lineRule="auto"/>
+            </w:pPr>
+            <w:r>
+              <w:rPr>
+                <w:rFonts w:ascii="CaskaydiaMono Nerd Font" w:hAnsi="CaskaydiaMono Nerd Font" w:eastAsia="CaskaydiaMono Nerd Font" w:cs="CaskaydiaMono Nerd Font"/>
+                <w:b w:val="0"/>
+                <w:bCs w:val="0"/>
+                <w:noProof w:val="0"/>
+                <w:color w:val="EBDBB2"/>
+                <w:sz w:val="18"/>
+                <w:szCs w:val="18"/>
+                <w:lang w:val="en-US"/>
+              </w:rPr>
+              <w:t>If you want, I can also help find **more papers related to policy extraction** in the same sense, such as papers on:</w:t>
+            </w:r>
+          </w:p>
+          <w:p>
+            <w:pPr>
+              <w:shd w:val="clear" w:color="auto" w:fill="282828"/>
+              <w:spacing w:before="0" w:beforeAutospacing="off" w:after="0" w:afterAutospacing="off" w:line="240" w:lineRule="auto"/>
+            </w:pPr>
+            <w:r>
+              <w:rPr>
+                <w:rFonts w:ascii="CaskaydiaMono Nerd Font" w:hAnsi="CaskaydiaMono Nerd Font" w:eastAsia="CaskaydiaMono Nerd Font" w:cs="CaskaydiaMono Nerd Font"/>
+                <w:b w:val="0"/>
+                <w:bCs w:val="0"/>
+                <w:noProof w:val="0"/>
+                <w:color w:val="EBDBB2"/>
+                <w:sz w:val="18"/>
+                <w:szCs w:val="18"/>
+                <w:lang w:val="en-US"/>
+              </w:rPr>
+              <w:t>- extracting interpretable policies from neural networks,</w:t>
+            </w:r>
+          </w:p>
+          <w:p>
+            <w:pPr>
+              <w:shd w:val="clear" w:color="auto" w:fill="282828"/>
+              <w:spacing w:before="0" w:beforeAutospacing="off" w:after="0" w:afterAutospacing="off" w:line="240" w:lineRule="auto"/>
+            </w:pPr>
+            <w:r>
+              <w:rPr>
+                <w:rFonts w:ascii="CaskaydiaMono Nerd Font" w:hAnsi="CaskaydiaMono Nerd Font" w:eastAsia="CaskaydiaMono Nerd Font" w:cs="CaskaydiaMono Nerd Font"/>
+                <w:b w:val="0"/>
+                <w:bCs w:val="0"/>
+                <w:noProof w:val="0"/>
+                <w:color w:val="EBDBB2"/>
+                <w:sz w:val="18"/>
+                <w:szCs w:val="18"/>
+                <w:lang w:val="en-US"/>
+              </w:rPr>
+              <w:t>- distillation/imitation-learning-based policy extraction,</w:t>
+            </w:r>
+          </w:p>
+          <w:p>
+            <w:pPr>
+              <w:shd w:val="clear" w:color="auto" w:fill="282828"/>
+              <w:spacing w:before="0" w:beforeAutospacing="off" w:after="0" w:afterAutospacing="off" w:line="240" w:lineRule="auto"/>
+            </w:pPr>
+            <w:r>
+              <w:rPr>
+                <w:rFonts w:ascii="CaskaydiaMono Nerd Font" w:hAnsi="CaskaydiaMono Nerd Font" w:eastAsia="CaskaydiaMono Nerd Font" w:cs="CaskaydiaMono Nerd Font"/>
+                <w:b w:val="0"/>
+                <w:bCs w:val="0"/>
+                <w:noProof w:val="0"/>
+                <w:color w:val="EBDBB2"/>
+                <w:sz w:val="18"/>
+                <w:szCs w:val="18"/>
+                <w:lang w:val="en-US"/>
+              </w:rPr>
+              <w:t>- or verification-friendly policy extraction methods.</w:t>
+            </w:r>
+          </w:p>
+          <w:p>
+            <w:pPr>
+              <w:spacing w:after="120"/>
+            </w:pPr>
+            <w:r>
+              <w:rPr>
+                <w:sz w:val="24"/>
+                <w:szCs w:val="24"/>
+              </w:rPr>
+              <w:t>Agent Log:</w:t>
+            </w:r>
+          </w:p>
+          <w:p>
+            <w:pPr>
+              <w:shd w:val="clear" w:color="auto" w:fill="282828"/>
+              <w:spacing w:before="0" w:beforeAutospacing="off" w:after="0" w:afterAutospacing="off" w:line="240" w:lineRule="auto"/>
+            </w:pPr>
+            <w:r>
+              <w:rPr>
+                <w:rFonts w:ascii="CaskaydiaMono Nerd Font" w:hAnsi="CaskaydiaMono Nerd Font" w:eastAsia="CaskaydiaMono Nerd Font" w:cs="CaskaydiaMono Nerd Font"/>
+                <w:b w:val="0"/>
+                <w:bCs w:val="0"/>
+                <w:noProof w:val="0"/>
+                <w:color w:val="EBDBB2"/>
+                <w:sz w:val="18"/>
+                <w:szCs w:val="18"/>
+                <w:lang w:val="en-US"/>
+              </w:rPr>
+              <w:t>Decide step: {"action":"clarify","clarification":"What do you mean by “policy extraction”? Are you asking about extracting policy rules from a paper, a method named Policy Extraction, or something else? If you have a specific paper or domain, please share it.","reasoning":"The question is too vague to identify the relevant paper or concept, so clarification is needed before retrieving sources."}</w:t>
+            </w:r>
+          </w:p>
+          <w:p>
+            <w:pPr>
+              <w:shd w:val="clear" w:color="auto" w:fill="282828"/>
+              <w:spacing w:before="0" w:beforeAutospacing="off" w:after="0" w:afterAutospacing="off" w:line="240" w:lineRule="auto"/>
+            </w:pPr>
+            <w:r>
+              <w:rPr>
+                <w:rFonts w:ascii="CaskaydiaMono Nerd Font" w:hAnsi="CaskaydiaMono Nerd Font" w:eastAsia="CaskaydiaMono Nerd Font" w:cs="CaskaydiaMono Nerd Font"/>
+                <w:b w:val="0"/>
+                <w:bCs w:val="0"/>
+                <w:noProof w:val="0"/>
+                <w:color w:val="EBDBB2"/>
+                <w:sz w:val="18"/>
+                <w:szCs w:val="18"/>
+                <w:lang w:val="en-US"/>
+              </w:rPr>
+              <w:t>Assistant: What do you mean by “policy extraction”? Are you asking about extracting policy rules from a paper, a method named Policy Extraction, or something else? If you have a specific paper or domain, please share it.</w:t>
+            </w:r>
+          </w:p>
+          <w:p>
+            <w:pPr>
+              <w:shd w:val="clear" w:color="auto" w:fill="282828"/>
+              <w:spacing w:before="0" w:beforeAutospacing="off" w:after="0" w:afterAutospacing="off" w:line="240" w:lineRule="auto"/>
+            </w:pPr>
+            <w:r>
+              <w:rPr>
+                <w:rFonts w:ascii="CaskaydiaMono Nerd Font" w:hAnsi="CaskaydiaMono Nerd Font" w:eastAsia="CaskaydiaMono Nerd Font" w:cs="CaskaydiaMono Nerd Font"/>
+                <w:b w:val="0"/>
+                <w:bCs w:val="0"/>
+                <w:noProof w:val="0"/>
+                <w:color w:val="EBDBB2"/>
+                <w:sz w:val="18"/>
+                <w:szCs w:val="18"/>
+                <w:lang w:val="en-US"/>
+              </w:rPr>
+              <w:t>Decide step: {"action":"retrieve","query":"\"policy extraction\" papers policy extraction from research papers OR method named \"policy extraction\"","reasoning":"The user clarified they want papers that talk about policy extraction, so I should retrieve sources on that topic."}</w:t>
+            </w:r>
+          </w:p>
+          <w:p>
+            <w:pPr>
+              <w:shd w:val="clear" w:color="auto" w:fill="282828"/>
+              <w:spacing w:before="0" w:beforeAutospacing="off" w:after="0" w:afterAutospacing="off" w:line="240" w:lineRule="auto"/>
+            </w:pPr>
+            <w:r>
+              <w:rPr>
+                <w:rFonts w:ascii="CaskaydiaMono Nerd Font" w:hAnsi="CaskaydiaMono Nerd Font" w:eastAsia="CaskaydiaMono Nerd Font" w:cs="CaskaydiaMono Nerd Font"/>
+                <w:b w:val="0"/>
+                <w:bCs w:val="0"/>
+                <w:noProof w:val="0"/>
+                <w:color w:val="EBDBB2"/>
+                <w:sz w:val="18"/>
+                <w:szCs w:val="18"/>
+                <w:lang w:val="en-US"/>
+              </w:rPr>
+              <w:t>Decide step: {"action":"answer","reasoning":"I have good sources now. The retrieved paper ‘Verifiable Reinforcement Learning via Policy Extraction’ directly addresses policy extraction and explains VIPER/Q-DAGGER for extracting decision tree policies from a DNN policy. I can answer with relevant papers from these sources."}</w:t>
+            </w:r>
+          </w:p>
+          <w:p>
+            <w:pPr>
+              <w:spacing w:after="120"/>
+              <w:rPr>
+                <w:sz w:val="24"/>
+                <w:szCs w:val="24"/>
+              </w:rPr>
+            </w:pPr>
+          </w:p>
+          <w:p>
+            <w:pPr>
+              <w:spacing w:after="120"/>
+              <w:rPr>
+                <w:sz w:val="24"/>
+                <w:szCs w:val="24"/>
+              </w:rPr>
+            </w:pPr>
+          </w:p>
+          <w:p>
+            <w:pPr>
+              <w:spacing w:after="120"/>
+            </w:pPr>
+            <w:r>
+              <w:rPr>
+                <w:b w:val="1"/>
+                <w:bCs w:val="1"/>
+                <w:sz w:val="24"/>
+                <w:szCs w:val="24"/>
+              </w:rPr>
+              <w:t>Test Case 3:</w:t>
+            </w:r>
+          </w:p>
+          <w:p>
+            <w:pPr>
+              <w:shd w:val="clear" w:color="auto" w:fill="282828"/>
+              <w:spacing w:before="0" w:beforeAutospacing="off" w:after="0" w:afterAutospacing="off" w:line="240" w:lineRule="auto"/>
+            </w:pPr>
+            <w:r>
+              <w:rPr>
+                <w:rFonts w:ascii="CaskaydiaMono Nerd Font" w:hAnsi="CaskaydiaMono Nerd Font" w:eastAsia="CaskaydiaMono Nerd Font" w:cs="CaskaydiaMono Nerd Font"/>
+                <w:b w:val="0"/>
+                <w:bCs w:val="0"/>
+                <w:noProof w:val="0"/>
+                <w:color w:val="EBDBB2"/>
+                <w:sz w:val="18"/>
+                <w:szCs w:val="18"/>
+                <w:lang w:val="en-US"/>
+              </w:rPr>
+              <w:t>[</w:t>
+            </w:r>
+            <w:r>
+              <w:rPr>
+                <w:rFonts w:ascii="CaskaydiaMono Nerd Font" w:hAnsi="CaskaydiaMono Nerd Font" w:eastAsia="CaskaydiaMono Nerd Font" w:cs="CaskaydiaMono Nerd Font"/>
+                <w:b w:val="0"/>
+                <w:bCs w:val="0"/>
+                <w:i w:val="1"/>
+                <w:iCs w:val="1"/>
+                <w:noProof w:val="0"/>
+                <w:color w:val="928374"/>
+                <w:sz w:val="18"/>
+                <w:szCs w:val="18"/>
+                <w:lang w:val="en-US"/>
+              </w:rPr>
+              <w:t>2026-09-26T00:31:14</w:t>
+            </w:r>
+            <w:r>
+              <w:rPr>
+                <w:rFonts w:ascii="CaskaydiaMono Nerd Font" w:hAnsi="CaskaydiaMono Nerd Font" w:eastAsia="CaskaydiaMono Nerd Font" w:cs="CaskaydiaMono Nerd Font"/>
+                <w:b w:val="0"/>
+                <w:bCs w:val="0"/>
+                <w:noProof w:val="0"/>
+                <w:color w:val="EBDBB2"/>
+                <w:sz w:val="18"/>
+                <w:szCs w:val="18"/>
+                <w:lang w:val="en-US"/>
+              </w:rPr>
+              <w:t>] AGENTIC</w:t>
+            </w:r>
+          </w:p>
+          <w:p>
+            <w:pPr>
+              <w:shd w:val="clear" w:color="auto" w:fill="282828"/>
+              <w:spacing w:before="0" w:beforeAutospacing="off" w:after="0" w:afterAutospacing="off" w:line="240" w:lineRule="auto"/>
+            </w:pPr>
+            <w:r>
+              <w:rPr>
+                <w:rFonts w:ascii="CaskaydiaMono Nerd Font" w:hAnsi="CaskaydiaMono Nerd Font" w:eastAsia="CaskaydiaMono Nerd Font" w:cs="CaskaydiaMono Nerd Font"/>
+                <w:b w:val="0"/>
+                <w:bCs w:val="0"/>
+                <w:noProof w:val="0"/>
+                <w:color w:val="EBDBB2"/>
+                <w:sz w:val="18"/>
+                <w:szCs w:val="18"/>
+                <w:lang w:val="en-US"/>
+              </w:rPr>
+              <w:t xml:space="preserve">Q: What authors wrote the paper </w:t>
+            </w:r>
+            <w:r>
+              <w:rPr>
+                <w:rFonts w:ascii="CaskaydiaMono Nerd Font" w:hAnsi="CaskaydiaMono Nerd Font" w:eastAsia="CaskaydiaMono Nerd Font" w:cs="CaskaydiaMono Nerd Font"/>
+                <w:b w:val="0"/>
+                <w:bCs w:val="0"/>
+                <w:noProof w:val="0"/>
+                <w:color w:val="B8BB26"/>
+                <w:sz w:val="18"/>
+                <w:szCs w:val="18"/>
+                <w:lang w:val="en-US"/>
+              </w:rPr>
+              <w:t>"Verifiable Reinforcement Learning via Policy Extraction"</w:t>
+            </w:r>
+            <w:r>
+              <w:rPr>
+                <w:rFonts w:ascii="CaskaydiaMono Nerd Font" w:hAnsi="CaskaydiaMono Nerd Font" w:eastAsia="CaskaydiaMono Nerd Font" w:cs="CaskaydiaMono Nerd Font"/>
+                <w:b w:val="0"/>
+                <w:bCs w:val="0"/>
+                <w:noProof w:val="0"/>
+                <w:color w:val="EBDBB2"/>
+                <w:sz w:val="18"/>
+                <w:szCs w:val="18"/>
+                <w:lang w:val="en-US"/>
+              </w:rPr>
+              <w:t>?</w:t>
+            </w:r>
+          </w:p>
+          <w:p>
+            <w:pPr>
+              <w:shd w:val="clear" w:color="auto" w:fill="282828"/>
+              <w:spacing w:before="0" w:beforeAutospacing="off" w:after="0" w:afterAutospacing="off" w:line="240" w:lineRule="auto"/>
+            </w:pPr>
+            <w:r>
+              <w:rPr>
+                <w:rFonts w:ascii="CaskaydiaMono Nerd Font" w:hAnsi="CaskaydiaMono Nerd Font" w:eastAsia="CaskaydiaMono Nerd Font" w:cs="CaskaydiaMono Nerd Font"/>
+                <w:b w:val="0"/>
+                <w:bCs w:val="0"/>
+                <w:noProof w:val="0"/>
+                <w:color w:val="EBDBB2"/>
+                <w:sz w:val="18"/>
+                <w:szCs w:val="18"/>
+                <w:lang w:val="en-US"/>
+              </w:rPr>
+              <w:t>A: The paper was written by **Osbert Bastani, Yewen Pu, and Armando Solar-Lezama**.</w:t>
+            </w:r>
+          </w:p>
+          <w:p>
+            <w:pPr>
+              <w:shd w:val="clear" w:color="auto" w:fill="282828"/>
+              <w:spacing w:before="0" w:beforeAutospacing="off" w:after="0" w:afterAutospacing="off" w:line="240" w:lineRule="auto"/>
+            </w:pPr>
+          </w:p>
+          <w:p>
+            <w:pPr>
+              <w:shd w:val="clear" w:color="auto" w:fill="282828"/>
+              <w:spacing w:before="0" w:beforeAutospacing="off" w:after="0" w:afterAutospacing="off" w:line="240" w:lineRule="auto"/>
+            </w:pPr>
+            <w:r>
+              <w:rPr>
+                <w:rFonts w:ascii="CaskaydiaMono Nerd Font" w:hAnsi="CaskaydiaMono Nerd Font" w:eastAsia="CaskaydiaMono Nerd Font" w:cs="CaskaydiaMono Nerd Font"/>
+                <w:b w:val="0"/>
+                <w:bCs w:val="0"/>
+                <w:noProof w:val="0"/>
+                <w:color w:val="EBDBB2"/>
+                <w:sz w:val="18"/>
+                <w:szCs w:val="18"/>
+                <w:lang w:val="en-US"/>
+              </w:rPr>
+              <w:t xml:space="preserve">Quoted from the retrieved paper: </w:t>
+            </w:r>
+          </w:p>
+          <w:p>
+            <w:pPr>
+              <w:shd w:val="clear" w:color="auto" w:fill="282828"/>
+              <w:spacing w:before="0" w:beforeAutospacing="off" w:after="0" w:afterAutospacing="off" w:line="240" w:lineRule="auto"/>
+            </w:pPr>
+            <w:r>
+              <w:rPr>
+                <w:rFonts w:ascii="CaskaydiaMono Nerd Font" w:hAnsi="CaskaydiaMono Nerd Font" w:eastAsia="CaskaydiaMono Nerd Font" w:cs="CaskaydiaMono Nerd Font"/>
+                <w:b w:val="0"/>
+                <w:bCs w:val="0"/>
+                <w:noProof w:val="0"/>
+                <w:color w:val="EBDBB2"/>
+                <w:sz w:val="18"/>
+                <w:szCs w:val="18"/>
+                <w:lang w:val="en-US"/>
+              </w:rPr>
+              <w:t xml:space="preserve">“**Osbert Bastani** … **Yewen Pu** … **Armando Solar-Lezama**” </w:t>
+            </w:r>
+          </w:p>
+          <w:p>
+            <w:pPr>
+              <w:shd w:val="clear" w:color="auto" w:fill="282828"/>
+              <w:spacing w:before="0" w:beforeAutospacing="off" w:after="0" w:afterAutospacing="off" w:line="240" w:lineRule="auto"/>
+            </w:pPr>
+          </w:p>
+          <w:p>
+            <w:pPr>
+              <w:shd w:val="clear" w:color="auto" w:fill="282828"/>
+              <w:spacing w:before="0" w:beforeAutospacing="off" w:after="0" w:afterAutospacing="off" w:line="240" w:lineRule="auto"/>
+            </w:pPr>
+            <w:r>
+              <w:rPr>
+                <w:rFonts w:ascii="CaskaydiaMono Nerd Font" w:hAnsi="CaskaydiaMono Nerd Font" w:eastAsia="CaskaydiaMono Nerd Font" w:cs="CaskaydiaMono Nerd Font"/>
+                <w:b w:val="0"/>
+                <w:bCs w:val="0"/>
+                <w:noProof w:val="0"/>
+                <w:color w:val="EBDBB2"/>
+                <w:sz w:val="18"/>
+                <w:szCs w:val="18"/>
+                <w:lang w:val="en-US"/>
+              </w:rPr>
+              <w:t xml:space="preserve">The citation also confirms: </w:t>
+            </w:r>
+          </w:p>
+          <w:p>
+            <w:pPr>
+              <w:shd w:val="clear" w:color="auto" w:fill="282828"/>
+              <w:spacing w:before="0" w:beforeAutospacing="off" w:after="0" w:afterAutospacing="off" w:line="240" w:lineRule="auto"/>
+            </w:pPr>
+            <w:r>
+              <w:rPr>
+                <w:rFonts w:ascii="CaskaydiaMono Nerd Font" w:hAnsi="CaskaydiaMono Nerd Font" w:eastAsia="CaskaydiaMono Nerd Font" w:cs="CaskaydiaMono Nerd Font"/>
+                <w:b w:val="0"/>
+                <w:bCs w:val="0"/>
+                <w:noProof w:val="0"/>
+                <w:color w:val="EBDBB2"/>
+                <w:sz w:val="18"/>
+                <w:szCs w:val="18"/>
+                <w:lang w:val="en-US"/>
+              </w:rPr>
+              <w:t>“**Osbert Bastani, Yewen Pu, and Armando Solar-Lezama. Verifiable reinforcement learning via policy extraction.**”</w:t>
+            </w:r>
+          </w:p>
+          <w:p>
+            <w:pPr>
+              <w:spacing w:after="120"/>
+            </w:pPr>
+            <w:r>
+              <w:rPr>
+                <w:sz w:val="24"/>
+                <w:szCs w:val="24"/>
+              </w:rPr>
+              <w:t>Agent Log:</w:t>
+            </w:r>
+          </w:p>
+          <w:p>
+            <w:pPr>
+              <w:shd w:val="clear" w:color="auto" w:fill="282828"/>
+              <w:spacing w:before="0" w:beforeAutospacing="off" w:after="0" w:afterAutospacing="off" w:line="240" w:lineRule="auto"/>
+            </w:pPr>
+            <w:r>
+              <w:rPr>
+                <w:rFonts w:ascii="CaskaydiaMono Nerd Font" w:hAnsi="CaskaydiaMono Nerd Font" w:eastAsia="CaskaydiaMono Nerd Font" w:cs="CaskaydiaMono Nerd Font"/>
+                <w:b w:val="0"/>
+                <w:bCs w:val="0"/>
+                <w:noProof w:val="0"/>
+                <w:color w:val="EBDBB2"/>
+                <w:sz w:val="18"/>
+                <w:szCs w:val="18"/>
+                <w:lang w:val="en-US"/>
+              </w:rPr>
+              <w:t>Decide step: {"action":"retrieve","query":"\"Verifiable Reinforcement Learning via Policy Extraction\" authors","reasoning":"I need a reliable source such as the paper landing page, abstract, or citation record to identify the authors before answering."}</w:t>
+            </w:r>
+          </w:p>
+          <w:p>
+            <w:pPr>
+              <w:shd w:val="clear" w:color="auto" w:fill="282828"/>
+              <w:spacing w:before="0" w:beforeAutospacing="off" w:after="0" w:afterAutospacing="off" w:line="240" w:lineRule="auto"/>
+            </w:pPr>
+            <w:r>
+              <w:rPr>
+                <w:rFonts w:ascii="CaskaydiaMono Nerd Font" w:hAnsi="CaskaydiaMono Nerd Font" w:eastAsia="CaskaydiaMono Nerd Font" w:cs="CaskaydiaMono Nerd Font"/>
+                <w:b w:val="0"/>
+                <w:bCs w:val="0"/>
+                <w:noProof w:val="0"/>
+                <w:color w:val="EBDBB2"/>
+                <w:sz w:val="18"/>
+                <w:szCs w:val="18"/>
+                <w:lang w:val="en-US"/>
+              </w:rPr>
+              <w:t>Decide step: {"action":"answer","reasoning":"The retrieved paper text explicitly lists the authors on the first page and the citation confirms them: Osbert Bastani, Yewen Pu, and Armando Solar-Lezama."}</w:t>
+            </w:r>
           </w:p>
           <w:p>
             <w:pPr>
@@ -1025,12 +2618,13 @@
           <w:tcPr>
             <w:tcW w:w="10080" w:type="dxa"/>
             <w:tcBorders>
-              <w:top w:val="single" w:sz="6" w:space="0" w:color="BFBFBF"/>
-              <w:left w:val="single" w:sz="6" w:space="0" w:color="BFBFBF"/>
-              <w:bottom w:val="single" w:sz="6" w:space="0" w:color="BFBFBF"/>
-              <w:right w:val="single" w:sz="6" w:space="0" w:color="BFBFBF"/>
+              <w:top w:val="single" w:color="BFBFBF" w:themeColor="background1" w:themeShade="BF" w:sz="6" w:space="0"/>
+              <w:left w:val="single" w:color="BFBFBF" w:themeColor="background1" w:themeShade="BF" w:sz="6" w:space="0"/>
+              <w:bottom w:val="single" w:color="BFBFBF" w:themeColor="background1" w:themeShade="BF" w:sz="6" w:space="0"/>
+              <w:right w:val="single" w:color="BFBFBF" w:themeColor="background1" w:themeShade="BF" w:sz="6" w:space="0"/>
             </w:tcBorders>
-            <w:shd w:val="clear" w:color="auto" w:fill="F2F2F2"/>
+            <w:shd w:val="clear" w:color="auto" w:fill="F2F2F2" w:themeFill="background1" w:themeFillShade="F2"/>
+            <w:tcMar/>
           </w:tcPr>
           <w:p>
             <w:pPr>
@@ -1059,11 +2653,12 @@
           <w:tcPr>
             <w:tcW w:w="10080" w:type="dxa"/>
             <w:tcBorders>
-              <w:top w:val="single" w:sz="6" w:space="0" w:color="BFBFBF"/>
-              <w:left w:val="single" w:sz="6" w:space="0" w:color="BFBFBF"/>
-              <w:bottom w:val="single" w:sz="6" w:space="0" w:color="BFBFBF"/>
-              <w:right w:val="single" w:sz="6" w:space="0" w:color="BFBFBF"/>
+              <w:top w:val="single" w:color="BFBFBF" w:themeColor="background1" w:themeShade="BF" w:sz="6" w:space="0"/>
+              <w:left w:val="single" w:color="BFBFBF" w:themeColor="background1" w:themeShade="BF" w:sz="6" w:space="0"/>
+              <w:bottom w:val="single" w:color="BFBFBF" w:themeColor="background1" w:themeShade="BF" w:sz="6" w:space="0"/>
+              <w:right w:val="single" w:color="BFBFBF" w:themeColor="background1" w:themeShade="BF" w:sz="6" w:space="0"/>
             </w:tcBorders>
+            <w:tcMar/>
           </w:tcPr>
           <w:p>
             <w:pPr>
@@ -1077,7 +2672,184 @@
                 <w:sz w:val="24"/>
                 <w:szCs w:val="24"/>
               </w:rPr>
-              <w:t>Response:</w:t>
+              <w:t>Test case 1</w:t>
+            </w:r>
+            <w:r>
+              <w:rPr>
+                <w:sz w:val="24"/>
+                <w:szCs w:val="24"/>
+              </w:rPr>
+              <w:t xml:space="preserve"> produces a much better answer than before</w:t>
+            </w:r>
+            <w:r>
+              <w:rPr>
+                <w:sz w:val="24"/>
+                <w:szCs w:val="24"/>
+              </w:rPr>
+              <w:t xml:space="preserve"> (Note: compared to earlier attempts, the prompt was </w:t>
+            </w:r>
+            <w:r>
+              <w:rPr>
+                <w:sz w:val="24"/>
+                <w:szCs w:val="24"/>
+              </w:rPr>
+              <w:t>modified</w:t>
+            </w:r>
+            <w:r>
+              <w:rPr>
+                <w:sz w:val="24"/>
+                <w:szCs w:val="24"/>
+              </w:rPr>
+              <w:t xml:space="preserve"> to explicitly mention comparison)</w:t>
+            </w:r>
+            <w:r>
+              <w:rPr>
+                <w:sz w:val="24"/>
+                <w:szCs w:val="24"/>
+              </w:rPr>
+              <w:t xml:space="preserve">. While </w:t>
+            </w:r>
+            <w:r>
+              <w:rPr>
+                <w:sz w:val="24"/>
+                <w:szCs w:val="24"/>
+              </w:rPr>
+              <w:t>previous</w:t>
+            </w:r>
+            <w:r>
+              <w:rPr>
+                <w:sz w:val="24"/>
+                <w:szCs w:val="24"/>
+              </w:rPr>
+              <w:t xml:space="preserve"> attempts at this question </w:t>
+            </w:r>
+            <w:r>
+              <w:rPr>
+                <w:sz w:val="24"/>
+                <w:szCs w:val="24"/>
+              </w:rPr>
+              <w:t xml:space="preserve">only </w:t>
+            </w:r>
+            <w:r>
+              <w:rPr>
+                <w:sz w:val="24"/>
+                <w:szCs w:val="24"/>
+              </w:rPr>
+              <w:t>summarized the abstract of the paper, this answer</w:t>
+            </w:r>
+            <w:r>
+              <w:rPr>
+                <w:sz w:val="24"/>
+                <w:szCs w:val="24"/>
+              </w:rPr>
+              <w:t xml:space="preserve"> does a much better job of capturing both the mentioned topic (sketching) and comparing it to other examples. </w:t>
+            </w:r>
+            <w:r>
+              <w:rPr>
+                <w:sz w:val="24"/>
+                <w:szCs w:val="24"/>
+              </w:rPr>
+              <w:t>Although the prompt is changed, both allowing the model to rewrite the retrieval query as well as asking it to create some reasoning text seem to have increased the quality of the answer here.</w:t>
+            </w:r>
+          </w:p>
+          <w:p>
+            <w:pPr>
+              <w:rPr>
+                <w:sz w:val="24"/>
+                <w:szCs w:val="24"/>
+              </w:rPr>
+            </w:pPr>
+          </w:p>
+          <w:p>
+            <w:pPr>
+              <w:rPr>
+                <w:sz w:val="24"/>
+                <w:szCs w:val="24"/>
+              </w:rPr>
+            </w:pPr>
+            <w:r>
+              <w:rPr>
+                <w:sz w:val="24"/>
+                <w:szCs w:val="24"/>
+              </w:rPr>
+              <w:t>In test case 2</w:t>
+            </w:r>
+            <w:r>
+              <w:rPr>
+                <w:sz w:val="24"/>
+                <w:szCs w:val="24"/>
+              </w:rPr>
+              <w:t>,</w:t>
+            </w:r>
+            <w:r>
+              <w:rPr>
+                <w:sz w:val="24"/>
+                <w:szCs w:val="24"/>
+              </w:rPr>
+              <w:t xml:space="preserve"> the agent was </w:t>
+            </w:r>
+            <w:r>
+              <w:rPr>
+                <w:sz w:val="24"/>
+                <w:szCs w:val="24"/>
+              </w:rPr>
+              <w:t>im</w:t>
+            </w:r>
+            <w:r>
+              <w:rPr>
+                <w:sz w:val="24"/>
+                <w:szCs w:val="24"/>
+              </w:rPr>
+              <w:t>mediately</w:t>
+            </w:r>
+            <w:r>
+              <w:rPr>
+                <w:sz w:val="24"/>
+                <w:szCs w:val="24"/>
+              </w:rPr>
+              <w:t xml:space="preserve"> able to </w:t>
+            </w:r>
+            <w:r>
+              <w:rPr>
+                <w:sz w:val="24"/>
+                <w:szCs w:val="24"/>
+              </w:rPr>
+              <w:t>identify</w:t>
+            </w:r>
+            <w:r>
+              <w:rPr>
+                <w:sz w:val="24"/>
+                <w:szCs w:val="24"/>
+              </w:rPr>
+              <w:t xml:space="preserve"> that the user’s query was vague. Instead of wasting time running retrievals, it generated a follow-up question</w:t>
+            </w:r>
+            <w:r>
+              <w:rPr>
+                <w:sz w:val="24"/>
+                <w:szCs w:val="24"/>
+              </w:rPr>
+              <w:t xml:space="preserve"> to guide the </w:t>
+            </w:r>
+            <w:r>
+              <w:rPr>
+                <w:sz w:val="24"/>
+                <w:szCs w:val="24"/>
+              </w:rPr>
+              <w:t>final answer</w:t>
+            </w:r>
+            <w:r>
+              <w:rPr>
+                <w:sz w:val="24"/>
+                <w:szCs w:val="24"/>
+              </w:rPr>
+              <w:t xml:space="preserve">. This meant that </w:t>
+            </w:r>
+            <w:r>
+              <w:rPr>
+                <w:sz w:val="24"/>
+                <w:szCs w:val="24"/>
+              </w:rPr>
+              <w:t>wastefully running the retrieval or LLM answer generation was avoided. Especially when the role of the system is to take user input, it is good that strange or vague inputs can be tolerated.</w:t>
             </w:r>
           </w:p>
           <w:p>
@@ -1097,6 +2869,69 @@
                 <w:szCs w:val="24"/>
               </w:rPr>
             </w:pPr>
+            <w:r>
+              <w:rPr>
+                <w:sz w:val="24"/>
+                <w:szCs w:val="24"/>
+              </w:rPr>
+              <w:t xml:space="preserve">Test case 3 was included to </w:t>
+            </w:r>
+            <w:r>
+              <w:rPr>
+                <w:sz w:val="24"/>
+                <w:szCs w:val="24"/>
+              </w:rPr>
+              <w:t>check</w:t>
+            </w:r>
+            <w:r>
+              <w:rPr>
+                <w:sz w:val="24"/>
+                <w:szCs w:val="24"/>
+              </w:rPr>
+              <w:t xml:space="preserve"> for regressions against a query that worked well in </w:t>
+            </w:r>
+            <w:r>
+              <w:rPr>
+                <w:sz w:val="24"/>
+                <w:szCs w:val="24"/>
+              </w:rPr>
+              <w:t xml:space="preserve">the </w:t>
+            </w:r>
+            <w:r>
+              <w:rPr>
+                <w:sz w:val="24"/>
+                <w:szCs w:val="24"/>
+              </w:rPr>
+              <w:t>previous assignments</w:t>
+            </w:r>
+            <w:r>
+              <w:rPr>
+                <w:sz w:val="24"/>
+                <w:szCs w:val="24"/>
+              </w:rPr>
+              <w:t xml:space="preserve">. Despite the </w:t>
+            </w:r>
+            <w:r>
+              <w:rPr>
+                <w:sz w:val="24"/>
+                <w:szCs w:val="24"/>
+              </w:rPr>
+              <w:t xml:space="preserve">increased </w:t>
+            </w:r>
+            <w:r>
+              <w:rPr>
+                <w:sz w:val="24"/>
+                <w:szCs w:val="24"/>
+              </w:rPr>
+              <w:t>possibility</w:t>
+            </w:r>
+            <w:r>
+              <w:rPr>
+                <w:sz w:val="24"/>
+                <w:szCs w:val="24"/>
+              </w:rPr>
+              <w:t xml:space="preserve"> for the agent to get off track, it was able to answer correctly here.</w:t>
+            </w:r>
           </w:p>
         </w:tc>
       </w:tr>
@@ -1167,12 +3002,13 @@
           <w:tcPr>
             <w:tcW w:w="10080" w:type="dxa"/>
             <w:tcBorders>
-              <w:top w:val="single" w:sz="6" w:space="0" w:color="BFBFBF"/>
-              <w:left w:val="single" w:sz="6" w:space="0" w:color="BFBFBF"/>
-              <w:bottom w:val="single" w:sz="6" w:space="0" w:color="BFBFBF"/>
-              <w:right w:val="single" w:sz="6" w:space="0" w:color="BFBFBF"/>
+              <w:top w:val="single" w:color="BFBFBF" w:themeColor="background1" w:themeShade="BF" w:sz="6" w:space="0"/>
+              <w:left w:val="single" w:color="BFBFBF" w:themeColor="background1" w:themeShade="BF" w:sz="6" w:space="0"/>
+              <w:bottom w:val="single" w:color="BFBFBF" w:themeColor="background1" w:themeShade="BF" w:sz="6" w:space="0"/>
+              <w:right w:val="single" w:color="BFBFBF" w:themeColor="background1" w:themeShade="BF" w:sz="6" w:space="0"/>
             </w:tcBorders>
-            <w:shd w:val="clear" w:color="auto" w:fill="F2F2F2"/>
+            <w:shd w:val="clear" w:color="auto" w:fill="F2F2F2" w:themeFill="background1" w:themeFillShade="F2"/>
+            <w:tcMar/>
           </w:tcPr>
           <w:p>
             <w:pPr>
@@ -1201,11 +3037,12 @@
           <w:tcPr>
             <w:tcW w:w="10080" w:type="dxa"/>
             <w:tcBorders>
-              <w:top w:val="single" w:sz="6" w:space="0" w:color="BFBFBF"/>
-              <w:left w:val="single" w:sz="6" w:space="0" w:color="BFBFBF"/>
-              <w:bottom w:val="single" w:sz="6" w:space="0" w:color="BFBFBF"/>
-              <w:right w:val="single" w:sz="6" w:space="0" w:color="BFBFBF"/>
+              <w:top w:val="single" w:color="BFBFBF" w:themeColor="background1" w:themeShade="BF" w:sz="6" w:space="0"/>
+              <w:left w:val="single" w:color="BFBFBF" w:themeColor="background1" w:themeShade="BF" w:sz="6" w:space="0"/>
+              <w:bottom w:val="single" w:color="BFBFBF" w:themeColor="background1" w:themeShade="BF" w:sz="6" w:space="0"/>
+              <w:right w:val="single" w:color="BFBFBF" w:themeColor="background1" w:themeShade="BF" w:sz="6" w:space="0"/>
             </w:tcBorders>
+            <w:tcMar/>
           </w:tcPr>
           <w:p>
             <w:pPr>
@@ -1219,7 +3056,494 @@
                 <w:sz w:val="24"/>
                 <w:szCs w:val="24"/>
               </w:rPr>
-              <w:t>Response:</w:t>
+              <w:t xml:space="preserve">One noticeable flaw in </w:t>
+            </w:r>
+            <w:r>
+              <w:rPr>
+                <w:sz w:val="24"/>
+                <w:szCs w:val="24"/>
+              </w:rPr>
+              <w:t xml:space="preserve">responses is that the answers </w:t>
+            </w:r>
+            <w:r>
+              <w:rPr>
+                <w:sz w:val="24"/>
+                <w:szCs w:val="24"/>
+              </w:rPr>
+              <w:t>contain</w:t>
+            </w:r>
+            <w:r>
+              <w:rPr>
+                <w:sz w:val="24"/>
+                <w:szCs w:val="24"/>
+              </w:rPr>
+              <w:t xml:space="preserve"> follow-up questions, even though the system is supposed to be giving its </w:t>
+            </w:r>
+            <w:r>
+              <w:rPr>
+                <w:sz w:val="24"/>
+                <w:szCs w:val="24"/>
+              </w:rPr>
+              <w:t>final answer</w:t>
+            </w:r>
+            <w:r>
+              <w:rPr>
+                <w:sz w:val="24"/>
+                <w:szCs w:val="24"/>
+              </w:rPr>
+              <w:t xml:space="preserve">. </w:t>
+            </w:r>
+            <w:r>
+              <w:rPr>
+                <w:sz w:val="24"/>
+                <w:szCs w:val="24"/>
+              </w:rPr>
+              <w:t>Ending the answers with phrases like</w:t>
+            </w:r>
+            <w:r>
+              <w:rPr>
+                <w:sz w:val="24"/>
+                <w:szCs w:val="24"/>
+              </w:rPr>
+              <w:t xml:space="preserve"> “If you want, I can also</w:t>
+            </w:r>
+            <w:r>
+              <w:rPr>
+                <w:sz w:val="24"/>
+                <w:szCs w:val="24"/>
+              </w:rPr>
+              <w:t>...</w:t>
+            </w:r>
+            <w:r>
+              <w:rPr>
+                <w:sz w:val="24"/>
+                <w:szCs w:val="24"/>
+              </w:rPr>
+              <w:t>”</w:t>
+            </w:r>
+            <w:r>
+              <w:rPr>
+                <w:sz w:val="24"/>
+                <w:szCs w:val="24"/>
+              </w:rPr>
+              <w:t xml:space="preserve"> </w:t>
+            </w:r>
+            <w:r>
+              <w:rPr>
+                <w:sz w:val="24"/>
+                <w:szCs w:val="24"/>
+              </w:rPr>
+              <w:t>doesn’t</w:t>
+            </w:r>
+            <w:r>
+              <w:rPr>
+                <w:sz w:val="24"/>
+                <w:szCs w:val="24"/>
+              </w:rPr>
+              <w:t xml:space="preserve"> help with the usefulness of the answer. </w:t>
+            </w:r>
+            <w:r>
+              <w:rPr>
+                <w:sz w:val="24"/>
+                <w:szCs w:val="24"/>
+              </w:rPr>
+              <w:t>I</w:t>
+            </w:r>
+            <w:r>
+              <w:rPr>
+                <w:sz w:val="24"/>
+                <w:szCs w:val="24"/>
+              </w:rPr>
+              <w:t>’m guessing</w:t>
+            </w:r>
+            <w:r>
+              <w:rPr>
+                <w:sz w:val="24"/>
+                <w:szCs w:val="24"/>
+              </w:rPr>
+              <w:t xml:space="preserve"> this</w:t>
+            </w:r>
+            <w:r>
+              <w:rPr>
+                <w:sz w:val="24"/>
+                <w:szCs w:val="24"/>
+              </w:rPr>
+              <w:t xml:space="preserve"> happens for two reasons. Firstly, the prompt for the “answer” action does not emphasize this </w:t>
+            </w:r>
+            <w:r>
+              <w:rPr>
+                <w:sz w:val="24"/>
+                <w:szCs w:val="24"/>
+              </w:rPr>
+              <w:t>aspect,</w:t>
+            </w:r>
+            <w:r>
+              <w:rPr>
+                <w:sz w:val="24"/>
+                <w:szCs w:val="24"/>
+              </w:rPr>
+              <w:t xml:space="preserve"> leaving the LLM to </w:t>
+            </w:r>
+            <w:r>
+              <w:rPr>
+                <w:sz w:val="24"/>
+                <w:szCs w:val="24"/>
+              </w:rPr>
+              <w:t xml:space="preserve">do whatever it chooses. Secondly, I suspect that adding reasoning text into the </w:t>
+            </w:r>
+            <w:r>
+              <w:rPr>
+                <w:sz w:val="24"/>
+                <w:szCs w:val="24"/>
+              </w:rPr>
+              <w:t>history</w:t>
+            </w:r>
+            <w:r>
+              <w:rPr>
+                <w:sz w:val="24"/>
+                <w:szCs w:val="24"/>
+              </w:rPr>
+              <w:t xml:space="preserve"> </w:t>
+            </w:r>
+            <w:r>
+              <w:rPr>
+                <w:sz w:val="24"/>
+                <w:szCs w:val="24"/>
+              </w:rPr>
+              <w:t xml:space="preserve">may </w:t>
+            </w:r>
+            <w:r>
+              <w:rPr>
+                <w:sz w:val="24"/>
+                <w:szCs w:val="24"/>
+              </w:rPr>
+              <w:t>serve to “distract” the model from the original question</w:t>
+            </w:r>
+            <w:r>
+              <w:rPr>
+                <w:sz w:val="24"/>
+                <w:szCs w:val="24"/>
+              </w:rPr>
+              <w:t>,</w:t>
+            </w:r>
+            <w:r>
+              <w:rPr>
+                <w:sz w:val="24"/>
+                <w:szCs w:val="24"/>
+              </w:rPr>
+              <w:t xml:space="preserve"> which further </w:t>
+            </w:r>
+            <w:r>
+              <w:rPr>
+                <w:sz w:val="24"/>
+                <w:szCs w:val="24"/>
+              </w:rPr>
+              <w:t>necessitates</w:t>
+            </w:r>
+            <w:r>
+              <w:rPr>
+                <w:sz w:val="24"/>
+                <w:szCs w:val="24"/>
+              </w:rPr>
+              <w:t xml:space="preserve"> steering the LLM towards a </w:t>
+            </w:r>
+            <w:r>
+              <w:rPr>
+                <w:sz w:val="24"/>
+                <w:szCs w:val="24"/>
+              </w:rPr>
+              <w:t>succi</w:t>
+            </w:r>
+            <w:r>
+              <w:rPr>
+                <w:sz w:val="24"/>
+                <w:szCs w:val="24"/>
+              </w:rPr>
+              <w:t>n</w:t>
+            </w:r>
+            <w:r>
+              <w:rPr>
+                <w:sz w:val="24"/>
+                <w:szCs w:val="24"/>
+              </w:rPr>
+              <w:t>c</w:t>
+            </w:r>
+            <w:r>
+              <w:rPr>
+                <w:sz w:val="24"/>
+                <w:szCs w:val="24"/>
+              </w:rPr>
+              <w:t>t answer with a better answer prompt.</w:t>
+            </w:r>
+            <w:r>
+              <w:rPr>
+                <w:sz w:val="24"/>
+                <w:szCs w:val="24"/>
+              </w:rPr>
+              <w:t xml:space="preserve"> The reasoning seems to have helped generate better answers, but it also brings a larger context for the model to deal with.</w:t>
+            </w:r>
+          </w:p>
+          <w:p>
+            <w:pPr>
+              <w:pStyle w:val="Normal"/>
+              <w:rPr>
+                <w:sz w:val="24"/>
+                <w:szCs w:val="24"/>
+              </w:rPr>
+            </w:pPr>
+          </w:p>
+          <w:p>
+            <w:pPr>
+              <w:pStyle w:val="Normal"/>
+              <w:rPr>
+                <w:sz w:val="24"/>
+                <w:szCs w:val="24"/>
+              </w:rPr>
+            </w:pPr>
+            <w:r>
+              <w:rPr>
+                <w:sz w:val="24"/>
+                <w:szCs w:val="24"/>
+              </w:rPr>
+              <w:t>A</w:t>
+            </w:r>
+            <w:r>
+              <w:rPr>
+                <w:sz w:val="24"/>
+                <w:szCs w:val="24"/>
+              </w:rPr>
+              <w:t xml:space="preserve"> </w:t>
+            </w:r>
+            <w:r>
+              <w:rPr>
+                <w:sz w:val="24"/>
+                <w:szCs w:val="24"/>
+              </w:rPr>
+              <w:t xml:space="preserve">relative downside of the </w:t>
+            </w:r>
+            <w:r>
+              <w:rPr>
+                <w:sz w:val="24"/>
+                <w:szCs w:val="24"/>
+              </w:rPr>
+              <w:t xml:space="preserve">agentic approach is that the cost will </w:t>
+            </w:r>
+            <w:r>
+              <w:rPr>
+                <w:sz w:val="24"/>
+                <w:szCs w:val="24"/>
+              </w:rPr>
+              <w:t>almost certainly</w:t>
+            </w:r>
+            <w:r>
+              <w:rPr>
+                <w:sz w:val="24"/>
+                <w:szCs w:val="24"/>
+              </w:rPr>
+              <w:t xml:space="preserve"> be </w:t>
+            </w:r>
+            <w:r>
+              <w:rPr>
+                <w:sz w:val="24"/>
+                <w:szCs w:val="24"/>
+              </w:rPr>
+              <w:t>higher</w:t>
+            </w:r>
+            <w:r>
+              <w:rPr>
+                <w:sz w:val="24"/>
+                <w:szCs w:val="24"/>
+              </w:rPr>
+              <w:t xml:space="preserve"> than the fixed pipeline. Even in </w:t>
+            </w:r>
+            <w:r>
+              <w:rPr>
+                <w:sz w:val="24"/>
+                <w:szCs w:val="24"/>
+              </w:rPr>
+              <w:t>the</w:t>
+            </w:r>
+            <w:r>
+              <w:rPr>
+                <w:sz w:val="24"/>
+                <w:szCs w:val="24"/>
+              </w:rPr>
+              <w:t xml:space="preserve"> case of the simplest queries (</w:t>
+            </w:r>
+            <w:r>
+              <w:rPr>
+                <w:sz w:val="24"/>
+                <w:szCs w:val="24"/>
+              </w:rPr>
+              <w:t>e.g.</w:t>
+            </w:r>
+            <w:r>
+              <w:rPr>
+                <w:sz w:val="24"/>
+                <w:szCs w:val="24"/>
+              </w:rPr>
+              <w:t xml:space="preserve"> “Who wrote this paper?”), the model runs the “decide” step in addition to the</w:t>
+            </w:r>
+            <w:r>
+              <w:rPr>
+                <w:sz w:val="24"/>
+                <w:szCs w:val="24"/>
+              </w:rPr>
+              <w:t xml:space="preserve"> generation of the </w:t>
+            </w:r>
+            <w:r>
+              <w:rPr>
+                <w:sz w:val="24"/>
+                <w:szCs w:val="24"/>
+              </w:rPr>
+              <w:t>final answer</w:t>
+            </w:r>
+            <w:r>
+              <w:rPr>
+                <w:sz w:val="24"/>
+                <w:szCs w:val="24"/>
+              </w:rPr>
+              <w:t xml:space="preserve">. In the </w:t>
+            </w:r>
+            <w:r>
+              <w:rPr>
+                <w:sz w:val="24"/>
+                <w:szCs w:val="24"/>
+              </w:rPr>
+              <w:t>previous</w:t>
+            </w:r>
+            <w:r>
+              <w:rPr>
+                <w:sz w:val="24"/>
+                <w:szCs w:val="24"/>
+              </w:rPr>
+              <w:t xml:space="preserve"> versions</w:t>
+            </w:r>
+            <w:r>
+              <w:rPr>
+                <w:sz w:val="24"/>
+                <w:szCs w:val="24"/>
+              </w:rPr>
+              <w:t xml:space="preserve"> of the system</w:t>
+            </w:r>
+            <w:r>
+              <w:rPr>
+                <w:sz w:val="24"/>
+                <w:szCs w:val="24"/>
+              </w:rPr>
+              <w:t xml:space="preserve">, the query was passed directly to the retriever and hence did not require the usage of the </w:t>
+            </w:r>
+            <w:r>
+              <w:rPr>
+                <w:sz w:val="24"/>
+                <w:szCs w:val="24"/>
+              </w:rPr>
+              <w:t xml:space="preserve">more </w:t>
+            </w:r>
+            <w:r>
+              <w:rPr>
+                <w:sz w:val="24"/>
+                <w:szCs w:val="24"/>
+              </w:rPr>
+              <w:t>costly LLM API</w:t>
+            </w:r>
+            <w:r>
+              <w:rPr>
+                <w:sz w:val="24"/>
+                <w:szCs w:val="24"/>
+              </w:rPr>
+              <w:t xml:space="preserve"> before running retrieval</w:t>
+            </w:r>
+            <w:r>
+              <w:rPr>
+                <w:sz w:val="24"/>
+                <w:szCs w:val="24"/>
+              </w:rPr>
+              <w:t xml:space="preserve">. However, </w:t>
+            </w:r>
+            <w:r>
+              <w:rPr>
+                <w:sz w:val="24"/>
+                <w:szCs w:val="24"/>
+              </w:rPr>
+              <w:t xml:space="preserve">the advantage of the fixed pipeline only </w:t>
+            </w:r>
+            <w:r>
+              <w:rPr>
+                <w:sz w:val="24"/>
+                <w:szCs w:val="24"/>
+              </w:rPr>
+              <w:t xml:space="preserve">applies to </w:t>
+            </w:r>
+            <w:r>
+              <w:rPr>
+                <w:sz w:val="24"/>
+                <w:szCs w:val="24"/>
+              </w:rPr>
+              <w:t>very simple</w:t>
+            </w:r>
+            <w:r>
+              <w:rPr>
+                <w:sz w:val="24"/>
+                <w:szCs w:val="24"/>
+              </w:rPr>
+              <w:t xml:space="preserve"> questions. </w:t>
+            </w:r>
+            <w:r>
+              <w:rPr>
+                <w:sz w:val="24"/>
+                <w:szCs w:val="24"/>
+              </w:rPr>
+              <w:t>(</w:t>
+            </w:r>
+            <w:r>
+              <w:rPr>
+                <w:sz w:val="24"/>
+                <w:szCs w:val="24"/>
+              </w:rPr>
+              <w:t>Without knowing the users’ behavior,</w:t>
+            </w:r>
+            <w:r>
+              <w:rPr>
+                <w:sz w:val="24"/>
+                <w:szCs w:val="24"/>
+              </w:rPr>
+              <w:t xml:space="preserve"> it cannot be </w:t>
+            </w:r>
+            <w:r>
+              <w:rPr>
+                <w:sz w:val="24"/>
+                <w:szCs w:val="24"/>
+              </w:rPr>
+              <w:t>determined</w:t>
+            </w:r>
+            <w:r>
+              <w:rPr>
+                <w:sz w:val="24"/>
+                <w:szCs w:val="24"/>
+              </w:rPr>
+              <w:t xml:space="preserve"> if simple questions are a majority or a </w:t>
+            </w:r>
+            <w:r>
+              <w:rPr>
+                <w:sz w:val="24"/>
+                <w:szCs w:val="24"/>
+              </w:rPr>
+              <w:t>minority</w:t>
+            </w:r>
+            <w:r>
+              <w:rPr>
+                <w:sz w:val="24"/>
+                <w:szCs w:val="24"/>
+              </w:rPr>
+              <w:t xml:space="preserve"> of cases</w:t>
+            </w:r>
+            <w:r>
+              <w:rPr>
+                <w:sz w:val="24"/>
+                <w:szCs w:val="24"/>
+              </w:rPr>
+              <w:t>)</w:t>
             </w:r>
           </w:p>
           <w:p>
@@ -1276,7 +3600,7 @@
     <w:p>
       <w:pPr>
         <w:rPr>
-          <w:rFonts w:ascii="Calibri" w:eastAsia="Aptos" w:hAnsi="Calibri" w:cs="Calibri"/>
+          <w:rFonts w:ascii="Calibri" w:hAnsi="Calibri" w:eastAsia="Aptos" w:cs="Calibri"/>
           <w:color w:val="000000"/>
           <w:sz w:val="24"/>
           <w:szCs w:val="24"/>
@@ -1284,7 +3608,7 @@
       </w:pPr>
       <w:r>
         <w:rPr>
-          <w:rFonts w:ascii="Calibri" w:eastAsia="Aptos" w:hAnsi="Calibri" w:cs="Calibri"/>
+          <w:rFonts w:ascii="Calibri" w:hAnsi="Calibri" w:eastAsia="Aptos" w:cs="Calibri"/>
           <w:color w:val="000000"/>
           <w:sz w:val="24"/>
           <w:szCs w:val="24"/>
@@ -1300,7 +3624,7 @@
           <w:numId w:val="12"/>
         </w:numPr>
         <w:rPr>
-          <w:rFonts w:ascii="Calibri" w:eastAsia="Aptos" w:hAnsi="Calibri" w:cs="Calibri"/>
+          <w:rFonts w:ascii="Calibri" w:hAnsi="Calibri" w:eastAsia="Aptos" w:cs="Calibri"/>
           <w:color w:val="000000"/>
           <w:sz w:val="24"/>
           <w:szCs w:val="24"/>
@@ -1308,7 +3632,7 @@
       </w:pPr>
       <w:r>
         <w:rPr>
-          <w:rFonts w:ascii="Calibri" w:eastAsia="Aptos" w:hAnsi="Calibri" w:cs="Calibri"/>
+          <w:rFonts w:ascii="Calibri" w:hAnsi="Calibri" w:eastAsia="Aptos" w:cs="Calibri"/>
           <w:color w:val="000000"/>
           <w:sz w:val="24"/>
           <w:szCs w:val="24"/>
@@ -1324,7 +3648,7 @@
           <w:numId w:val="12"/>
         </w:numPr>
         <w:rPr>
-          <w:rFonts w:ascii="Calibri" w:eastAsia="Aptos" w:hAnsi="Calibri" w:cs="Calibri"/>
+          <w:rFonts w:ascii="Calibri" w:hAnsi="Calibri" w:eastAsia="Aptos" w:cs="Calibri"/>
           <w:color w:val="000000"/>
           <w:sz w:val="24"/>
           <w:szCs w:val="24"/>
@@ -1332,7 +3656,7 @@
       </w:pPr>
       <w:r>
         <w:rPr>
-          <w:rFonts w:ascii="Calibri" w:eastAsia="Aptos" w:hAnsi="Calibri" w:cs="Calibri"/>
+          <w:rFonts w:ascii="Calibri" w:hAnsi="Calibri" w:eastAsia="Aptos" w:cs="Calibri"/>
           <w:color w:val="000000"/>
           <w:sz w:val="24"/>
           <w:szCs w:val="24"/>
@@ -1348,7 +3672,7 @@
           <w:numId w:val="12"/>
         </w:numPr>
         <w:rPr>
-          <w:rFonts w:ascii="Calibri" w:eastAsia="Aptos" w:hAnsi="Calibri" w:cs="Calibri"/>
+          <w:rFonts w:ascii="Calibri" w:hAnsi="Calibri" w:eastAsia="Aptos" w:cs="Calibri"/>
           <w:color w:val="000000"/>
           <w:sz w:val="24"/>
           <w:szCs w:val="24"/>
@@ -1356,7 +3680,7 @@
       </w:pPr>
       <w:r>
         <w:rPr>
-          <w:rFonts w:ascii="Calibri" w:eastAsia="Aptos" w:hAnsi="Calibri" w:cs="Calibri"/>
+          <w:rFonts w:ascii="Calibri" w:hAnsi="Calibri" w:eastAsia="Aptos" w:cs="Calibri"/>
           <w:color w:val="000000"/>
           <w:sz w:val="24"/>
           <w:szCs w:val="24"/>
@@ -1372,7 +3696,7 @@
           <w:numId w:val="12"/>
         </w:numPr>
         <w:rPr>
-          <w:rFonts w:ascii="Calibri" w:eastAsia="Aptos" w:hAnsi="Calibri" w:cs="Calibri"/>
+          <w:rFonts w:ascii="Calibri" w:hAnsi="Calibri" w:eastAsia="Aptos" w:cs="Calibri"/>
           <w:color w:val="000000"/>
           <w:sz w:val="24"/>
           <w:szCs w:val="24"/>
@@ -1380,7 +3704,7 @@
       </w:pPr>
       <w:r>
         <w:rPr>
-          <w:rFonts w:ascii="Calibri" w:eastAsia="Aptos" w:hAnsi="Calibri" w:cs="Calibri"/>
+          <w:rFonts w:ascii="Calibri" w:hAnsi="Calibri" w:eastAsia="Aptos" w:cs="Calibri"/>
           <w:color w:val="000000"/>
           <w:sz w:val="24"/>
           <w:szCs w:val="24"/>
@@ -1406,12 +3730,13 @@
           <w:tcPr>
             <w:tcW w:w="10080" w:type="dxa"/>
             <w:tcBorders>
-              <w:top w:val="single" w:sz="6" w:space="0" w:color="BFBFBF"/>
-              <w:left w:val="single" w:sz="6" w:space="0" w:color="BFBFBF"/>
-              <w:bottom w:val="single" w:sz="6" w:space="0" w:color="BFBFBF"/>
-              <w:right w:val="single" w:sz="6" w:space="0" w:color="BFBFBF"/>
+              <w:top w:val="single" w:color="BFBFBF" w:themeColor="background1" w:themeShade="BF" w:sz="6" w:space="0"/>
+              <w:left w:val="single" w:color="BFBFBF" w:themeColor="background1" w:themeShade="BF" w:sz="6" w:space="0"/>
+              <w:bottom w:val="single" w:color="BFBFBF" w:themeColor="background1" w:themeShade="BF" w:sz="6" w:space="0"/>
+              <w:right w:val="single" w:color="BFBFBF" w:themeColor="background1" w:themeShade="BF" w:sz="6" w:space="0"/>
             </w:tcBorders>
-            <w:shd w:val="clear" w:color="auto" w:fill="F2F2F2"/>
+            <w:shd w:val="clear" w:color="auto" w:fill="F2F2F2" w:themeFill="background1" w:themeFillShade="F2"/>
+            <w:tcMar/>
           </w:tcPr>
           <w:p>
             <w:pPr>
@@ -1440,26 +3765,245 @@
           <w:tcPr>
             <w:tcW w:w="10080" w:type="dxa"/>
             <w:tcBorders>
-              <w:top w:val="single" w:sz="6" w:space="0" w:color="BFBFBF"/>
-              <w:left w:val="single" w:sz="6" w:space="0" w:color="BFBFBF"/>
-              <w:bottom w:val="single" w:sz="6" w:space="0" w:color="BFBFBF"/>
-              <w:right w:val="single" w:sz="6" w:space="0" w:color="BFBFBF"/>
+              <w:top w:val="single" w:color="BFBFBF" w:themeColor="background1" w:themeShade="BF" w:sz="6" w:space="0"/>
+              <w:left w:val="single" w:color="BFBFBF" w:themeColor="background1" w:themeShade="BF" w:sz="6" w:space="0"/>
+              <w:bottom w:val="single" w:color="BFBFBF" w:themeColor="background1" w:themeShade="BF" w:sz="6" w:space="0"/>
+              <w:right w:val="single" w:color="BFBFBF" w:themeColor="background1" w:themeShade="BF" w:sz="6" w:space="0"/>
             </w:tcBorders>
+            <w:tcMar/>
           </w:tcPr>
           <w:p>
-            <w:pPr>
-              <w:rPr>
-                <w:sz w:val="24"/>
-                <w:szCs w:val="24"/>
-              </w:rPr>
-            </w:pPr>
-            <w:r>
-              <w:rPr>
-                <w:sz w:val="24"/>
-                <w:szCs w:val="24"/>
-              </w:rPr>
-              <w:t>Response:</w:t>
-            </w:r>
+            <w:pPr/>
+            <w:r>
+              <w:rPr>
+                <w:sz w:val="24"/>
+                <w:szCs w:val="24"/>
+              </w:rPr>
+              <w:t xml:space="preserve">I updated the system’s </w:t>
+            </w:r>
+            <w:r>
+              <w:rPr>
+                <w:sz w:val="24"/>
+                <w:szCs w:val="24"/>
+              </w:rPr>
+              <w:t>prompt used in the answer step.</w:t>
+            </w:r>
+            <w:r>
+              <w:rPr>
+                <w:sz w:val="24"/>
+                <w:szCs w:val="24"/>
+              </w:rPr>
+              <w:t xml:space="preserve"> </w:t>
+            </w:r>
+            <w:r>
+              <w:rPr>
+                <w:sz w:val="24"/>
+                <w:szCs w:val="24"/>
+              </w:rPr>
+              <w:t xml:space="preserve">So </w:t>
+            </w:r>
+            <w:r>
+              <w:rPr>
+                <w:sz w:val="24"/>
+                <w:szCs w:val="24"/>
+              </w:rPr>
+              <w:t>far,</w:t>
+            </w:r>
+            <w:r>
+              <w:rPr>
+                <w:sz w:val="24"/>
+                <w:szCs w:val="24"/>
+              </w:rPr>
+              <w:t xml:space="preserve"> I had been using the starter’s answer prompt:</w:t>
+            </w:r>
+          </w:p>
+          <w:p>
+            <w:pPr>
+              <w:shd w:val="clear" w:color="auto" w:fill="282828"/>
+              <w:spacing w:before="0" w:beforeAutospacing="off" w:after="0" w:afterAutospacing="off" w:line="240" w:lineRule="auto"/>
+            </w:pPr>
+            <w:r>
+              <w:rPr>
+                <w:rFonts w:ascii="CaskaydiaMono Nerd Font" w:hAnsi="CaskaydiaMono Nerd Font" w:eastAsia="CaskaydiaMono Nerd Font" w:cs="CaskaydiaMono Nerd Font"/>
+                <w:b w:val="1"/>
+                <w:bCs w:val="1"/>
+                <w:noProof w:val="0"/>
+                <w:color w:val="D3869B"/>
+                <w:sz w:val="18"/>
+                <w:szCs w:val="18"/>
+                <w:lang w:val="en-US"/>
+              </w:rPr>
+              <w:t>ANSWER_SYSTEM</w:t>
+            </w:r>
+            <w:r>
+              <w:rPr>
+                <w:rFonts w:ascii="CaskaydiaMono Nerd Font" w:hAnsi="CaskaydiaMono Nerd Font" w:eastAsia="CaskaydiaMono Nerd Font" w:cs="CaskaydiaMono Nerd Font"/>
+                <w:b w:val="0"/>
+                <w:bCs w:val="0"/>
+                <w:noProof w:val="0"/>
+                <w:color w:val="EBDBB2"/>
+                <w:sz w:val="18"/>
+                <w:szCs w:val="18"/>
+                <w:lang w:val="en-US"/>
+              </w:rPr>
+              <w:t xml:space="preserve"> </w:t>
+            </w:r>
+            <w:r>
+              <w:rPr>
+                <w:rFonts w:ascii="CaskaydiaMono Nerd Font" w:hAnsi="CaskaydiaMono Nerd Font" w:eastAsia="CaskaydiaMono Nerd Font" w:cs="CaskaydiaMono Nerd Font"/>
+                <w:b w:val="0"/>
+                <w:bCs w:val="0"/>
+                <w:noProof w:val="0"/>
+                <w:color w:val="8EC07C"/>
+                <w:sz w:val="18"/>
+                <w:szCs w:val="18"/>
+                <w:lang w:val="en-US"/>
+              </w:rPr>
+              <w:t>=</w:t>
+            </w:r>
+            <w:r>
+              <w:rPr>
+                <w:rFonts w:ascii="CaskaydiaMono Nerd Font" w:hAnsi="CaskaydiaMono Nerd Font" w:eastAsia="CaskaydiaMono Nerd Font" w:cs="CaskaydiaMono Nerd Font"/>
+                <w:b w:val="0"/>
+                <w:bCs w:val="0"/>
+                <w:noProof w:val="0"/>
+                <w:color w:val="EBDBB2"/>
+                <w:sz w:val="18"/>
+                <w:szCs w:val="18"/>
+                <w:lang w:val="en-US"/>
+              </w:rPr>
+              <w:t xml:space="preserve"> </w:t>
+            </w:r>
+            <w:r>
+              <w:rPr>
+                <w:rFonts w:ascii="CaskaydiaMono Nerd Font" w:hAnsi="CaskaydiaMono Nerd Font" w:eastAsia="CaskaydiaMono Nerd Font" w:cs="CaskaydiaMono Nerd Font"/>
+                <w:b w:val="0"/>
+                <w:bCs w:val="0"/>
+                <w:noProof w:val="0"/>
+                <w:color w:val="A89984"/>
+                <w:sz w:val="18"/>
+                <w:szCs w:val="18"/>
+                <w:lang w:val="en-US"/>
+              </w:rPr>
+              <w:t>(</w:t>
+            </w:r>
+          </w:p>
+          <w:p>
+            <w:pPr>
+              <w:shd w:val="clear" w:color="auto" w:fill="282828"/>
+              <w:spacing w:before="0" w:beforeAutospacing="off" w:after="0" w:afterAutospacing="off" w:line="240" w:lineRule="auto"/>
+            </w:pPr>
+            <w:r>
+              <w:rPr>
+                <w:rFonts w:ascii="CaskaydiaMono Nerd Font" w:hAnsi="CaskaydiaMono Nerd Font" w:eastAsia="CaskaydiaMono Nerd Font" w:cs="CaskaydiaMono Nerd Font"/>
+                <w:b w:val="0"/>
+                <w:bCs w:val="0"/>
+                <w:noProof w:val="0"/>
+                <w:color w:val="A89984"/>
+                <w:sz w:val="18"/>
+                <w:szCs w:val="18"/>
+                <w:lang w:val="en-US"/>
+              </w:rPr>
+              <w:t>"</w:t>
+            </w:r>
+            <w:r>
+              <w:rPr>
+                <w:rFonts w:ascii="CaskaydiaMono Nerd Font" w:hAnsi="CaskaydiaMono Nerd Font" w:eastAsia="CaskaydiaMono Nerd Font" w:cs="CaskaydiaMono Nerd Font"/>
+                <w:b w:val="0"/>
+                <w:bCs w:val="0"/>
+                <w:noProof w:val="0"/>
+                <w:color w:val="B8BB26"/>
+                <w:sz w:val="18"/>
+                <w:szCs w:val="18"/>
+                <w:lang w:val="en-US"/>
+              </w:rPr>
+              <w:t xml:space="preserve">You are a helpful assistant. Answer the question using ONLY the provided documents, </w:t>
+            </w:r>
+            <w:r>
+              <w:rPr>
+                <w:rFonts w:ascii="CaskaydiaMono Nerd Font" w:hAnsi="CaskaydiaMono Nerd Font" w:eastAsia="CaskaydiaMono Nerd Font" w:cs="CaskaydiaMono Nerd Font"/>
+                <w:b w:val="0"/>
+                <w:bCs w:val="0"/>
+                <w:noProof w:val="0"/>
+                <w:color w:val="A89984"/>
+                <w:sz w:val="18"/>
+                <w:szCs w:val="18"/>
+                <w:lang w:val="en-US"/>
+              </w:rPr>
+              <w:t>"</w:t>
+            </w:r>
+          </w:p>
+          <w:p>
+            <w:pPr>
+              <w:shd w:val="clear" w:color="auto" w:fill="282828"/>
+              <w:spacing w:before="0" w:beforeAutospacing="off" w:after="0" w:afterAutospacing="off" w:line="240" w:lineRule="auto"/>
+            </w:pPr>
+            <w:r>
+              <w:rPr>
+                <w:rFonts w:ascii="CaskaydiaMono Nerd Font" w:hAnsi="CaskaydiaMono Nerd Font" w:eastAsia="CaskaydiaMono Nerd Font" w:cs="CaskaydiaMono Nerd Font"/>
+                <w:b w:val="0"/>
+                <w:bCs w:val="0"/>
+                <w:noProof w:val="0"/>
+                <w:color w:val="A89984"/>
+                <w:sz w:val="18"/>
+                <w:szCs w:val="18"/>
+                <w:lang w:val="en-US"/>
+              </w:rPr>
+              <w:t>"</w:t>
+            </w:r>
+            <w:r>
+              <w:rPr>
+                <w:rFonts w:ascii="CaskaydiaMono Nerd Font" w:hAnsi="CaskaydiaMono Nerd Font" w:eastAsia="CaskaydiaMono Nerd Font" w:cs="CaskaydiaMono Nerd Font"/>
+                <w:b w:val="0"/>
+                <w:bCs w:val="0"/>
+                <w:noProof w:val="0"/>
+                <w:color w:val="B8BB26"/>
+                <w:sz w:val="18"/>
+                <w:szCs w:val="18"/>
+                <w:lang w:val="en-US"/>
+              </w:rPr>
+              <w:t>quoting where you can. If they do not contain the answer, say so.</w:t>
+            </w:r>
+            <w:r>
+              <w:rPr>
+                <w:rFonts w:ascii="CaskaydiaMono Nerd Font" w:hAnsi="CaskaydiaMono Nerd Font" w:eastAsia="CaskaydiaMono Nerd Font" w:cs="CaskaydiaMono Nerd Font"/>
+                <w:b w:val="0"/>
+                <w:bCs w:val="0"/>
+                <w:noProof w:val="0"/>
+                <w:color w:val="A89984"/>
+                <w:sz w:val="18"/>
+                <w:szCs w:val="18"/>
+                <w:lang w:val="en-US"/>
+              </w:rPr>
+              <w:t>"</w:t>
+            </w:r>
+          </w:p>
+          <w:p>
+            <w:pPr>
+              <w:shd w:val="clear" w:color="auto" w:fill="282828"/>
+              <w:spacing w:before="0" w:beforeAutospacing="off" w:after="0" w:afterAutospacing="off" w:line="240" w:lineRule="auto"/>
+            </w:pPr>
+            <w:r>
+              <w:rPr>
+                <w:rFonts w:ascii="CaskaydiaMono Nerd Font" w:hAnsi="CaskaydiaMono Nerd Font" w:eastAsia="CaskaydiaMono Nerd Font" w:cs="CaskaydiaMono Nerd Font"/>
+                <w:b w:val="0"/>
+                <w:bCs w:val="0"/>
+                <w:noProof w:val="0"/>
+                <w:color w:val="A89984"/>
+                <w:sz w:val="18"/>
+                <w:szCs w:val="18"/>
+                <w:lang w:val="en-US"/>
+              </w:rPr>
+              <w:t>)</w:t>
+            </w:r>
+          </w:p>
+          <w:p>
+            <w:pPr>
+              <w:rPr>
+                <w:sz w:val="24"/>
+                <w:szCs w:val="24"/>
+              </w:rPr>
+            </w:pPr>
           </w:p>
           <w:p>
             <w:pPr>
@@ -1469,6 +4013,432 @@
                 <w:szCs w:val="24"/>
               </w:rPr>
             </w:pPr>
+            <w:r>
+              <w:rPr>
+                <w:sz w:val="24"/>
+                <w:szCs w:val="24"/>
+              </w:rPr>
+              <w:t xml:space="preserve">I updated </w:t>
+            </w:r>
+            <w:r>
+              <w:rPr>
+                <w:sz w:val="24"/>
+                <w:szCs w:val="24"/>
+              </w:rPr>
+              <w:t>the prompt to be more specific:</w:t>
+            </w:r>
+          </w:p>
+          <w:p>
+            <w:pPr>
+              <w:shd w:val="clear" w:color="auto" w:fill="282828"/>
+              <w:spacing w:before="0" w:beforeAutospacing="off" w:after="0" w:afterAutospacing="off" w:line="240" w:lineRule="auto"/>
+            </w:pPr>
+            <w:r>
+              <w:rPr>
+                <w:rFonts w:ascii="CaskaydiaMono Nerd Font" w:hAnsi="CaskaydiaMono Nerd Font" w:eastAsia="CaskaydiaMono Nerd Font" w:cs="CaskaydiaMono Nerd Font"/>
+                <w:b w:val="1"/>
+                <w:bCs w:val="1"/>
+                <w:noProof w:val="0"/>
+                <w:color w:val="D3869B"/>
+                <w:sz w:val="18"/>
+                <w:szCs w:val="18"/>
+                <w:lang w:val="en-US"/>
+              </w:rPr>
+              <w:t>ANSWER_SYSTEM</w:t>
+            </w:r>
+            <w:r>
+              <w:rPr>
+                <w:rFonts w:ascii="CaskaydiaMono Nerd Font" w:hAnsi="CaskaydiaMono Nerd Font" w:eastAsia="CaskaydiaMono Nerd Font" w:cs="CaskaydiaMono Nerd Font"/>
+                <w:b w:val="0"/>
+                <w:bCs w:val="0"/>
+                <w:noProof w:val="0"/>
+                <w:color w:val="EBDBB2"/>
+                <w:sz w:val="18"/>
+                <w:szCs w:val="18"/>
+                <w:lang w:val="en-US"/>
+              </w:rPr>
+              <w:t xml:space="preserve"> </w:t>
+            </w:r>
+            <w:r>
+              <w:rPr>
+                <w:rFonts w:ascii="CaskaydiaMono Nerd Font" w:hAnsi="CaskaydiaMono Nerd Font" w:eastAsia="CaskaydiaMono Nerd Font" w:cs="CaskaydiaMono Nerd Font"/>
+                <w:b w:val="0"/>
+                <w:bCs w:val="0"/>
+                <w:noProof w:val="0"/>
+                <w:color w:val="8EC07C"/>
+                <w:sz w:val="18"/>
+                <w:szCs w:val="18"/>
+                <w:lang w:val="en-US"/>
+              </w:rPr>
+              <w:t>=</w:t>
+            </w:r>
+            <w:r>
+              <w:rPr>
+                <w:rFonts w:ascii="CaskaydiaMono Nerd Font" w:hAnsi="CaskaydiaMono Nerd Font" w:eastAsia="CaskaydiaMono Nerd Font" w:cs="CaskaydiaMono Nerd Font"/>
+                <w:b w:val="0"/>
+                <w:bCs w:val="0"/>
+                <w:noProof w:val="0"/>
+                <w:color w:val="EBDBB2"/>
+                <w:sz w:val="18"/>
+                <w:szCs w:val="18"/>
+                <w:lang w:val="en-US"/>
+              </w:rPr>
+              <w:t xml:space="preserve"> </w:t>
+            </w:r>
+            <w:r>
+              <w:rPr>
+                <w:rFonts w:ascii="CaskaydiaMono Nerd Font" w:hAnsi="CaskaydiaMono Nerd Font" w:eastAsia="CaskaydiaMono Nerd Font" w:cs="CaskaydiaMono Nerd Font"/>
+                <w:b w:val="0"/>
+                <w:bCs w:val="0"/>
+                <w:noProof w:val="0"/>
+                <w:color w:val="A89984"/>
+                <w:sz w:val="18"/>
+                <w:szCs w:val="18"/>
+                <w:lang w:val="en-US"/>
+              </w:rPr>
+              <w:t>(</w:t>
+            </w:r>
+          </w:p>
+          <w:p>
+            <w:pPr>
+              <w:shd w:val="clear" w:color="auto" w:fill="282828"/>
+              <w:spacing w:before="0" w:beforeAutospacing="off" w:after="0" w:afterAutospacing="off" w:line="240" w:lineRule="auto"/>
+            </w:pPr>
+            <w:r>
+              <w:rPr>
+                <w:rFonts w:ascii="CaskaydiaMono Nerd Font" w:hAnsi="CaskaydiaMono Nerd Font" w:eastAsia="CaskaydiaMono Nerd Font" w:cs="CaskaydiaMono Nerd Font"/>
+                <w:b w:val="0"/>
+                <w:bCs w:val="0"/>
+                <w:noProof w:val="0"/>
+                <w:color w:val="A89984"/>
+                <w:sz w:val="18"/>
+                <w:szCs w:val="18"/>
+                <w:lang w:val="en-US"/>
+              </w:rPr>
+              <w:t>"</w:t>
+            </w:r>
+            <w:r>
+              <w:rPr>
+                <w:rFonts w:ascii="CaskaydiaMono Nerd Font" w:hAnsi="CaskaydiaMono Nerd Font" w:eastAsia="CaskaydiaMono Nerd Font" w:cs="CaskaydiaMono Nerd Font"/>
+                <w:b w:val="0"/>
+                <w:bCs w:val="0"/>
+                <w:noProof w:val="0"/>
+                <w:color w:val="B8BB26"/>
+                <w:sz w:val="18"/>
+                <w:szCs w:val="18"/>
+                <w:lang w:val="en-US"/>
+              </w:rPr>
+              <w:t xml:space="preserve">You are a helpful assistant. Answer the question using ONLY the provided documents, </w:t>
+            </w:r>
+            <w:r>
+              <w:rPr>
+                <w:rFonts w:ascii="CaskaydiaMono Nerd Font" w:hAnsi="CaskaydiaMono Nerd Font" w:eastAsia="CaskaydiaMono Nerd Font" w:cs="CaskaydiaMono Nerd Font"/>
+                <w:b w:val="0"/>
+                <w:bCs w:val="0"/>
+                <w:noProof w:val="0"/>
+                <w:color w:val="A89984"/>
+                <w:sz w:val="18"/>
+                <w:szCs w:val="18"/>
+                <w:lang w:val="en-US"/>
+              </w:rPr>
+              <w:t>"</w:t>
+            </w:r>
+          </w:p>
+          <w:p>
+            <w:pPr>
+              <w:shd w:val="clear" w:color="auto" w:fill="282828"/>
+              <w:spacing w:before="0" w:beforeAutospacing="off" w:after="0" w:afterAutospacing="off" w:line="240" w:lineRule="auto"/>
+            </w:pPr>
+            <w:r>
+              <w:rPr>
+                <w:rFonts w:ascii="CaskaydiaMono Nerd Font" w:hAnsi="CaskaydiaMono Nerd Font" w:eastAsia="CaskaydiaMono Nerd Font" w:cs="CaskaydiaMono Nerd Font"/>
+                <w:b w:val="0"/>
+                <w:bCs w:val="0"/>
+                <w:noProof w:val="0"/>
+                <w:color w:val="A89984"/>
+                <w:sz w:val="18"/>
+                <w:szCs w:val="18"/>
+                <w:lang w:val="en-US"/>
+              </w:rPr>
+              <w:t>"</w:t>
+            </w:r>
+            <w:r>
+              <w:rPr>
+                <w:rFonts w:ascii="CaskaydiaMono Nerd Font" w:hAnsi="CaskaydiaMono Nerd Font" w:eastAsia="CaskaydiaMono Nerd Font" w:cs="CaskaydiaMono Nerd Font"/>
+                <w:b w:val="0"/>
+                <w:bCs w:val="0"/>
+                <w:noProof w:val="0"/>
+                <w:color w:val="B8BB26"/>
+                <w:sz w:val="18"/>
+                <w:szCs w:val="18"/>
+                <w:lang w:val="en-US"/>
+              </w:rPr>
+              <w:t>quoting where you can. If they do not contain the answer, say so.</w:t>
+            </w:r>
+            <w:r>
+              <w:rPr>
+                <w:rFonts w:ascii="CaskaydiaMono Nerd Font" w:hAnsi="CaskaydiaMono Nerd Font" w:eastAsia="CaskaydiaMono Nerd Font" w:cs="CaskaydiaMono Nerd Font"/>
+                <w:b w:val="0"/>
+                <w:bCs w:val="0"/>
+                <w:noProof w:val="0"/>
+                <w:color w:val="A89984"/>
+                <w:sz w:val="18"/>
+                <w:szCs w:val="18"/>
+                <w:lang w:val="en-US"/>
+              </w:rPr>
+              <w:t>"</w:t>
+            </w:r>
+          </w:p>
+          <w:p>
+            <w:pPr>
+              <w:shd w:val="clear" w:color="auto" w:fill="282828"/>
+              <w:spacing w:before="0" w:beforeAutospacing="off" w:after="0" w:afterAutospacing="off" w:line="240" w:lineRule="auto"/>
+            </w:pPr>
+            <w:r>
+              <w:rPr>
+                <w:rFonts w:ascii="CaskaydiaMono Nerd Font" w:hAnsi="CaskaydiaMono Nerd Font" w:eastAsia="CaskaydiaMono Nerd Font" w:cs="CaskaydiaMono Nerd Font"/>
+                <w:b w:val="0"/>
+                <w:bCs w:val="0"/>
+                <w:noProof w:val="0"/>
+                <w:color w:val="A89984"/>
+                <w:sz w:val="18"/>
+                <w:szCs w:val="18"/>
+                <w:lang w:val="en-US"/>
+              </w:rPr>
+              <w:t>"</w:t>
+            </w:r>
+            <w:r>
+              <w:rPr>
+                <w:rFonts w:ascii="CaskaydiaMono Nerd Font" w:hAnsi="CaskaydiaMono Nerd Font" w:eastAsia="CaskaydiaMono Nerd Font" w:cs="CaskaydiaMono Nerd Font"/>
+                <w:b w:val="0"/>
+                <w:bCs w:val="0"/>
+                <w:noProof w:val="0"/>
+                <w:color w:val="B8BB26"/>
+                <w:sz w:val="18"/>
+                <w:szCs w:val="18"/>
+                <w:lang w:val="en-US"/>
+              </w:rPr>
+              <w:t>The answer that you give is the final step in the conversation, so do not ask any follow up questions or suggest any further steps.</w:t>
+            </w:r>
+            <w:r>
+              <w:rPr>
+                <w:rFonts w:ascii="CaskaydiaMono Nerd Font" w:hAnsi="CaskaydiaMono Nerd Font" w:eastAsia="CaskaydiaMono Nerd Font" w:cs="CaskaydiaMono Nerd Font"/>
+                <w:b w:val="0"/>
+                <w:bCs w:val="0"/>
+                <w:noProof w:val="0"/>
+                <w:color w:val="A89984"/>
+                <w:sz w:val="18"/>
+                <w:szCs w:val="18"/>
+                <w:lang w:val="en-US"/>
+              </w:rPr>
+              <w:t>"</w:t>
+            </w:r>
+          </w:p>
+          <w:p>
+            <w:pPr>
+              <w:shd w:val="clear" w:color="auto" w:fill="282828"/>
+              <w:spacing w:before="0" w:beforeAutospacing="off" w:after="0" w:afterAutospacing="off" w:line="240" w:lineRule="auto"/>
+            </w:pPr>
+            <w:r>
+              <w:rPr>
+                <w:rFonts w:ascii="CaskaydiaMono Nerd Font" w:hAnsi="CaskaydiaMono Nerd Font" w:eastAsia="CaskaydiaMono Nerd Font" w:cs="CaskaydiaMono Nerd Font"/>
+                <w:b w:val="0"/>
+                <w:bCs w:val="0"/>
+                <w:noProof w:val="0"/>
+                <w:color w:val="A89984"/>
+                <w:sz w:val="18"/>
+                <w:szCs w:val="18"/>
+                <w:lang w:val="en-US"/>
+              </w:rPr>
+              <w:t>"</w:t>
+            </w:r>
+            <w:r>
+              <w:rPr>
+                <w:rFonts w:ascii="CaskaydiaMono Nerd Font" w:hAnsi="CaskaydiaMono Nerd Font" w:eastAsia="CaskaydiaMono Nerd Font" w:cs="CaskaydiaMono Nerd Font"/>
+                <w:b w:val="0"/>
+                <w:bCs w:val="0"/>
+                <w:noProof w:val="0"/>
+                <w:color w:val="B8BB26"/>
+                <w:sz w:val="18"/>
+                <w:szCs w:val="18"/>
+                <w:lang w:val="en-US"/>
+              </w:rPr>
+              <w:t>The user may not want to continue the conversation, so don't suggest other things that you could possibly do.</w:t>
+            </w:r>
+            <w:r>
+              <w:rPr>
+                <w:rFonts w:ascii="CaskaydiaMono Nerd Font" w:hAnsi="CaskaydiaMono Nerd Font" w:eastAsia="CaskaydiaMono Nerd Font" w:cs="CaskaydiaMono Nerd Font"/>
+                <w:b w:val="0"/>
+                <w:bCs w:val="0"/>
+                <w:noProof w:val="0"/>
+                <w:color w:val="A89984"/>
+                <w:sz w:val="18"/>
+                <w:szCs w:val="18"/>
+                <w:lang w:val="en-US"/>
+              </w:rPr>
+              <w:t>"</w:t>
+            </w:r>
+          </w:p>
+          <w:p>
+            <w:pPr>
+              <w:shd w:val="clear" w:color="auto" w:fill="282828"/>
+              <w:spacing w:before="0" w:beforeAutospacing="off" w:after="0" w:afterAutospacing="off" w:line="240" w:lineRule="auto"/>
+            </w:pPr>
+            <w:r>
+              <w:rPr>
+                <w:rFonts w:ascii="CaskaydiaMono Nerd Font" w:hAnsi="CaskaydiaMono Nerd Font" w:eastAsia="CaskaydiaMono Nerd Font" w:cs="CaskaydiaMono Nerd Font"/>
+                <w:b w:val="0"/>
+                <w:bCs w:val="0"/>
+                <w:noProof w:val="0"/>
+                <w:color w:val="A89984"/>
+                <w:sz w:val="18"/>
+                <w:szCs w:val="18"/>
+                <w:lang w:val="en-US"/>
+              </w:rPr>
+              <w:t>"</w:t>
+            </w:r>
+            <w:r>
+              <w:rPr>
+                <w:rFonts w:ascii="CaskaydiaMono Nerd Font" w:hAnsi="CaskaydiaMono Nerd Font" w:eastAsia="CaskaydiaMono Nerd Font" w:cs="CaskaydiaMono Nerd Font"/>
+                <w:b w:val="0"/>
+                <w:bCs w:val="0"/>
+                <w:noProof w:val="0"/>
+                <w:color w:val="B8BB26"/>
+                <w:sz w:val="18"/>
+                <w:szCs w:val="18"/>
+                <w:lang w:val="en-US"/>
+              </w:rPr>
+              <w:t>However, if you think there are tangentially related topics that may supplement the answer,</w:t>
+            </w:r>
+            <w:r>
+              <w:rPr>
+                <w:rFonts w:ascii="CaskaydiaMono Nerd Font" w:hAnsi="CaskaydiaMono Nerd Font" w:eastAsia="CaskaydiaMono Nerd Font" w:cs="CaskaydiaMono Nerd Font"/>
+                <w:b w:val="0"/>
+                <w:bCs w:val="0"/>
+                <w:noProof w:val="0"/>
+                <w:color w:val="A89984"/>
+                <w:sz w:val="18"/>
+                <w:szCs w:val="18"/>
+                <w:lang w:val="en-US"/>
+              </w:rPr>
+              <w:t>"</w:t>
+            </w:r>
+          </w:p>
+          <w:p>
+            <w:pPr>
+              <w:shd w:val="clear" w:color="auto" w:fill="282828"/>
+              <w:spacing w:before="0" w:beforeAutospacing="off" w:after="0" w:afterAutospacing="off" w:line="240" w:lineRule="auto"/>
+            </w:pPr>
+            <w:r>
+              <w:rPr>
+                <w:rFonts w:ascii="CaskaydiaMono Nerd Font" w:hAnsi="CaskaydiaMono Nerd Font" w:eastAsia="CaskaydiaMono Nerd Font" w:cs="CaskaydiaMono Nerd Font"/>
+                <w:b w:val="0"/>
+                <w:bCs w:val="0"/>
+                <w:noProof w:val="0"/>
+                <w:color w:val="A89984"/>
+                <w:sz w:val="18"/>
+                <w:szCs w:val="18"/>
+                <w:lang w:val="en-US"/>
+              </w:rPr>
+              <w:t>"</w:t>
+            </w:r>
+            <w:r>
+              <w:rPr>
+                <w:rFonts w:ascii="CaskaydiaMono Nerd Font" w:hAnsi="CaskaydiaMono Nerd Font" w:eastAsia="CaskaydiaMono Nerd Font" w:cs="CaskaydiaMono Nerd Font"/>
+                <w:b w:val="0"/>
+                <w:bCs w:val="0"/>
+                <w:noProof w:val="0"/>
+                <w:color w:val="B8BB26"/>
+                <w:sz w:val="18"/>
+                <w:szCs w:val="18"/>
+                <w:lang w:val="en-US"/>
+              </w:rPr>
+              <w:t xml:space="preserve">You may elect to include a bulleted list titled </w:t>
+            </w:r>
+            <w:r>
+              <w:rPr>
+                <w:rFonts w:ascii="CaskaydiaMono Nerd Font" w:hAnsi="CaskaydiaMono Nerd Font" w:eastAsia="CaskaydiaMono Nerd Font" w:cs="CaskaydiaMono Nerd Font"/>
+                <w:b w:val="0"/>
+                <w:bCs w:val="0"/>
+                <w:noProof w:val="0"/>
+                <w:color w:val="D3869B"/>
+                <w:sz w:val="18"/>
+                <w:szCs w:val="18"/>
+                <w:lang w:val="en-US"/>
+              </w:rPr>
+              <w:t>\"</w:t>
+            </w:r>
+            <w:r>
+              <w:rPr>
+                <w:rFonts w:ascii="CaskaydiaMono Nerd Font" w:hAnsi="CaskaydiaMono Nerd Font" w:eastAsia="CaskaydiaMono Nerd Font" w:cs="CaskaydiaMono Nerd Font"/>
+                <w:b w:val="0"/>
+                <w:bCs w:val="0"/>
+                <w:noProof w:val="0"/>
+                <w:color w:val="B8BB26"/>
+                <w:sz w:val="18"/>
+                <w:szCs w:val="18"/>
+                <w:lang w:val="en-US"/>
+              </w:rPr>
+              <w:t>SEE ALSO</w:t>
+            </w:r>
+            <w:r>
+              <w:rPr>
+                <w:rFonts w:ascii="CaskaydiaMono Nerd Font" w:hAnsi="CaskaydiaMono Nerd Font" w:eastAsia="CaskaydiaMono Nerd Font" w:cs="CaskaydiaMono Nerd Font"/>
+                <w:b w:val="0"/>
+                <w:bCs w:val="0"/>
+                <w:noProof w:val="0"/>
+                <w:color w:val="D3869B"/>
+                <w:sz w:val="18"/>
+                <w:szCs w:val="18"/>
+                <w:lang w:val="en-US"/>
+              </w:rPr>
+              <w:t>\"</w:t>
+            </w:r>
+            <w:r>
+              <w:rPr>
+                <w:rFonts w:ascii="CaskaydiaMono Nerd Font" w:hAnsi="CaskaydiaMono Nerd Font" w:eastAsia="CaskaydiaMono Nerd Font" w:cs="CaskaydiaMono Nerd Font"/>
+                <w:b w:val="0"/>
+                <w:bCs w:val="0"/>
+                <w:noProof w:val="0"/>
+                <w:color w:val="B8BB26"/>
+                <w:sz w:val="18"/>
+                <w:szCs w:val="18"/>
+                <w:lang w:val="en-US"/>
+              </w:rPr>
+              <w:t xml:space="preserve"> at the end of the answer.</w:t>
+            </w:r>
+            <w:r>
+              <w:rPr>
+                <w:rFonts w:ascii="CaskaydiaMono Nerd Font" w:hAnsi="CaskaydiaMono Nerd Font" w:eastAsia="CaskaydiaMono Nerd Font" w:cs="CaskaydiaMono Nerd Font"/>
+                <w:b w:val="0"/>
+                <w:bCs w:val="0"/>
+                <w:noProof w:val="0"/>
+                <w:color w:val="A89984"/>
+                <w:sz w:val="18"/>
+                <w:szCs w:val="18"/>
+                <w:lang w:val="en-US"/>
+              </w:rPr>
+              <w:t>"</w:t>
+            </w:r>
+          </w:p>
+          <w:p>
+            <w:pPr>
+              <w:shd w:val="clear" w:color="auto" w:fill="282828"/>
+              <w:spacing w:before="0" w:beforeAutospacing="off" w:after="0" w:afterAutospacing="off" w:line="240" w:lineRule="auto"/>
+            </w:pPr>
+            <w:r>
+              <w:rPr>
+                <w:rFonts w:ascii="CaskaydiaMono Nerd Font" w:hAnsi="CaskaydiaMono Nerd Font" w:eastAsia="CaskaydiaMono Nerd Font" w:cs="CaskaydiaMono Nerd Font"/>
+                <w:b w:val="0"/>
+                <w:bCs w:val="0"/>
+                <w:noProof w:val="0"/>
+                <w:color w:val="A89984"/>
+                <w:sz w:val="18"/>
+                <w:szCs w:val="18"/>
+                <w:lang w:val="en-US"/>
+              </w:rPr>
+              <w:t>)</w:t>
+            </w:r>
           </w:p>
           <w:p>
             <w:pPr>
@@ -1510,12 +4480,13 @@
           <w:tcPr>
             <w:tcW w:w="10080" w:type="dxa"/>
             <w:tcBorders>
-              <w:top w:val="single" w:sz="6" w:space="0" w:color="BFBFBF"/>
-              <w:left w:val="single" w:sz="6" w:space="0" w:color="BFBFBF"/>
-              <w:bottom w:val="single" w:sz="6" w:space="0" w:color="BFBFBF"/>
-              <w:right w:val="single" w:sz="6" w:space="0" w:color="BFBFBF"/>
+              <w:top w:val="single" w:color="BFBFBF" w:themeColor="background1" w:themeShade="BF" w:sz="6" w:space="0"/>
+              <w:left w:val="single" w:color="BFBFBF" w:themeColor="background1" w:themeShade="BF" w:sz="6" w:space="0"/>
+              <w:bottom w:val="single" w:color="BFBFBF" w:themeColor="background1" w:themeShade="BF" w:sz="6" w:space="0"/>
+              <w:right w:val="single" w:color="BFBFBF" w:themeColor="background1" w:themeShade="BF" w:sz="6" w:space="0"/>
             </w:tcBorders>
-            <w:shd w:val="clear" w:color="auto" w:fill="F2F2F2"/>
+            <w:shd w:val="clear" w:color="auto" w:fill="F2F2F2" w:themeFill="background1" w:themeFillShade="F2"/>
+            <w:tcMar/>
           </w:tcPr>
           <w:p>
             <w:pPr>
@@ -1544,11 +4515,12 @@
           <w:tcPr>
             <w:tcW w:w="10080" w:type="dxa"/>
             <w:tcBorders>
-              <w:top w:val="single" w:sz="6" w:space="0" w:color="BFBFBF"/>
-              <w:left w:val="single" w:sz="6" w:space="0" w:color="BFBFBF"/>
-              <w:bottom w:val="single" w:sz="6" w:space="0" w:color="BFBFBF"/>
-              <w:right w:val="single" w:sz="6" w:space="0" w:color="BFBFBF"/>
+              <w:top w:val="single" w:color="BFBFBF" w:themeColor="background1" w:themeShade="BF" w:sz="6" w:space="0"/>
+              <w:left w:val="single" w:color="BFBFBF" w:themeColor="background1" w:themeShade="BF" w:sz="6" w:space="0"/>
+              <w:bottom w:val="single" w:color="BFBFBF" w:themeColor="background1" w:themeShade="BF" w:sz="6" w:space="0"/>
+              <w:right w:val="single" w:color="BFBFBF" w:themeColor="background1" w:themeShade="BF" w:sz="6" w:space="0"/>
             </w:tcBorders>
+            <w:tcMar/>
           </w:tcPr>
           <w:p>
             <w:pPr>
@@ -1562,7 +4534,28 @@
                 <w:sz w:val="24"/>
                 <w:szCs w:val="24"/>
               </w:rPr>
-              <w:t>Response:</w:t>
+              <w:t xml:space="preserve">As the context grows with more documents, reasoning, etc., it is important to give clear directions to the model in terms of the desired output. In </w:t>
+            </w:r>
+            <w:r>
+              <w:rPr>
+                <w:sz w:val="24"/>
+                <w:szCs w:val="24"/>
+              </w:rPr>
+              <w:t>previous</w:t>
+            </w:r>
+            <w:r>
+              <w:rPr>
+                <w:sz w:val="24"/>
+                <w:szCs w:val="24"/>
+              </w:rPr>
+              <w:t xml:space="preserve"> iterations of the system this was less of a problem, but the multi-step nature of the agent workflow means that in many cases the </w:t>
+            </w:r>
+            <w:r>
+              <w:rPr>
+                <w:sz w:val="24"/>
+                <w:szCs w:val="24"/>
+              </w:rPr>
+              <w:t>total context used to answer one question will be larger than before.</w:t>
             </w:r>
           </w:p>
           <w:p>
@@ -1696,12 +4689,13 @@
           <w:tcPr>
             <w:tcW w:w="10080" w:type="dxa"/>
             <w:tcBorders>
-              <w:top w:val="single" w:sz="6" w:space="0" w:color="BFBFBF"/>
-              <w:left w:val="single" w:sz="6" w:space="0" w:color="BFBFBF"/>
-              <w:bottom w:val="single" w:sz="6" w:space="0" w:color="BFBFBF"/>
-              <w:right w:val="single" w:sz="6" w:space="0" w:color="BFBFBF"/>
+              <w:top w:val="single" w:color="BFBFBF" w:themeColor="background1" w:themeShade="BF" w:sz="6" w:space="0"/>
+              <w:left w:val="single" w:color="BFBFBF" w:themeColor="background1" w:themeShade="BF" w:sz="6" w:space="0"/>
+              <w:bottom w:val="single" w:color="BFBFBF" w:themeColor="background1" w:themeShade="BF" w:sz="6" w:space="0"/>
+              <w:right w:val="single" w:color="BFBFBF" w:themeColor="background1" w:themeShade="BF" w:sz="6" w:space="0"/>
             </w:tcBorders>
-            <w:shd w:val="clear" w:color="auto" w:fill="F2F2F2"/>
+            <w:shd w:val="clear" w:color="auto" w:fill="F2F2F2" w:themeFill="background1" w:themeFillShade="F2"/>
+            <w:tcMar/>
           </w:tcPr>
           <w:p>
             <w:pPr>
@@ -1730,25 +4724,21 @@
           <w:tcPr>
             <w:tcW w:w="10080" w:type="dxa"/>
             <w:tcBorders>
-              <w:top w:val="single" w:sz="6" w:space="0" w:color="BFBFBF"/>
-              <w:left w:val="single" w:sz="6" w:space="0" w:color="BFBFBF"/>
-              <w:bottom w:val="single" w:sz="6" w:space="0" w:color="BFBFBF"/>
-              <w:right w:val="single" w:sz="6" w:space="0" w:color="BFBFBF"/>
+              <w:top w:val="single" w:color="BFBFBF" w:themeColor="background1" w:themeShade="BF" w:sz="6" w:space="0"/>
+              <w:left w:val="single" w:color="BFBFBF" w:themeColor="background1" w:themeShade="BF" w:sz="6" w:space="0"/>
+              <w:bottom w:val="single" w:color="BFBFBF" w:themeColor="background1" w:themeShade="BF" w:sz="6" w:space="0"/>
+              <w:right w:val="single" w:color="BFBFBF" w:themeColor="background1" w:themeShade="BF" w:sz="6" w:space="0"/>
             </w:tcBorders>
+            <w:tcMar/>
           </w:tcPr>
           <w:p>
-            <w:pPr>
-              <w:rPr>
-                <w:sz w:val="24"/>
-                <w:szCs w:val="24"/>
-              </w:rPr>
-            </w:pPr>
-            <w:r>
-              <w:rPr>
-                <w:sz w:val="24"/>
-                <w:szCs w:val="24"/>
-              </w:rPr>
-              <w:t>Response:</w:t>
+            <w:pPr/>
+            <w:r>
+              <w:rPr>
+                <w:sz w:val="24"/>
+                <w:szCs w:val="24"/>
+              </w:rPr>
+              <w:t>After re-running, the answer is more final, as seen in these two cases.</w:t>
             </w:r>
           </w:p>
           <w:p>
@@ -1763,11 +4753,689 @@
           <w:p>
             <w:pPr>
               <w:spacing w:after="120"/>
-              <w:rPr>
-                <w:sz w:val="24"/>
-                <w:szCs w:val="24"/>
-              </w:rPr>
-            </w:pPr>
+            </w:pPr>
+            <w:r>
+              <w:rPr>
+                <w:sz w:val="24"/>
+                <w:szCs w:val="24"/>
+              </w:rPr>
+              <w:t>Test case 1:</w:t>
+            </w:r>
+          </w:p>
+          <w:p>
+            <w:pPr>
+              <w:shd w:val="clear" w:color="auto" w:fill="282828"/>
+              <w:spacing w:before="0" w:beforeAutospacing="off" w:after="0" w:afterAutospacing="off" w:line="240" w:lineRule="auto"/>
+            </w:pPr>
+            <w:r>
+              <w:rPr>
+                <w:rFonts w:ascii="CaskaydiaMono Nerd Font" w:hAnsi="CaskaydiaMono Nerd Font" w:eastAsia="CaskaydiaMono Nerd Font" w:cs="CaskaydiaMono Nerd Font"/>
+                <w:b w:val="0"/>
+                <w:bCs w:val="0"/>
+                <w:noProof w:val="0"/>
+                <w:color w:val="EBDBB2"/>
+                <w:sz w:val="18"/>
+                <w:szCs w:val="18"/>
+                <w:lang w:val="en-US"/>
+              </w:rPr>
+              <w:t>[</w:t>
+            </w:r>
+            <w:r>
+              <w:rPr>
+                <w:rFonts w:ascii="CaskaydiaMono Nerd Font" w:hAnsi="CaskaydiaMono Nerd Font" w:eastAsia="CaskaydiaMono Nerd Font" w:cs="CaskaydiaMono Nerd Font"/>
+                <w:b w:val="0"/>
+                <w:bCs w:val="0"/>
+                <w:i w:val="1"/>
+                <w:iCs w:val="1"/>
+                <w:noProof w:val="0"/>
+                <w:color w:val="928374"/>
+                <w:sz w:val="18"/>
+                <w:szCs w:val="18"/>
+                <w:lang w:val="en-US"/>
+              </w:rPr>
+              <w:t>2026-09-26T21:28:48</w:t>
+            </w:r>
+            <w:r>
+              <w:rPr>
+                <w:rFonts w:ascii="CaskaydiaMono Nerd Font" w:hAnsi="CaskaydiaMono Nerd Font" w:eastAsia="CaskaydiaMono Nerd Font" w:cs="CaskaydiaMono Nerd Font"/>
+                <w:b w:val="0"/>
+                <w:bCs w:val="0"/>
+                <w:noProof w:val="0"/>
+                <w:color w:val="EBDBB2"/>
+                <w:sz w:val="18"/>
+                <w:szCs w:val="18"/>
+                <w:lang w:val="en-US"/>
+              </w:rPr>
+              <w:t>] AGENTIC</w:t>
+            </w:r>
+          </w:p>
+          <w:p>
+            <w:pPr>
+              <w:shd w:val="clear" w:color="auto" w:fill="282828"/>
+              <w:spacing w:before="0" w:beforeAutospacing="off" w:after="0" w:afterAutospacing="off" w:line="240" w:lineRule="auto"/>
+            </w:pPr>
+            <w:r>
+              <w:rPr>
+                <w:rFonts w:ascii="CaskaydiaMono Nerd Font" w:hAnsi="CaskaydiaMono Nerd Font" w:eastAsia="CaskaydiaMono Nerd Font" w:cs="CaskaydiaMono Nerd Font"/>
+                <w:b w:val="0"/>
+                <w:bCs w:val="0"/>
+                <w:noProof w:val="0"/>
+                <w:color w:val="EBDBB2"/>
+                <w:sz w:val="18"/>
+                <w:szCs w:val="18"/>
+                <w:lang w:val="en-US"/>
+              </w:rPr>
+              <w:t>Q: What is unique about program synthesis by sketching? And how does it compare to other techniques?</w:t>
+            </w:r>
+          </w:p>
+          <w:p>
+            <w:pPr>
+              <w:shd w:val="clear" w:color="auto" w:fill="282828"/>
+              <w:spacing w:before="0" w:beforeAutospacing="off" w:after="0" w:afterAutospacing="off" w:line="240" w:lineRule="auto"/>
+            </w:pPr>
+            <w:r>
+              <w:rPr>
+                <w:rFonts w:ascii="CaskaydiaMono Nerd Font" w:hAnsi="CaskaydiaMono Nerd Font" w:eastAsia="CaskaydiaMono Nerd Font" w:cs="CaskaydiaMono Nerd Font"/>
+                <w:b w:val="0"/>
+                <w:bCs w:val="0"/>
+                <w:noProof w:val="0"/>
+                <w:color w:val="EBDBB2"/>
+                <w:sz w:val="18"/>
+                <w:szCs w:val="18"/>
+                <w:lang w:val="en-US"/>
+              </w:rPr>
+              <w:t>A: Program synthesis by sketching is unique because it starts from a **partial program** rather than synthesizing everything from scratch. As the paper says, “the programmer uses partial programs to describe the desired implementation strategy, and leaves the low-level details of the implementation to an automated synthesis procedure.” It also says that a sketch “encodes the structure of a solution while leaving its low-level details unspecified.”</w:t>
+            </w:r>
+          </w:p>
+          <w:p>
+            <w:pPr>
+              <w:shd w:val="clear" w:color="auto" w:fill="282828"/>
+              <w:spacing w:before="0" w:beforeAutospacing="off" w:after="0" w:afterAutospacing="off" w:line="240" w:lineRule="auto"/>
+            </w:pPr>
+          </w:p>
+          <w:p>
+            <w:pPr>
+              <w:shd w:val="clear" w:color="auto" w:fill="282828"/>
+              <w:spacing w:before="0" w:beforeAutospacing="off" w:after="0" w:afterAutospacing="off" w:line="240" w:lineRule="auto"/>
+            </w:pPr>
+            <w:r>
+              <w:rPr>
+                <w:rFonts w:ascii="CaskaydiaMono Nerd Font" w:hAnsi="CaskaydiaMono Nerd Font" w:eastAsia="CaskaydiaMono Nerd Font" w:cs="CaskaydiaMono Nerd Font"/>
+                <w:b w:val="0"/>
+                <w:bCs w:val="0"/>
+                <w:noProof w:val="0"/>
+                <w:color w:val="EBDBB2"/>
+                <w:sz w:val="18"/>
+                <w:szCs w:val="18"/>
+                <w:lang w:val="en-US"/>
+              </w:rPr>
+              <w:t>So the key idea is:</w:t>
+            </w:r>
+          </w:p>
+          <w:p>
+            <w:pPr>
+              <w:shd w:val="clear" w:color="auto" w:fill="282828"/>
+              <w:spacing w:before="0" w:beforeAutospacing="off" w:after="0" w:afterAutospacing="off" w:line="240" w:lineRule="auto"/>
+            </w:pPr>
+          </w:p>
+          <w:p>
+            <w:pPr>
+              <w:shd w:val="clear" w:color="auto" w:fill="282828"/>
+              <w:spacing w:before="0" w:beforeAutospacing="off" w:after="0" w:afterAutospacing="off" w:line="240" w:lineRule="auto"/>
+            </w:pPr>
+            <w:r>
+              <w:rPr>
+                <w:rFonts w:ascii="CaskaydiaMono Nerd Font" w:hAnsi="CaskaydiaMono Nerd Font" w:eastAsia="CaskaydiaMono Nerd Font" w:cs="CaskaydiaMono Nerd Font"/>
+                <w:b w:val="0"/>
+                <w:bCs w:val="0"/>
+                <w:noProof w:val="0"/>
+                <w:color w:val="EBDBB2"/>
+                <w:sz w:val="18"/>
+                <w:szCs w:val="18"/>
+                <w:lang w:val="en-US"/>
+              </w:rPr>
+              <w:t>- the programmer contributes the **high-level structure and insights**</w:t>
+            </w:r>
+          </w:p>
+          <w:p>
+            <w:pPr>
+              <w:shd w:val="clear" w:color="auto" w:fill="282828"/>
+              <w:spacing w:before="0" w:beforeAutospacing="off" w:after="0" w:afterAutospacing="off" w:line="240" w:lineRule="auto"/>
+            </w:pPr>
+            <w:r>
+              <w:rPr>
+                <w:rFonts w:ascii="CaskaydiaMono Nerd Font" w:hAnsi="CaskaydiaMono Nerd Font" w:eastAsia="CaskaydiaMono Nerd Font" w:cs="CaskaydiaMono Nerd Font"/>
+                <w:b w:val="0"/>
+                <w:bCs w:val="0"/>
+                <w:noProof w:val="0"/>
+                <w:color w:val="EBDBB2"/>
+                <w:sz w:val="18"/>
+                <w:szCs w:val="18"/>
+                <w:lang w:val="en-US"/>
+              </w:rPr>
+              <w:t>- the synthesizer fills in the **missing details**</w:t>
+            </w:r>
+          </w:p>
+          <w:p>
+            <w:pPr>
+              <w:shd w:val="clear" w:color="auto" w:fill="282828"/>
+              <w:spacing w:before="0" w:beforeAutospacing="off" w:after="0" w:afterAutospacing="off" w:line="240" w:lineRule="auto"/>
+            </w:pPr>
+            <w:r>
+              <w:rPr>
+                <w:rFonts w:ascii="CaskaydiaMono Nerd Font" w:hAnsi="CaskaydiaMono Nerd Font" w:eastAsia="CaskaydiaMono Nerd Font" w:cs="CaskaydiaMono Nerd Font"/>
+                <w:b w:val="0"/>
+                <w:bCs w:val="0"/>
+                <w:noProof w:val="0"/>
+                <w:color w:val="EBDBB2"/>
+                <w:sz w:val="18"/>
+                <w:szCs w:val="18"/>
+                <w:lang w:val="en-US"/>
+              </w:rPr>
+              <w:t>- the result is a way to “bridge the gap between a programmer’s high-level insights about a problem and the computer’s ability to manage low-level details”</w:t>
+            </w:r>
+          </w:p>
+          <w:p>
+            <w:pPr>
+              <w:shd w:val="clear" w:color="auto" w:fill="282828"/>
+              <w:spacing w:before="0" w:beforeAutospacing="off" w:after="0" w:afterAutospacing="off" w:line="240" w:lineRule="auto"/>
+            </w:pPr>
+          </w:p>
+          <w:p>
+            <w:pPr>
+              <w:shd w:val="clear" w:color="auto" w:fill="282828"/>
+              <w:spacing w:before="0" w:beforeAutospacing="off" w:after="0" w:afterAutospacing="off" w:line="240" w:lineRule="auto"/>
+            </w:pPr>
+            <w:r>
+              <w:rPr>
+                <w:rFonts w:ascii="CaskaydiaMono Nerd Font" w:hAnsi="CaskaydiaMono Nerd Font" w:eastAsia="CaskaydiaMono Nerd Font" w:cs="CaskaydiaMono Nerd Font"/>
+                <w:b w:val="0"/>
+                <w:bCs w:val="0"/>
+                <w:noProof w:val="0"/>
+                <w:color w:val="EBDBB2"/>
+                <w:sz w:val="18"/>
+                <w:szCs w:val="18"/>
+                <w:lang w:val="en-US"/>
+              </w:rPr>
+              <w:t>Compared with other techniques in the retrieved documents:</w:t>
+            </w:r>
+          </w:p>
+          <w:p>
+            <w:pPr>
+              <w:shd w:val="clear" w:color="auto" w:fill="282828"/>
+              <w:spacing w:before="0" w:beforeAutospacing="off" w:after="0" w:afterAutospacing="off" w:line="240" w:lineRule="auto"/>
+            </w:pPr>
+          </w:p>
+          <w:p>
+            <w:pPr>
+              <w:shd w:val="clear" w:color="auto" w:fill="282828"/>
+              <w:spacing w:before="0" w:beforeAutospacing="off" w:after="0" w:afterAutospacing="off" w:line="240" w:lineRule="auto"/>
+            </w:pPr>
+            <w:r>
+              <w:rPr>
+                <w:rFonts w:ascii="CaskaydiaMono Nerd Font" w:hAnsi="CaskaydiaMono Nerd Font" w:eastAsia="CaskaydiaMono Nerd Font" w:cs="CaskaydiaMono Nerd Font"/>
+                <w:b w:val="0"/>
+                <w:bCs w:val="0"/>
+                <w:noProof w:val="0"/>
+                <w:color w:val="EBDBB2"/>
+                <w:sz w:val="18"/>
+                <w:szCs w:val="18"/>
+                <w:lang w:val="en-US"/>
+              </w:rPr>
+              <w:t>- **Compared with synthesis from scratch:** Sketching is easier because it does not require deriving the whole program only from a declarative spec. The JSKETCH paper says “Deriving programs completely from scratch … is very challenging,” but using a “partial program” makes the problem tractable.</w:t>
+            </w:r>
+          </w:p>
+          <w:p>
+            <w:pPr>
+              <w:shd w:val="clear" w:color="auto" w:fill="282828"/>
+              <w:spacing w:before="0" w:beforeAutospacing="off" w:after="0" w:afterAutospacing="off" w:line="240" w:lineRule="auto"/>
+            </w:pPr>
+            <w:r>
+              <w:rPr>
+                <w:rFonts w:ascii="CaskaydiaMono Nerd Font" w:hAnsi="CaskaydiaMono Nerd Font" w:eastAsia="CaskaydiaMono Nerd Font" w:cs="CaskaydiaMono Nerd Font"/>
+                <w:b w:val="0"/>
+                <w:bCs w:val="0"/>
+                <w:noProof w:val="0"/>
+                <w:color w:val="EBDBB2"/>
+                <w:sz w:val="18"/>
+                <w:szCs w:val="18"/>
+                <w:lang w:val="en-US"/>
+              </w:rPr>
+              <w:t>- **Compared with constraint-based synthesis:** Sketching is used as the representation of the program space, and then a solver can search that space. One document describes the constraint-based approach as modeling the space of programs as Boolean decision variables and adding constraints for the specification.</w:t>
+            </w:r>
+          </w:p>
+          <w:p>
+            <w:pPr>
+              <w:shd w:val="clear" w:color="auto" w:fill="282828"/>
+              <w:spacing w:before="0" w:beforeAutospacing="off" w:after="0" w:afterAutospacing="off" w:line="240" w:lineRule="auto"/>
+            </w:pPr>
+            <w:r>
+              <w:rPr>
+                <w:rFonts w:ascii="CaskaydiaMono Nerd Font" w:hAnsi="CaskaydiaMono Nerd Font" w:eastAsia="CaskaydiaMono Nerd Font" w:cs="CaskaydiaMono Nerd Font"/>
+                <w:b w:val="0"/>
+                <w:bCs w:val="0"/>
+                <w:noProof w:val="0"/>
+                <w:color w:val="EBDBB2"/>
+                <w:sz w:val="18"/>
+                <w:szCs w:val="18"/>
+                <w:lang w:val="en-US"/>
+              </w:rPr>
+              <w:t>- **Compared with bottom-up/component-based synthesis:** The Sketcham paper contrasts these approaches directly: component-based methods “limit the synthesis search space by building their solutions from the bottom up,” whereas Sketch-based methods “derive [their] benefits from breaking apart input sketches from the top down, at function level granularity.”</w:t>
+            </w:r>
+          </w:p>
+          <w:p>
+            <w:pPr>
+              <w:shd w:val="clear" w:color="auto" w:fill="282828"/>
+              <w:spacing w:before="0" w:beforeAutospacing="off" w:after="0" w:afterAutospacing="off" w:line="240" w:lineRule="auto"/>
+            </w:pPr>
+            <w:r>
+              <w:rPr>
+                <w:rFonts w:ascii="CaskaydiaMono Nerd Font" w:hAnsi="CaskaydiaMono Nerd Font" w:eastAsia="CaskaydiaMono Nerd Font" w:cs="CaskaydiaMono Nerd Font"/>
+                <w:b w:val="0"/>
+                <w:bCs w:val="0"/>
+                <w:noProof w:val="0"/>
+                <w:color w:val="EBDBB2"/>
+                <w:sz w:val="18"/>
+                <w:szCs w:val="18"/>
+                <w:lang w:val="en-US"/>
+              </w:rPr>
+              <w:t>- **Compared with angelic or heuristic divide-and-conquer approaches:** Another document says, “In contrast, Sketcham does not introduce arbitrary angelic values,” and “splits problems structurally in a single pass.”</w:t>
+            </w:r>
+          </w:p>
+          <w:p>
+            <w:pPr>
+              <w:shd w:val="clear" w:color="auto" w:fill="282828"/>
+              <w:spacing w:before="0" w:beforeAutospacing="off" w:after="0" w:afterAutospacing="off" w:line="240" w:lineRule="auto"/>
+            </w:pPr>
+          </w:p>
+          <w:p>
+            <w:pPr>
+              <w:shd w:val="clear" w:color="auto" w:fill="282828"/>
+              <w:spacing w:before="0" w:beforeAutospacing="off" w:after="0" w:afterAutospacing="off" w:line="240" w:lineRule="auto"/>
+            </w:pPr>
+            <w:r>
+              <w:rPr>
+                <w:rFonts w:ascii="CaskaydiaMono Nerd Font" w:hAnsi="CaskaydiaMono Nerd Font" w:eastAsia="CaskaydiaMono Nerd Font" w:cs="CaskaydiaMono Nerd Font"/>
+                <w:b w:val="0"/>
+                <w:bCs w:val="0"/>
+                <w:noProof w:val="0"/>
+                <w:color w:val="EBDBB2"/>
+                <w:sz w:val="18"/>
+                <w:szCs w:val="18"/>
+                <w:lang w:val="en-US"/>
+              </w:rPr>
+              <w:t>In short, sketching is distinctive because it lets the user specify the **shape of the solution** and leaves only the **unknown parts** to synthesis, rather than requiring a fully unconstrained search.</w:t>
+            </w:r>
+          </w:p>
+          <w:p>
+            <w:pPr>
+              <w:shd w:val="clear" w:color="auto" w:fill="282828"/>
+              <w:spacing w:before="0" w:beforeAutospacing="off" w:after="0" w:afterAutospacing="off" w:line="240" w:lineRule="auto"/>
+            </w:pPr>
+          </w:p>
+          <w:p>
+            <w:pPr>
+              <w:shd w:val="clear" w:color="auto" w:fill="282828"/>
+              <w:spacing w:before="0" w:beforeAutospacing="off" w:after="0" w:afterAutospacing="off" w:line="240" w:lineRule="auto"/>
+            </w:pPr>
+            <w:r>
+              <w:rPr>
+                <w:rFonts w:ascii="CaskaydiaMono Nerd Font" w:hAnsi="CaskaydiaMono Nerd Font" w:eastAsia="CaskaydiaMono Nerd Font" w:cs="CaskaydiaMono Nerd Font"/>
+                <w:b w:val="0"/>
+                <w:bCs w:val="0"/>
+                <w:noProof w:val="0"/>
+                <w:color w:val="EBDBB2"/>
+                <w:sz w:val="18"/>
+                <w:szCs w:val="18"/>
+                <w:lang w:val="en-US"/>
+              </w:rPr>
+              <w:t>SEE ALSO</w:t>
+            </w:r>
+          </w:p>
+          <w:p>
+            <w:pPr>
+              <w:shd w:val="clear" w:color="auto" w:fill="282828"/>
+              <w:spacing w:before="0" w:beforeAutospacing="off" w:after="0" w:afterAutospacing="off" w:line="240" w:lineRule="auto"/>
+            </w:pPr>
+            <w:r>
+              <w:rPr>
+                <w:rFonts w:ascii="CaskaydiaMono Nerd Font" w:hAnsi="CaskaydiaMono Nerd Font" w:eastAsia="CaskaydiaMono Nerd Font" w:cs="CaskaydiaMono Nerd Font"/>
+                <w:b w:val="0"/>
+                <w:bCs w:val="0"/>
+                <w:noProof w:val="0"/>
+                <w:color w:val="EBDBB2"/>
+                <w:sz w:val="18"/>
+                <w:szCs w:val="18"/>
+                <w:lang w:val="en-US"/>
+              </w:rPr>
+              <w:t>- The retrieved Sketch paper’s example of reversing a linked list, where the sketch captures the loop-and-update structure while leaving details unspecified.</w:t>
+            </w:r>
+          </w:p>
+          <w:p>
+            <w:pPr>
+              <w:shd w:val="clear" w:color="auto" w:fill="282828"/>
+              <w:spacing w:before="0" w:beforeAutospacing="off" w:after="0" w:afterAutospacing="off" w:line="240" w:lineRule="auto"/>
+            </w:pPr>
+            <w:r>
+              <w:rPr>
+                <w:rFonts w:ascii="CaskaydiaMono Nerd Font" w:hAnsi="CaskaydiaMono Nerd Font" w:eastAsia="CaskaydiaMono Nerd Font" w:cs="CaskaydiaMono Nerd Font"/>
+                <w:b w:val="0"/>
+                <w:bCs w:val="0"/>
+                <w:noProof w:val="0"/>
+                <w:color w:val="EBDBB2"/>
+                <w:sz w:val="18"/>
+                <w:szCs w:val="18"/>
+                <w:lang w:val="en-US"/>
+              </w:rPr>
+              <w:t>- The JSKETCH description of holes and generators as concrete forms of sketching.</w:t>
+            </w:r>
+          </w:p>
+          <w:p>
+            <w:pPr>
+              <w:pStyle w:val="Normal"/>
+              <w:spacing w:after="120"/>
+              <w:rPr>
+                <w:sz w:val="24"/>
+                <w:szCs w:val="24"/>
+              </w:rPr>
+            </w:pPr>
+          </w:p>
+          <w:p>
+            <w:pPr>
+              <w:spacing w:after="120"/>
+            </w:pPr>
+            <w:r>
+              <w:rPr>
+                <w:sz w:val="24"/>
+                <w:szCs w:val="24"/>
+              </w:rPr>
+              <w:t>Test case 2:</w:t>
+            </w:r>
+          </w:p>
+          <w:p>
+            <w:pPr>
+              <w:shd w:val="clear" w:color="auto" w:fill="282828"/>
+              <w:spacing w:before="0" w:beforeAutospacing="off" w:after="0" w:afterAutospacing="off" w:line="240" w:lineRule="auto"/>
+            </w:pPr>
+            <w:r>
+              <w:rPr>
+                <w:rFonts w:ascii="CaskaydiaMono Nerd Font" w:hAnsi="CaskaydiaMono Nerd Font" w:eastAsia="CaskaydiaMono Nerd Font" w:cs="CaskaydiaMono Nerd Font"/>
+                <w:b w:val="0"/>
+                <w:bCs w:val="0"/>
+                <w:noProof w:val="0"/>
+                <w:color w:val="EBDBB2"/>
+                <w:sz w:val="18"/>
+                <w:szCs w:val="18"/>
+                <w:lang w:val="en-US"/>
+              </w:rPr>
+              <w:t>[</w:t>
+            </w:r>
+            <w:r>
+              <w:rPr>
+                <w:rFonts w:ascii="CaskaydiaMono Nerd Font" w:hAnsi="CaskaydiaMono Nerd Font" w:eastAsia="CaskaydiaMono Nerd Font" w:cs="CaskaydiaMono Nerd Font"/>
+                <w:b w:val="0"/>
+                <w:bCs w:val="0"/>
+                <w:i w:val="1"/>
+                <w:iCs w:val="1"/>
+                <w:noProof w:val="0"/>
+                <w:color w:val="928374"/>
+                <w:sz w:val="18"/>
+                <w:szCs w:val="18"/>
+                <w:lang w:val="en-US"/>
+              </w:rPr>
+              <w:t>2026-09-26T21:29:24</w:t>
+            </w:r>
+            <w:r>
+              <w:rPr>
+                <w:rFonts w:ascii="CaskaydiaMono Nerd Font" w:hAnsi="CaskaydiaMono Nerd Font" w:eastAsia="CaskaydiaMono Nerd Font" w:cs="CaskaydiaMono Nerd Font"/>
+                <w:b w:val="0"/>
+                <w:bCs w:val="0"/>
+                <w:noProof w:val="0"/>
+                <w:color w:val="EBDBB2"/>
+                <w:sz w:val="18"/>
+                <w:szCs w:val="18"/>
+                <w:lang w:val="en-US"/>
+              </w:rPr>
+              <w:t>] AGENTIC</w:t>
+            </w:r>
+          </w:p>
+          <w:p>
+            <w:pPr>
+              <w:shd w:val="clear" w:color="auto" w:fill="282828"/>
+              <w:spacing w:before="0" w:beforeAutospacing="off" w:after="0" w:afterAutospacing="off" w:line="240" w:lineRule="auto"/>
+            </w:pPr>
+            <w:r>
+              <w:rPr>
+                <w:rFonts w:ascii="CaskaydiaMono Nerd Font" w:hAnsi="CaskaydiaMono Nerd Font" w:eastAsia="CaskaydiaMono Nerd Font" w:cs="CaskaydiaMono Nerd Font"/>
+                <w:b w:val="0"/>
+                <w:bCs w:val="0"/>
+                <w:noProof w:val="0"/>
+                <w:color w:val="EBDBB2"/>
+                <w:sz w:val="18"/>
+                <w:szCs w:val="18"/>
+                <w:lang w:val="en-US"/>
+              </w:rPr>
+              <w:t>Q: Policy extraction?</w:t>
+            </w:r>
+          </w:p>
+          <w:p>
+            <w:pPr>
+              <w:shd w:val="clear" w:color="auto" w:fill="282828"/>
+              <w:spacing w:before="0" w:beforeAutospacing="off" w:after="0" w:afterAutospacing="off" w:line="240" w:lineRule="auto"/>
+            </w:pPr>
+            <w:r>
+              <w:rPr>
+                <w:rFonts w:ascii="CaskaydiaMono Nerd Font" w:hAnsi="CaskaydiaMono Nerd Font" w:eastAsia="CaskaydiaMono Nerd Font" w:cs="CaskaydiaMono Nerd Font"/>
+                <w:b w:val="0"/>
+                <w:bCs w:val="0"/>
+                <w:noProof w:val="0"/>
+                <w:color w:val="EBDBB2"/>
+                <w:sz w:val="18"/>
+                <w:szCs w:val="18"/>
+                <w:lang w:val="en-US"/>
+              </w:rPr>
+              <w:t>A: A directly relevant paper is:</w:t>
+            </w:r>
+          </w:p>
+          <w:p>
+            <w:pPr>
+              <w:shd w:val="clear" w:color="auto" w:fill="282828"/>
+              <w:spacing w:before="0" w:beforeAutospacing="off" w:after="0" w:afterAutospacing="off" w:line="240" w:lineRule="auto"/>
+            </w:pPr>
+          </w:p>
+          <w:p>
+            <w:pPr>
+              <w:shd w:val="clear" w:color="auto" w:fill="282828"/>
+              <w:spacing w:before="0" w:beforeAutospacing="off" w:after="0" w:afterAutospacing="off" w:line="240" w:lineRule="auto"/>
+            </w:pPr>
+            <w:r>
+              <w:rPr>
+                <w:rFonts w:ascii="CaskaydiaMono Nerd Font" w:hAnsi="CaskaydiaMono Nerd Font" w:eastAsia="CaskaydiaMono Nerd Font" w:cs="CaskaydiaMono Nerd Font"/>
+                <w:b w:val="0"/>
+                <w:bCs w:val="0"/>
+                <w:noProof w:val="0"/>
+                <w:color w:val="EBDBB2"/>
+                <w:sz w:val="18"/>
+                <w:szCs w:val="18"/>
+                <w:lang w:val="en-US"/>
+              </w:rPr>
+              <w:t xml:space="preserve">- **Osbert Bastani, Yewen Pu, and Armando Solar-Lezama, “Verifiable Reinforcement Learning via Policy Extraction” (NeurIPS </w:t>
+            </w:r>
+            <w:r>
+              <w:rPr>
+                <w:rFonts w:ascii="CaskaydiaMono Nerd Font" w:hAnsi="CaskaydiaMono Nerd Font" w:eastAsia="CaskaydiaMono Nerd Font" w:cs="CaskaydiaMono Nerd Font"/>
+                <w:b w:val="0"/>
+                <w:bCs w:val="0"/>
+                <w:noProof w:val="0"/>
+                <w:color w:val="D3869B"/>
+                <w:sz w:val="18"/>
+                <w:szCs w:val="18"/>
+                <w:lang w:val="en-US"/>
+              </w:rPr>
+              <w:t>2018</w:t>
+            </w:r>
+            <w:r>
+              <w:rPr>
+                <w:rFonts w:ascii="CaskaydiaMono Nerd Font" w:hAnsi="CaskaydiaMono Nerd Font" w:eastAsia="CaskaydiaMono Nerd Font" w:cs="CaskaydiaMono Nerd Font"/>
+                <w:b w:val="0"/>
+                <w:bCs w:val="0"/>
+                <w:noProof w:val="0"/>
+                <w:color w:val="EBDBB2"/>
+                <w:sz w:val="18"/>
+                <w:szCs w:val="18"/>
+                <w:lang w:val="en-US"/>
+              </w:rPr>
+              <w:t xml:space="preserve">).** </w:t>
+            </w:r>
+          </w:p>
+          <w:p>
+            <w:pPr>
+              <w:shd w:val="clear" w:color="auto" w:fill="282828"/>
+              <w:spacing w:before="0" w:beforeAutospacing="off" w:after="0" w:afterAutospacing="off" w:line="240" w:lineRule="auto"/>
+            </w:pPr>
+            <w:r>
+              <w:rPr>
+                <w:rFonts w:ascii="CaskaydiaMono Nerd Font" w:hAnsi="CaskaydiaMono Nerd Font" w:eastAsia="CaskaydiaMono Nerd Font" w:cs="CaskaydiaMono Nerd Font"/>
+                <w:b w:val="0"/>
+                <w:bCs w:val="0"/>
+                <w:noProof w:val="0"/>
+                <w:color w:val="EBDBB2"/>
+                <w:sz w:val="18"/>
+                <w:szCs w:val="18"/>
+                <w:lang w:val="en-US"/>
+              </w:rPr>
+              <w:t>The paper says: “**Our goal is to devise a policy extraction algorithm that distills a high-performing DNN policy into a decision tree policy.**” It proposes **VIPER**, “**an algorithm that combines ideas from model compression and imitation learning to learn decision tree policies guided by a DNN policy (called the oracle) and its Q-function**.”</w:t>
+            </w:r>
+          </w:p>
+          <w:p>
+            <w:pPr>
+              <w:shd w:val="clear" w:color="auto" w:fill="282828"/>
+              <w:spacing w:before="0" w:beforeAutospacing="off" w:after="0" w:afterAutospacing="off" w:line="240" w:lineRule="auto"/>
+            </w:pPr>
+          </w:p>
+          <w:p>
+            <w:pPr>
+              <w:shd w:val="clear" w:color="auto" w:fill="282828"/>
+              <w:spacing w:before="0" w:beforeAutospacing="off" w:after="0" w:afterAutospacing="off" w:line="240" w:lineRule="auto"/>
+            </w:pPr>
+            <w:r>
+              <w:rPr>
+                <w:rFonts w:ascii="CaskaydiaMono Nerd Font" w:hAnsi="CaskaydiaMono Nerd Font" w:eastAsia="CaskaydiaMono Nerd Font" w:cs="CaskaydiaMono Nerd Font"/>
+                <w:b w:val="0"/>
+                <w:bCs w:val="0"/>
+                <w:noProof w:val="0"/>
+                <w:color w:val="EBDBB2"/>
+                <w:sz w:val="18"/>
+                <w:szCs w:val="18"/>
+                <w:lang w:val="en-US"/>
+              </w:rPr>
+              <w:t>This is the clearest paper in the retrieved documents on **policy extraction**.</w:t>
+            </w:r>
+          </w:p>
+          <w:p>
+            <w:pPr>
+              <w:shd w:val="clear" w:color="auto" w:fill="282828"/>
+              <w:spacing w:before="0" w:beforeAutospacing="off" w:after="0" w:afterAutospacing="off" w:line="240" w:lineRule="auto"/>
+            </w:pPr>
+          </w:p>
+          <w:p>
+            <w:pPr>
+              <w:shd w:val="clear" w:color="auto" w:fill="282828"/>
+              <w:spacing w:before="0" w:beforeAutospacing="off" w:after="0" w:afterAutospacing="off" w:line="240" w:lineRule="auto"/>
+            </w:pPr>
+            <w:r>
+              <w:rPr>
+                <w:rFonts w:ascii="CaskaydiaMono Nerd Font" w:hAnsi="CaskaydiaMono Nerd Font" w:eastAsia="CaskaydiaMono Nerd Font" w:cs="CaskaydiaMono Nerd Font"/>
+                <w:b w:val="0"/>
+                <w:bCs w:val="0"/>
+                <w:noProof w:val="0"/>
+                <w:color w:val="EBDBB2"/>
+                <w:sz w:val="18"/>
+                <w:szCs w:val="18"/>
+                <w:lang w:val="en-US"/>
+              </w:rPr>
+              <w:t>If you want more papers on this same topic, the retrieved documents did not provide additional distinct policy-extraction papers beyond this one.</w:t>
+            </w:r>
+          </w:p>
+          <w:p>
+            <w:pPr>
+              <w:spacing w:after="120"/>
+              <w:rPr>
+                <w:sz w:val="24"/>
+                <w:szCs w:val="24"/>
+              </w:rPr>
+            </w:pPr>
+          </w:p>
+          <w:p>
+            <w:pPr>
+              <w:pStyle w:val="Normal"/>
+              <w:spacing w:after="120"/>
+              <w:rPr>
+                <w:sz w:val="24"/>
+                <w:szCs w:val="24"/>
+              </w:rPr>
+            </w:pPr>
+            <w:r>
+              <w:rPr>
+                <w:sz w:val="24"/>
+                <w:szCs w:val="24"/>
+              </w:rPr>
+              <w:t>In test case 1, we now have the model producing the summarization/see also at the bottom automatically, rather than just mentioned in the possibility of generating it in a further step.</w:t>
+            </w:r>
+          </w:p>
+          <w:p>
+            <w:pPr>
+              <w:spacing w:after="120"/>
+            </w:pPr>
+            <w:r>
+              <w:rPr>
+                <w:sz w:val="24"/>
+                <w:szCs w:val="24"/>
+              </w:rPr>
+              <w:t xml:space="preserve">Test case 2 </w:t>
+            </w:r>
+            <w:r>
+              <w:rPr>
+                <w:sz w:val="24"/>
+                <w:szCs w:val="24"/>
+              </w:rPr>
+              <w:t>retains</w:t>
+            </w:r>
+            <w:r>
+              <w:rPr>
+                <w:sz w:val="24"/>
+                <w:szCs w:val="24"/>
+              </w:rPr>
+              <w:t xml:space="preserve"> a bit of the trailing “If you want...” format, but it has improved much from the first attempt.</w:t>
+            </w:r>
+            <w:r>
+              <w:rPr>
+                <w:sz w:val="24"/>
+                <w:szCs w:val="24"/>
+              </w:rPr>
+              <w:t xml:space="preserve"> This is a summary of how well the question was able to be answered by the retrieved documents, not open-ended speculation.</w:t>
+            </w:r>
+          </w:p>
+          <w:p>
+            <w:pPr>
+              <w:spacing w:after="120"/>
+              <w:rPr>
+                <w:sz w:val="24"/>
+                <w:szCs w:val="24"/>
+              </w:rPr>
+            </w:pPr>
+          </w:p>
+          <w:p>
+            <w:pPr>
+              <w:spacing w:after="120"/>
+            </w:pPr>
+            <w:r>
+              <w:rPr>
+                <w:sz w:val="24"/>
+                <w:szCs w:val="24"/>
+              </w:rPr>
+              <w:t>As before, the agentic system handily outperforms the fixed pipeline version.</w:t>
+            </w:r>
           </w:p>
           <w:p>
             <w:pPr>
@@ -1804,12 +5472,13 @@
           <w:tcPr>
             <w:tcW w:w="10080" w:type="dxa"/>
             <w:tcBorders>
-              <w:top w:val="single" w:sz="6" w:space="0" w:color="BFBFBF"/>
-              <w:left w:val="single" w:sz="6" w:space="0" w:color="BFBFBF"/>
-              <w:bottom w:val="single" w:sz="6" w:space="0" w:color="BFBFBF"/>
-              <w:right w:val="single" w:sz="6" w:space="0" w:color="BFBFBF"/>
+              <w:top w:val="single" w:color="BFBFBF" w:themeColor="background1" w:themeShade="BF" w:sz="6" w:space="0"/>
+              <w:left w:val="single" w:color="BFBFBF" w:themeColor="background1" w:themeShade="BF" w:sz="6" w:space="0"/>
+              <w:bottom w:val="single" w:color="BFBFBF" w:themeColor="background1" w:themeShade="BF" w:sz="6" w:space="0"/>
+              <w:right w:val="single" w:color="BFBFBF" w:themeColor="background1" w:themeShade="BF" w:sz="6" w:space="0"/>
             </w:tcBorders>
-            <w:shd w:val="clear" w:color="auto" w:fill="F2F2F2"/>
+            <w:shd w:val="clear" w:color="auto" w:fill="F2F2F2" w:themeFill="background1" w:themeFillShade="F2"/>
+            <w:tcMar/>
           </w:tcPr>
           <w:p>
             <w:pPr>
@@ -1838,25 +5507,88 @@
           <w:tcPr>
             <w:tcW w:w="10080" w:type="dxa"/>
             <w:tcBorders>
-              <w:top w:val="single" w:sz="6" w:space="0" w:color="BFBFBF"/>
-              <w:left w:val="single" w:sz="6" w:space="0" w:color="BFBFBF"/>
-              <w:bottom w:val="single" w:sz="6" w:space="0" w:color="BFBFBF"/>
-              <w:right w:val="single" w:sz="6" w:space="0" w:color="BFBFBF"/>
+              <w:top w:val="single" w:color="BFBFBF" w:themeColor="background1" w:themeShade="BF" w:sz="6" w:space="0"/>
+              <w:left w:val="single" w:color="BFBFBF" w:themeColor="background1" w:themeShade="BF" w:sz="6" w:space="0"/>
+              <w:bottom w:val="single" w:color="BFBFBF" w:themeColor="background1" w:themeShade="BF" w:sz="6" w:space="0"/>
+              <w:right w:val="single" w:color="BFBFBF" w:themeColor="background1" w:themeShade="BF" w:sz="6" w:space="0"/>
             </w:tcBorders>
+            <w:tcMar/>
           </w:tcPr>
           <w:p>
             <w:pPr>
-              <w:rPr>
-                <w:sz w:val="24"/>
-                <w:szCs w:val="24"/>
-              </w:rPr>
-            </w:pPr>
-            <w:r>
-              <w:rPr>
-                <w:sz w:val="24"/>
-                <w:szCs w:val="24"/>
-              </w:rPr>
-              <w:t>Response:</w:t>
+              <w:pStyle w:val="Normal"/>
+              <w:suppressLineNumbers w:val="0"/>
+              <w:bidi w:val="0"/>
+              <w:spacing w:before="0" w:beforeAutospacing="off" w:after="160" w:afterAutospacing="off" w:line="276" w:lineRule="auto"/>
+              <w:ind w:left="0" w:right="0"/>
+              <w:jc w:val="left"/>
+              <w:rPr>
+                <w:sz w:val="24"/>
+                <w:szCs w:val="24"/>
+              </w:rPr>
+            </w:pPr>
+            <w:r>
+              <w:rPr>
+                <w:sz w:val="24"/>
+                <w:szCs w:val="24"/>
+              </w:rPr>
+              <w:t xml:space="preserve">While the retrieved documents should remain </w:t>
+            </w:r>
+            <w:r>
+              <w:rPr>
+                <w:sz w:val="24"/>
+                <w:szCs w:val="24"/>
+              </w:rPr>
+              <w:t>largely the</w:t>
+            </w:r>
+            <w:r>
+              <w:rPr>
+                <w:sz w:val="24"/>
+                <w:szCs w:val="24"/>
+              </w:rPr>
+              <w:t xml:space="preserve"> same, the answer seems to improve when more direction is given.</w:t>
+            </w:r>
+            <w:r>
+              <w:rPr>
+                <w:sz w:val="24"/>
+                <w:szCs w:val="24"/>
+              </w:rPr>
+              <w:t xml:space="preserve"> The simpler prompt was adequate when the only input was one set of retrieved documents, but</w:t>
+            </w:r>
+            <w:r>
+              <w:rPr>
+                <w:sz w:val="24"/>
+                <w:szCs w:val="24"/>
+              </w:rPr>
+              <w:t xml:space="preserve"> now that more steps and reasoning </w:t>
+            </w:r>
+            <w:r>
+              <w:rPr>
+                <w:sz w:val="24"/>
+                <w:szCs w:val="24"/>
+              </w:rPr>
+              <w:t>are</w:t>
+            </w:r>
+            <w:r>
+              <w:rPr>
+                <w:sz w:val="24"/>
+                <w:szCs w:val="24"/>
+              </w:rPr>
+              <w:t xml:space="preserve"> involved, the LLM seems to </w:t>
+            </w:r>
+            <w:r>
+              <w:rPr>
+                <w:sz w:val="24"/>
+                <w:szCs w:val="24"/>
+              </w:rPr>
+              <w:t>benefit</w:t>
+            </w:r>
+            <w:r>
+              <w:rPr>
+                <w:sz w:val="24"/>
+                <w:szCs w:val="24"/>
+              </w:rPr>
+              <w:t xml:space="preserve"> from more explicit direction.</w:t>
             </w:r>
           </w:p>
           <w:p>
@@ -1943,12 +5675,13 @@
           <w:tcPr>
             <w:tcW w:w="10080" w:type="dxa"/>
             <w:tcBorders>
-              <w:top w:val="single" w:sz="6" w:space="0" w:color="BFBFBF"/>
-              <w:left w:val="single" w:sz="6" w:space="0" w:color="BFBFBF"/>
-              <w:bottom w:val="single" w:sz="6" w:space="0" w:color="BFBFBF"/>
-              <w:right w:val="single" w:sz="6" w:space="0" w:color="BFBFBF"/>
+              <w:top w:val="single" w:color="BFBFBF" w:themeColor="background1" w:themeShade="BF" w:sz="6" w:space="0"/>
+              <w:left w:val="single" w:color="BFBFBF" w:themeColor="background1" w:themeShade="BF" w:sz="6" w:space="0"/>
+              <w:bottom w:val="single" w:color="BFBFBF" w:themeColor="background1" w:themeShade="BF" w:sz="6" w:space="0"/>
+              <w:right w:val="single" w:color="BFBFBF" w:themeColor="background1" w:themeShade="BF" w:sz="6" w:space="0"/>
             </w:tcBorders>
-            <w:shd w:val="clear" w:color="auto" w:fill="F2F2F2"/>
+            <w:shd w:val="clear" w:color="auto" w:fill="F2F2F2" w:themeFill="background1" w:themeFillShade="F2"/>
+            <w:tcMar/>
           </w:tcPr>
           <w:p>
             <w:pPr>
@@ -1977,11 +5710,12 @@
           <w:tcPr>
             <w:tcW w:w="10080" w:type="dxa"/>
             <w:tcBorders>
-              <w:top w:val="single" w:sz="6" w:space="0" w:color="BFBFBF"/>
-              <w:left w:val="single" w:sz="6" w:space="0" w:color="BFBFBF"/>
-              <w:bottom w:val="single" w:sz="6" w:space="0" w:color="BFBFBF"/>
-              <w:right w:val="single" w:sz="6" w:space="0" w:color="BFBFBF"/>
+              <w:top w:val="single" w:color="BFBFBF" w:themeColor="background1" w:themeShade="BF" w:sz="6" w:space="0"/>
+              <w:left w:val="single" w:color="BFBFBF" w:themeColor="background1" w:themeShade="BF" w:sz="6" w:space="0"/>
+              <w:bottom w:val="single" w:color="BFBFBF" w:themeColor="background1" w:themeShade="BF" w:sz="6" w:space="0"/>
+              <w:right w:val="single" w:color="BFBFBF" w:themeColor="background1" w:themeShade="BF" w:sz="6" w:space="0"/>
             </w:tcBorders>
+            <w:tcMar/>
           </w:tcPr>
           <w:p>
             <w:pPr>
@@ -1995,27 +5729,305 @@
                 <w:sz w:val="24"/>
                 <w:szCs w:val="24"/>
               </w:rPr>
-              <w:lastRenderedPageBreak/>
-              <w:t>Response:</w:t>
+              <w:t xml:space="preserve">A convenient feature of the </w:t>
+            </w:r>
+            <w:r>
+              <w:rPr>
+                <w:sz w:val="24"/>
+                <w:szCs w:val="24"/>
+              </w:rPr>
+              <w:t>agent</w:t>
+            </w:r>
+            <w:r>
+              <w:rPr>
+                <w:sz w:val="24"/>
+                <w:szCs w:val="24"/>
+              </w:rPr>
+              <w:t xml:space="preserve"> workflow versus the fixed pipeline is how simple it is to implement multi-step queries and query rewriting. Unlike in checkpoint 4.1 where this had to be given a special step of its own, the agent can simply be asked </w:t>
+            </w:r>
+            <w:r>
+              <w:rPr>
+                <w:sz w:val="24"/>
+                <w:szCs w:val="24"/>
+              </w:rPr>
+              <w:t>what question it wants to ask and if it wants to repeat the retrieval step.</w:t>
+            </w:r>
+          </w:p>
+          <w:p>
+            <w:r>
+              <w:rPr>
+                <w:sz w:val="24"/>
+                <w:szCs w:val="24"/>
+              </w:rPr>
+              <w:t xml:space="preserve">Another </w:t>
+            </w:r>
+            <w:r>
+              <w:rPr>
+                <w:sz w:val="24"/>
+                <w:szCs w:val="24"/>
+              </w:rPr>
+              <w:t xml:space="preserve">difference </w:t>
+            </w:r>
+            <w:r>
+              <w:rPr>
+                <w:sz w:val="24"/>
+                <w:szCs w:val="24"/>
+              </w:rPr>
+              <w:t>other than</w:t>
+            </w:r>
+            <w:r>
+              <w:rPr>
+                <w:sz w:val="24"/>
+                <w:szCs w:val="24"/>
+              </w:rPr>
+              <w:t xml:space="preserve"> moving to an </w:t>
+            </w:r>
+            <w:r>
+              <w:rPr>
+                <w:sz w:val="24"/>
+                <w:szCs w:val="24"/>
+              </w:rPr>
+              <w:t>agent</w:t>
+            </w:r>
+            <w:r>
+              <w:rPr>
+                <w:sz w:val="24"/>
+                <w:szCs w:val="24"/>
+              </w:rPr>
+              <w:t>-</w:t>
+            </w:r>
+            <w:r>
+              <w:rPr>
+                <w:sz w:val="24"/>
+                <w:szCs w:val="24"/>
+              </w:rPr>
+              <w:t xml:space="preserve">style system was the addition of reasoning text. Every time the model was asked to </w:t>
+            </w:r>
+            <w:r>
+              <w:rPr>
+                <w:sz w:val="24"/>
+                <w:szCs w:val="24"/>
+              </w:rPr>
+              <w:t>make a decision</w:t>
+            </w:r>
+            <w:r>
+              <w:rPr>
+                <w:sz w:val="24"/>
+                <w:szCs w:val="24"/>
+              </w:rPr>
+              <w:t>, it was also asked to produce</w:t>
+            </w:r>
+            <w:r>
+              <w:rPr>
+                <w:sz w:val="24"/>
+                <w:szCs w:val="24"/>
+              </w:rPr>
+              <w:t xml:space="preserve"> </w:t>
+            </w:r>
+            <w:r>
+              <w:rPr>
+                <w:sz w:val="24"/>
+                <w:szCs w:val="24"/>
+              </w:rPr>
+              <w:t>additional</w:t>
+            </w:r>
+            <w:r>
+              <w:rPr>
+                <w:sz w:val="24"/>
+                <w:szCs w:val="24"/>
+              </w:rPr>
+              <w:t xml:space="preserve"> reasoning text that explained why that action was taken. This reasoning was </w:t>
+            </w:r>
+            <w:r>
+              <w:rPr>
+                <w:sz w:val="24"/>
+                <w:szCs w:val="24"/>
+              </w:rPr>
+              <w:t>retained</w:t>
+            </w:r>
+            <w:r>
+              <w:rPr>
+                <w:sz w:val="24"/>
+                <w:szCs w:val="24"/>
+              </w:rPr>
+              <w:t xml:space="preserve"> in </w:t>
+            </w:r>
+            <w:r>
+              <w:rPr>
+                <w:sz w:val="24"/>
+                <w:szCs w:val="24"/>
+              </w:rPr>
+              <w:t>the history</w:t>
+            </w:r>
+            <w:r>
+              <w:rPr>
+                <w:sz w:val="24"/>
+                <w:szCs w:val="24"/>
+              </w:rPr>
+              <w:t xml:space="preserve"> and fed back into every following decision as well </w:t>
+            </w:r>
+            <w:r>
+              <w:rPr>
+                <w:sz w:val="24"/>
+                <w:szCs w:val="24"/>
+              </w:rPr>
+              <w:t xml:space="preserve">as the </w:t>
+            </w:r>
+            <w:r>
+              <w:rPr>
+                <w:sz w:val="24"/>
+                <w:szCs w:val="24"/>
+              </w:rPr>
+              <w:t>final answer</w:t>
+            </w:r>
+            <w:r>
+              <w:rPr>
+                <w:sz w:val="24"/>
+                <w:szCs w:val="24"/>
+              </w:rPr>
+              <w:t>.</w:t>
+            </w:r>
+            <w:r>
+              <w:rPr>
+                <w:sz w:val="24"/>
+                <w:szCs w:val="24"/>
+              </w:rPr>
+              <w:t xml:space="preserve"> This </w:t>
+            </w:r>
+            <w:r>
+              <w:rPr>
+                <w:sz w:val="24"/>
+                <w:szCs w:val="24"/>
+              </w:rPr>
+              <w:t>seems to have</w:t>
+            </w:r>
+            <w:r>
+              <w:rPr>
+                <w:sz w:val="24"/>
+                <w:szCs w:val="24"/>
+              </w:rPr>
+              <w:t xml:space="preserve"> a positive impact on the ability of the LLM to form an answer.</w:t>
             </w:r>
           </w:p>
           <w:p>
             <w:pPr>
               <w:spacing w:after="120"/>
               <w:rPr>
-                <w:sz w:val="24"/>
-                <w:szCs w:val="24"/>
-              </w:rPr>
-            </w:pPr>
-          </w:p>
-          <w:p>
-            <w:pPr>
-              <w:spacing w:after="120"/>
-              <w:rPr>
-                <w:sz w:val="24"/>
-                <w:szCs w:val="24"/>
-              </w:rPr>
-            </w:pPr>
+                <w:i w:val="0"/>
+                <w:iCs w:val="0"/>
+                <w:sz w:val="24"/>
+                <w:szCs w:val="24"/>
+              </w:rPr>
+            </w:pPr>
+            <w:r>
+              <w:rPr>
+                <w:sz w:val="24"/>
+                <w:szCs w:val="24"/>
+              </w:rPr>
+              <w:t>Internal “thinking”</w:t>
+            </w:r>
+            <w:r>
+              <w:rPr>
+                <w:sz w:val="24"/>
+                <w:szCs w:val="24"/>
+              </w:rPr>
+              <w:t xml:space="preserve"> like this</w:t>
+            </w:r>
+            <w:r>
+              <w:rPr>
+                <w:sz w:val="24"/>
+                <w:szCs w:val="24"/>
+              </w:rPr>
+              <w:t xml:space="preserve"> has already been </w:t>
+            </w:r>
+            <w:r>
+              <w:rPr>
+                <w:sz w:val="24"/>
+                <w:szCs w:val="24"/>
+              </w:rPr>
+              <w:t xml:space="preserve">deployed </w:t>
+            </w:r>
+            <w:r>
+              <w:rPr>
+                <w:sz w:val="24"/>
+                <w:szCs w:val="24"/>
+              </w:rPr>
+              <w:t>at</w:t>
+            </w:r>
+            <w:r>
+              <w:rPr>
+                <w:sz w:val="24"/>
+                <w:szCs w:val="24"/>
+              </w:rPr>
+              <w:t xml:space="preserve"> large scale by the largest LLM products.</w:t>
+            </w:r>
+            <w:r>
+              <w:rPr>
+                <w:sz w:val="24"/>
+                <w:szCs w:val="24"/>
+              </w:rPr>
+              <w:t xml:space="preserve"> ChatGPT, Claude, and Gemini </w:t>
+            </w:r>
+            <w:r>
+              <w:rPr>
+                <w:sz w:val="24"/>
+                <w:szCs w:val="24"/>
+              </w:rPr>
+              <w:t xml:space="preserve">all can show an internal “chain of thought” where the LLM produces intermediate text before </w:t>
+            </w:r>
+            <w:r>
+              <w:rPr>
+                <w:sz w:val="24"/>
+                <w:szCs w:val="24"/>
+              </w:rPr>
+              <w:t>providing</w:t>
+            </w:r>
+            <w:r>
+              <w:rPr>
+                <w:sz w:val="24"/>
+                <w:szCs w:val="24"/>
+              </w:rPr>
+              <w:t xml:space="preserve"> the </w:t>
+            </w:r>
+            <w:r>
+              <w:rPr>
+                <w:sz w:val="24"/>
+                <w:szCs w:val="24"/>
+              </w:rPr>
+              <w:t>final answer</w:t>
+            </w:r>
+            <w:r>
+              <w:rPr>
+                <w:sz w:val="24"/>
+                <w:szCs w:val="24"/>
+              </w:rPr>
+              <w:t>.</w:t>
+            </w:r>
+            <w:r>
+              <w:rPr>
+                <w:sz w:val="24"/>
+                <w:szCs w:val="24"/>
+              </w:rPr>
+              <w:t xml:space="preserve"> Answering exactly </w:t>
+            </w:r>
+            <w:r>
+              <w:rPr>
+                <w:i w:val="1"/>
+                <w:iCs w:val="1"/>
+                <w:sz w:val="24"/>
+                <w:szCs w:val="24"/>
+              </w:rPr>
+              <w:t>why</w:t>
+            </w:r>
+            <w:r>
+              <w:rPr>
+                <w:i w:val="0"/>
+                <w:iCs w:val="0"/>
+                <w:sz w:val="24"/>
+                <w:szCs w:val="24"/>
+              </w:rPr>
+              <w:t xml:space="preserve"> this improves the output would be a longer discussion, but there seems to be evidence that this technique can bring real benefits.</w:t>
+            </w:r>
           </w:p>
           <w:p>
             <w:pPr>
@@ -2050,12 +6062,13 @@
           <w:tcPr>
             <w:tcW w:w="10080" w:type="dxa"/>
             <w:tcBorders>
-              <w:top w:val="single" w:sz="6" w:space="0" w:color="BFBFBF"/>
-              <w:left w:val="single" w:sz="6" w:space="0" w:color="BFBFBF"/>
-              <w:bottom w:val="single" w:sz="6" w:space="0" w:color="BFBFBF"/>
-              <w:right w:val="single" w:sz="6" w:space="0" w:color="BFBFBF"/>
+              <w:top w:val="single" w:color="BFBFBF" w:themeColor="background1" w:themeShade="BF" w:sz="6" w:space="0"/>
+              <w:left w:val="single" w:color="BFBFBF" w:themeColor="background1" w:themeShade="BF" w:sz="6" w:space="0"/>
+              <w:bottom w:val="single" w:color="BFBFBF" w:themeColor="background1" w:themeShade="BF" w:sz="6" w:space="0"/>
+              <w:right w:val="single" w:color="BFBFBF" w:themeColor="background1" w:themeShade="BF" w:sz="6" w:space="0"/>
             </w:tcBorders>
-            <w:shd w:val="clear" w:color="auto" w:fill="F2F2F2"/>
+            <w:shd w:val="clear" w:color="auto" w:fill="F2F2F2" w:themeFill="background1" w:themeFillShade="F2"/>
+            <w:tcMar/>
           </w:tcPr>
           <w:p>
             <w:pPr>
@@ -2084,25 +6097,147 @@
           <w:tcPr>
             <w:tcW w:w="10080" w:type="dxa"/>
             <w:tcBorders>
-              <w:top w:val="single" w:sz="6" w:space="0" w:color="BFBFBF"/>
-              <w:left w:val="single" w:sz="6" w:space="0" w:color="BFBFBF"/>
-              <w:bottom w:val="single" w:sz="6" w:space="0" w:color="BFBFBF"/>
-              <w:right w:val="single" w:sz="6" w:space="0" w:color="BFBFBF"/>
+              <w:top w:val="single" w:color="BFBFBF" w:themeColor="background1" w:themeShade="BF" w:sz="6" w:space="0"/>
+              <w:left w:val="single" w:color="BFBFBF" w:themeColor="background1" w:themeShade="BF" w:sz="6" w:space="0"/>
+              <w:bottom w:val="single" w:color="BFBFBF" w:themeColor="background1" w:themeShade="BF" w:sz="6" w:space="0"/>
+              <w:right w:val="single" w:color="BFBFBF" w:themeColor="background1" w:themeShade="BF" w:sz="6" w:space="0"/>
             </w:tcBorders>
+            <w:tcMar/>
           </w:tcPr>
           <w:p>
-            <w:pPr>
-              <w:rPr>
-                <w:sz w:val="24"/>
-                <w:szCs w:val="24"/>
-              </w:rPr>
-            </w:pPr>
-            <w:r>
-              <w:rPr>
-                <w:sz w:val="24"/>
-                <w:szCs w:val="24"/>
-              </w:rPr>
-              <w:t>Response:</w:t>
+            <w:r>
+              <w:rPr>
+                <w:sz w:val="24"/>
+                <w:szCs w:val="24"/>
+              </w:rPr>
+              <w:t xml:space="preserve">Even though the agent was limited to how many retrieval steps it was allowed to run, there </w:t>
+            </w:r>
+            <w:r>
+              <w:rPr>
+                <w:sz w:val="24"/>
+                <w:szCs w:val="24"/>
+              </w:rPr>
+              <w:t>remains</w:t>
+            </w:r>
+            <w:r>
+              <w:rPr>
+                <w:sz w:val="24"/>
+                <w:szCs w:val="24"/>
+              </w:rPr>
+              <w:t xml:space="preserve"> the issue of increased token usage. </w:t>
+            </w:r>
+            <w:r>
+              <w:rPr>
+                <w:sz w:val="24"/>
+                <w:szCs w:val="24"/>
+              </w:rPr>
+              <w:t xml:space="preserve">With fixed </w:t>
+            </w:r>
+            <w:r>
+              <w:rPr>
+                <w:sz w:val="24"/>
+                <w:szCs w:val="24"/>
+              </w:rPr>
+              <w:t xml:space="preserve">retrieval and answer </w:t>
+            </w:r>
+            <w:r>
+              <w:rPr>
+                <w:sz w:val="24"/>
+                <w:szCs w:val="24"/>
+              </w:rPr>
+              <w:t xml:space="preserve">steps, token usage was </w:t>
+            </w:r>
+            <w:r>
+              <w:rPr>
+                <w:sz w:val="24"/>
+                <w:szCs w:val="24"/>
+              </w:rPr>
+              <w:t xml:space="preserve">not </w:t>
+            </w:r>
+            <w:r>
+              <w:rPr>
+                <w:sz w:val="24"/>
+                <w:szCs w:val="24"/>
+              </w:rPr>
+              <w:t xml:space="preserve">a significant issue. However, running the system as an agent now means that increased token usage is almost guaranteed. We have seen benefits from </w:t>
+            </w:r>
+            <w:r>
+              <w:rPr>
+                <w:sz w:val="24"/>
+                <w:szCs w:val="24"/>
+              </w:rPr>
+              <w:t xml:space="preserve">including reasoning and multiple rounds of decision-making, but each action the agent takes also brings </w:t>
+            </w:r>
+            <w:r>
+              <w:rPr>
+                <w:sz w:val="24"/>
+                <w:szCs w:val="24"/>
+              </w:rPr>
+              <w:t>additional</w:t>
+            </w:r>
+            <w:r>
+              <w:rPr>
+                <w:sz w:val="24"/>
+                <w:szCs w:val="24"/>
+              </w:rPr>
+              <w:t xml:space="preserve"> </w:t>
+            </w:r>
+            <w:r>
+              <w:rPr>
+                <w:sz w:val="24"/>
+                <w:szCs w:val="24"/>
+              </w:rPr>
+              <w:t xml:space="preserve">costs, </w:t>
+            </w:r>
+            <w:r>
+              <w:rPr>
+                <w:sz w:val="24"/>
+                <w:szCs w:val="24"/>
+              </w:rPr>
+              <w:t>both API pricing as well as time.</w:t>
+            </w:r>
+          </w:p>
+          <w:p>
+            <w:pPr>
+              <w:rPr>
+                <w:sz w:val="24"/>
+                <w:szCs w:val="24"/>
+              </w:rPr>
+            </w:pPr>
+            <w:r>
+              <w:rPr>
+                <w:sz w:val="24"/>
+                <w:szCs w:val="24"/>
+              </w:rPr>
+              <w:t xml:space="preserve">There is also a hypothetical upper limit to how much increased context will improve the quality of the </w:t>
+            </w:r>
+            <w:r>
+              <w:rPr>
+                <w:sz w:val="24"/>
+                <w:szCs w:val="24"/>
+              </w:rPr>
+              <w:t>final answer</w:t>
+            </w:r>
+            <w:r>
+              <w:rPr>
+                <w:sz w:val="24"/>
+                <w:szCs w:val="24"/>
+              </w:rPr>
+              <w:t>. At a certain point, more documents and reasoning will dilute the most important parts of the context.</w:t>
+            </w:r>
+            <w:r>
+              <w:rPr>
+                <w:sz w:val="24"/>
+                <w:szCs w:val="24"/>
+              </w:rPr>
+              <w:t xml:space="preserve"> For now, the agent is prevented from running more than a specified number of steps</w:t>
+            </w:r>
+            <w:r>
+              <w:rPr>
+                <w:sz w:val="24"/>
+                <w:szCs w:val="24"/>
+              </w:rPr>
+              <w:t>. Future versions of the system should be wary of expanding the context too much.</w:t>
             </w:r>
           </w:p>
           <w:p>
@@ -2145,12 +6280,13 @@
           <w:tcPr>
             <w:tcW w:w="10080" w:type="dxa"/>
             <w:tcBorders>
-              <w:top w:val="single" w:sz="6" w:space="0" w:color="BFBFBF"/>
-              <w:left w:val="single" w:sz="6" w:space="0" w:color="BFBFBF"/>
-              <w:bottom w:val="single" w:sz="6" w:space="0" w:color="BFBFBF"/>
-              <w:right w:val="single" w:sz="6" w:space="0" w:color="BFBFBF"/>
+              <w:top w:val="single" w:color="BFBFBF" w:themeColor="background1" w:themeShade="BF" w:sz="6" w:space="0"/>
+              <w:left w:val="single" w:color="BFBFBF" w:themeColor="background1" w:themeShade="BF" w:sz="6" w:space="0"/>
+              <w:bottom w:val="single" w:color="BFBFBF" w:themeColor="background1" w:themeShade="BF" w:sz="6" w:space="0"/>
+              <w:right w:val="single" w:color="BFBFBF" w:themeColor="background1" w:themeShade="BF" w:sz="6" w:space="0"/>
             </w:tcBorders>
-            <w:shd w:val="clear" w:color="auto" w:fill="F2F2F2"/>
+            <w:shd w:val="clear" w:color="auto" w:fill="F2F2F2" w:themeFill="background1" w:themeFillShade="F2"/>
+            <w:tcMar/>
           </w:tcPr>
           <w:p>
             <w:pPr>
@@ -2179,35 +6315,91 @@
           <w:tcPr>
             <w:tcW w:w="10080" w:type="dxa"/>
             <w:tcBorders>
-              <w:top w:val="single" w:sz="6" w:space="0" w:color="BFBFBF"/>
-              <w:left w:val="single" w:sz="6" w:space="0" w:color="BFBFBF"/>
-              <w:bottom w:val="single" w:sz="6" w:space="0" w:color="BFBFBF"/>
-              <w:right w:val="single" w:sz="6" w:space="0" w:color="BFBFBF"/>
+              <w:top w:val="single" w:color="BFBFBF" w:themeColor="background1" w:themeShade="BF" w:sz="6" w:space="0"/>
+              <w:left w:val="single" w:color="BFBFBF" w:themeColor="background1" w:themeShade="BF" w:sz="6" w:space="0"/>
+              <w:bottom w:val="single" w:color="BFBFBF" w:themeColor="background1" w:themeShade="BF" w:sz="6" w:space="0"/>
+              <w:right w:val="single" w:color="BFBFBF" w:themeColor="background1" w:themeShade="BF" w:sz="6" w:space="0"/>
             </w:tcBorders>
+            <w:tcMar/>
           </w:tcPr>
           <w:p>
             <w:pPr>
-              <w:rPr>
-                <w:sz w:val="24"/>
-                <w:szCs w:val="24"/>
-              </w:rPr>
-            </w:pPr>
-            <w:r>
-              <w:rPr>
-                <w:sz w:val="24"/>
-                <w:szCs w:val="24"/>
-              </w:rPr>
-              <w:t>Response:</w:t>
-            </w:r>
-          </w:p>
-          <w:p>
-            <w:pPr>
               <w:spacing w:after="120"/>
               <w:rPr>
                 <w:sz w:val="24"/>
                 <w:szCs w:val="24"/>
               </w:rPr>
             </w:pPr>
+            <w:r>
+              <w:rPr>
+                <w:sz w:val="24"/>
+                <w:szCs w:val="24"/>
+              </w:rPr>
+              <w:t xml:space="preserve">Everything introduced in this checkpoint increases the number of variables </w:t>
+            </w:r>
+            <w:r>
+              <w:rPr>
+                <w:sz w:val="24"/>
+                <w:szCs w:val="24"/>
+              </w:rPr>
+              <w:t>that can affect the system</w:t>
+            </w:r>
+            <w:r>
+              <w:rPr>
+                <w:sz w:val="24"/>
+                <w:szCs w:val="24"/>
+              </w:rPr>
+              <w:t xml:space="preserve">. </w:t>
+            </w:r>
+            <w:r>
+              <w:rPr>
+                <w:sz w:val="24"/>
+                <w:szCs w:val="24"/>
+              </w:rPr>
+              <w:t>Integrat</w:t>
+            </w:r>
+            <w:r>
+              <w:rPr>
+                <w:sz w:val="24"/>
+                <w:szCs w:val="24"/>
+              </w:rPr>
+              <w:t xml:space="preserve">ing with the </w:t>
+            </w:r>
+            <w:r>
+              <w:rPr>
+                <w:sz w:val="24"/>
+                <w:szCs w:val="24"/>
+              </w:rPr>
+              <w:t>OpenRouter</w:t>
+            </w:r>
+            <w:r>
+              <w:rPr>
+                <w:sz w:val="24"/>
+                <w:szCs w:val="24"/>
+              </w:rPr>
+              <w:t xml:space="preserve"> API to get token costs as well as </w:t>
+            </w:r>
+            <w:r>
+              <w:rPr>
+                <w:sz w:val="24"/>
+                <w:szCs w:val="24"/>
+              </w:rPr>
+              <w:t>logging</w:t>
+            </w:r>
+            <w:r>
+              <w:rPr>
+                <w:sz w:val="24"/>
+                <w:szCs w:val="24"/>
+              </w:rPr>
+              <w:t xml:space="preserve"> </w:t>
+            </w:r>
+            <w:r>
+              <w:rPr>
+                <w:sz w:val="24"/>
+                <w:szCs w:val="24"/>
+              </w:rPr>
+              <w:t>more details about each step in the agent’s process could become increasingly important as the system grows more complex.</w:t>
+            </w:r>
           </w:p>
           <w:p>
             <w:pPr>
@@ -2265,10 +6457,10 @@
           <w:tcPr>
             <w:tcW w:w="5040" w:type="dxa"/>
             <w:tcBorders>
-              <w:top w:val="single" w:sz="6" w:space="0" w:color="BFBFBF"/>
-              <w:left w:val="single" w:sz="6" w:space="0" w:color="BFBFBF"/>
-              <w:bottom w:val="single" w:sz="6" w:space="0" w:color="BFBFBF"/>
-              <w:right w:val="single" w:sz="6" w:space="0" w:color="BFBFBF"/>
+              <w:top w:val="single" w:color="BFBFBF" w:sz="6" w:space="0"/>
+              <w:left w:val="single" w:color="BFBFBF" w:sz="6" w:space="0"/>
+              <w:bottom w:val="single" w:color="BFBFBF" w:sz="6" w:space="0"/>
+              <w:right w:val="single" w:color="BFBFBF" w:sz="6" w:space="0"/>
             </w:tcBorders>
             <w:shd w:val="clear" w:color="auto" w:fill="D9D9D9" w:themeFill="background1" w:themeFillShade="D9"/>
           </w:tcPr>
@@ -2294,10 +6486,10 @@
           <w:tcPr>
             <w:tcW w:w="5040" w:type="dxa"/>
             <w:tcBorders>
-              <w:top w:val="single" w:sz="6" w:space="0" w:color="BFBFBF"/>
-              <w:left w:val="single" w:sz="6" w:space="0" w:color="BFBFBF"/>
-              <w:bottom w:val="single" w:sz="6" w:space="0" w:color="BFBFBF"/>
-              <w:right w:val="single" w:sz="6" w:space="0" w:color="BFBFBF"/>
+              <w:top w:val="single" w:color="BFBFBF" w:sz="6" w:space="0"/>
+              <w:left w:val="single" w:color="BFBFBF" w:sz="6" w:space="0"/>
+              <w:bottom w:val="single" w:color="BFBFBF" w:sz="6" w:space="0"/>
+              <w:right w:val="single" w:color="BFBFBF" w:sz="6" w:space="0"/>
             </w:tcBorders>
             <w:shd w:val="clear" w:color="auto" w:fill="D9D9D9" w:themeFill="background1" w:themeFillShade="D9"/>
           </w:tcPr>
@@ -2325,10 +6517,10 @@
           <w:tcPr>
             <w:tcW w:w="5040" w:type="dxa"/>
             <w:tcBorders>
-              <w:top w:val="single" w:sz="6" w:space="0" w:color="BFBFBF"/>
-              <w:left w:val="single" w:sz="6" w:space="0" w:color="BFBFBF"/>
-              <w:bottom w:val="single" w:sz="6" w:space="0" w:color="BFBFBF"/>
-              <w:right w:val="single" w:sz="6" w:space="0" w:color="BFBFBF"/>
+              <w:top w:val="single" w:color="BFBFBF" w:sz="6" w:space="0"/>
+              <w:left w:val="single" w:color="BFBFBF" w:sz="6" w:space="0"/>
+              <w:bottom w:val="single" w:color="BFBFBF" w:sz="6" w:space="0"/>
+              <w:right w:val="single" w:color="BFBFBF" w:sz="6" w:space="0"/>
             </w:tcBorders>
           </w:tcPr>
           <w:p>
@@ -2356,10 +6548,10 @@
           <w:tcPr>
             <w:tcW w:w="5040" w:type="dxa"/>
             <w:tcBorders>
-              <w:top w:val="single" w:sz="6" w:space="0" w:color="BFBFBF"/>
-              <w:left w:val="single" w:sz="6" w:space="0" w:color="BFBFBF"/>
-              <w:bottom w:val="single" w:sz="6" w:space="0" w:color="BFBFBF"/>
-              <w:right w:val="single" w:sz="6" w:space="0" w:color="BFBFBF"/>
+              <w:top w:val="single" w:color="BFBFBF" w:sz="6" w:space="0"/>
+              <w:left w:val="single" w:color="BFBFBF" w:sz="6" w:space="0"/>
+              <w:bottom w:val="single" w:color="BFBFBF" w:sz="6" w:space="0"/>
+              <w:right w:val="single" w:color="BFBFBF" w:sz="6" w:space="0"/>
             </w:tcBorders>
           </w:tcPr>
           <w:p>
@@ -2393,10 +6585,10 @@
           <w:tcPr>
             <w:tcW w:w="5040" w:type="dxa"/>
             <w:tcBorders>
-              <w:top w:val="single" w:sz="6" w:space="0" w:color="BFBFBF"/>
-              <w:left w:val="single" w:sz="6" w:space="0" w:color="BFBFBF"/>
-              <w:bottom w:val="single" w:sz="6" w:space="0" w:color="BFBFBF"/>
-              <w:right w:val="single" w:sz="6" w:space="0" w:color="BFBFBF"/>
+              <w:top w:val="single" w:color="BFBFBF" w:sz="6" w:space="0"/>
+              <w:left w:val="single" w:color="BFBFBF" w:sz="6" w:space="0"/>
+              <w:bottom w:val="single" w:color="BFBFBF" w:sz="6" w:space="0"/>
+              <w:right w:val="single" w:color="BFBFBF" w:sz="6" w:space="0"/>
             </w:tcBorders>
           </w:tcPr>
           <w:p>
@@ -2424,10 +6616,10 @@
           <w:tcPr>
             <w:tcW w:w="5040" w:type="dxa"/>
             <w:tcBorders>
-              <w:top w:val="single" w:sz="6" w:space="0" w:color="BFBFBF"/>
-              <w:left w:val="single" w:sz="6" w:space="0" w:color="BFBFBF"/>
-              <w:bottom w:val="single" w:sz="6" w:space="0" w:color="BFBFBF"/>
-              <w:right w:val="single" w:sz="6" w:space="0" w:color="BFBFBF"/>
+              <w:top w:val="single" w:color="BFBFBF" w:sz="6" w:space="0"/>
+              <w:left w:val="single" w:color="BFBFBF" w:sz="6" w:space="0"/>
+              <w:bottom w:val="single" w:color="BFBFBF" w:sz="6" w:space="0"/>
+              <w:right w:val="single" w:color="BFBFBF" w:sz="6" w:space="0"/>
             </w:tcBorders>
           </w:tcPr>
           <w:p>
@@ -2461,10 +6653,10 @@
           <w:tcPr>
             <w:tcW w:w="5040" w:type="dxa"/>
             <w:tcBorders>
-              <w:top w:val="single" w:sz="6" w:space="0" w:color="BFBFBF"/>
-              <w:left w:val="single" w:sz="6" w:space="0" w:color="BFBFBF"/>
-              <w:bottom w:val="single" w:sz="6" w:space="0" w:color="BFBFBF"/>
-              <w:right w:val="single" w:sz="6" w:space="0" w:color="BFBFBF"/>
+              <w:top w:val="single" w:color="BFBFBF" w:sz="6" w:space="0"/>
+              <w:left w:val="single" w:color="BFBFBF" w:sz="6" w:space="0"/>
+              <w:bottom w:val="single" w:color="BFBFBF" w:sz="6" w:space="0"/>
+              <w:right w:val="single" w:color="BFBFBF" w:sz="6" w:space="0"/>
             </w:tcBorders>
           </w:tcPr>
           <w:p>
@@ -2503,10 +6695,10 @@
           <w:tcPr>
             <w:tcW w:w="5040" w:type="dxa"/>
             <w:tcBorders>
-              <w:top w:val="single" w:sz="6" w:space="0" w:color="BFBFBF"/>
-              <w:left w:val="single" w:sz="6" w:space="0" w:color="BFBFBF"/>
-              <w:bottom w:val="single" w:sz="6" w:space="0" w:color="BFBFBF"/>
-              <w:right w:val="single" w:sz="6" w:space="0" w:color="BFBFBF"/>
+              <w:top w:val="single" w:color="BFBFBF" w:sz="6" w:space="0"/>
+              <w:left w:val="single" w:color="BFBFBF" w:sz="6" w:space="0"/>
+              <w:bottom w:val="single" w:color="BFBFBF" w:sz="6" w:space="0"/>
+              <w:right w:val="single" w:color="BFBFBF" w:sz="6" w:space="0"/>
             </w:tcBorders>
           </w:tcPr>
           <w:p>
@@ -2524,10 +6716,10 @@
           <w:tcPr>
             <w:tcW w:w="5040" w:type="dxa"/>
             <w:tcBorders>
-              <w:top w:val="single" w:sz="6" w:space="0" w:color="BFBFBF"/>
-              <w:left w:val="single" w:sz="6" w:space="0" w:color="BFBFBF"/>
-              <w:bottom w:val="single" w:sz="6" w:space="0" w:color="BFBFBF"/>
-              <w:right w:val="single" w:sz="6" w:space="0" w:color="BFBFBF"/>
+              <w:top w:val="single" w:color="BFBFBF" w:sz="6" w:space="0"/>
+              <w:left w:val="single" w:color="BFBFBF" w:sz="6" w:space="0"/>
+              <w:bottom w:val="single" w:color="BFBFBF" w:sz="6" w:space="0"/>
+              <w:right w:val="single" w:color="BFBFBF" w:sz="6" w:space="0"/>
             </w:tcBorders>
           </w:tcPr>
           <w:p>
@@ -2565,10 +6757,10 @@
           <w:tcPr>
             <w:tcW w:w="5040" w:type="dxa"/>
             <w:tcBorders>
-              <w:top w:val="single" w:sz="6" w:space="0" w:color="BFBFBF"/>
-              <w:left w:val="single" w:sz="6" w:space="0" w:color="BFBFBF"/>
-              <w:bottom w:val="single" w:sz="6" w:space="0" w:color="BFBFBF"/>
-              <w:right w:val="single" w:sz="6" w:space="0" w:color="BFBFBF"/>
+              <w:top w:val="single" w:color="BFBFBF" w:sz="6" w:space="0"/>
+              <w:left w:val="single" w:color="BFBFBF" w:sz="6" w:space="0"/>
+              <w:bottom w:val="single" w:color="BFBFBF" w:sz="6" w:space="0"/>
+              <w:right w:val="single" w:color="BFBFBF" w:sz="6" w:space="0"/>
             </w:tcBorders>
           </w:tcPr>
           <w:p>
@@ -2586,10 +6778,10 @@
           <w:tcPr>
             <w:tcW w:w="5040" w:type="dxa"/>
             <w:tcBorders>
-              <w:top w:val="single" w:sz="6" w:space="0" w:color="BFBFBF"/>
-              <w:left w:val="single" w:sz="6" w:space="0" w:color="BFBFBF"/>
-              <w:bottom w:val="single" w:sz="6" w:space="0" w:color="BFBFBF"/>
-              <w:right w:val="single" w:sz="6" w:space="0" w:color="BFBFBF"/>
+              <w:top w:val="single" w:color="BFBFBF" w:sz="6" w:space="0"/>
+              <w:left w:val="single" w:color="BFBFBF" w:sz="6" w:space="0"/>
+              <w:bottom w:val="single" w:color="BFBFBF" w:sz="6" w:space="0"/>
+              <w:right w:val="single" w:color="BFBFBF" w:sz="6" w:space="0"/>
             </w:tcBorders>
           </w:tcPr>
           <w:p>
@@ -2631,10 +6823,10 @@
           <w:tcPr>
             <w:tcW w:w="5040" w:type="dxa"/>
             <w:tcBorders>
-              <w:top w:val="single" w:sz="6" w:space="0" w:color="BFBFBF"/>
-              <w:left w:val="single" w:sz="6" w:space="0" w:color="BFBFBF"/>
-              <w:bottom w:val="single" w:sz="6" w:space="0" w:color="BFBFBF"/>
-              <w:right w:val="single" w:sz="6" w:space="0" w:color="BFBFBF"/>
+              <w:top w:val="single" w:color="BFBFBF" w:sz="6" w:space="0"/>
+              <w:left w:val="single" w:color="BFBFBF" w:sz="6" w:space="0"/>
+              <w:bottom w:val="single" w:color="BFBFBF" w:sz="6" w:space="0"/>
+              <w:right w:val="single" w:color="BFBFBF" w:sz="6" w:space="0"/>
             </w:tcBorders>
           </w:tcPr>
           <w:p>
@@ -2685,7 +6877,7 @@
       <w:headerReference w:type="default" r:id="rId9"/>
       <w:footerReference w:type="default" r:id="rId10"/>
       <w:headerReference w:type="first" r:id="rId11"/>
-      <w:pgSz w:w="12240" w:h="15840"/>
+      <w:pgSz w:w="12240" w:h="15840" w:orient="portrait"/>
       <w:pgMar w:top="1440" w:right="567" w:bottom="1440" w:left="567" w:header="57" w:footer="170" w:gutter="0"/>
       <w:pgNumType w:start="1"/>
       <w:cols w:space="720"/>
@@ -2714,7 +6906,7 @@
 </file>
 
 <file path=word/footer1.xml><?xml version="1.0" encoding="utf-8"?>
-<w:ftr xmlns:wpc="http://schemas.microsoft.com/office/word/2010/wordprocessingCanvas" xmlns:cx="http://schemas.microsoft.com/office/drawing/2014/chartex" xmlns:cx1="http://schemas.microsoft.com/office/drawing/2015/9/8/chartex" xmlns:cx2="http://schemas.microsoft.com/office/drawing/2015/10/21/chartex" xmlns:cx3="http://schemas.microsoft.com/office/drawing/2016/5/9/chartex" xmlns:cx4="http://schemas.microsoft.com/office/drawing/2016/5/10/chartex" xmlns:cx5="http://schemas.microsoft.com/office/drawing/2016/5/11/chartex" xmlns:cx6="http://schemas.microsoft.com/office/drawing/2016/5/12/chartex" xmlns:cx7="http://schemas.microsoft.com/office/drawing/2016/5/13/chartex" xmlns:cx8="http://schemas.microsoft.com/office/drawing/2016/5/14/chartex" xmlns:mc="http://schemas.openxmlformats.org/markup-compatibility/2006" xmlns:aink="http://schemas.microsoft.com/office/drawing/2016/ink" xmlns:am3d="http://schemas.microsoft.com/office/drawing/2017/model3d" xmlns:o="urn:schemas-microsoft-com:office:office" xmlns:oel="http://schemas.microsoft.com/office/2019/extlst" xmlns:r="http://schemas.openxmlformats.org/officeDocument/2006/relationships" xmlns:m="http://schemas.openxmlformats.org/officeDocument/2006/math" xmlns:v="urn:schemas-microsoft-com:vml" xmlns:wp14="http://schemas.microsoft.com/office/word/2010/wordprocessingDrawing" xmlns:wp="http://schemas.openxmlformats.org/drawingml/2006/wordprocessingDrawing" xmlns:w10="urn:schemas-microsoft-com:office:word" xmlns:w="http://schemas.openxmlformats.org/wordprocessingml/2006/main" xmlns:w14="http://schemas.microsoft.com/office/word/2010/wordml" xmlns:w15="http://schemas.microsoft.com/office/word/2012/wordml" xmlns:w16cex="http://schemas.microsoft.com/office/word/2018/wordml/cex" xmlns:w16cid="http://schemas.microsoft.com/office/word/2016/wordml/cid" xmlns:w16="http://schemas.microsoft.com/office/word/2018/wordml" xmlns:w16du="http://schemas.microsoft.com/office/word/2023/wordml/word16du" xmlns:w16sdtdh="http://schemas.microsoft.com/office/word/2020/wordml/sdtdatahash" xmlns:w16sdtfl="http://schemas.microsoft.com/office/word/2024/wordml/sdtformatlock" xmlns:w16se="http://schemas.microsoft.com/office/word/2015/wordml/symex" xmlns:wpg="http://schemas.microsoft.com/office/word/2010/wordprocessingGroup" xmlns:wpi="http://schemas.microsoft.com/office/word/2010/wordprocessingInk" xmlns:wne="http://schemas.microsoft.com/office/word/2006/wordml" xmlns:wps="http://schemas.microsoft.com/office/word/2010/wordprocessingShape" mc:Ignorable="w14 w15 w16se w16cid w16 w16cex w16sdtdh w16sdtfl w16du wp14">
+<w:ftr xmlns:wpc="http://schemas.microsoft.com/office/word/2010/wordprocessingCanvas" xmlns:cx="http://schemas.microsoft.com/office/drawing/2014/chartex" xmlns:cx1="http://schemas.microsoft.com/office/drawing/2015/9/8/chartex" xmlns:cx2="http://schemas.microsoft.com/office/drawing/2015/10/21/chartex" xmlns:cx3="http://schemas.microsoft.com/office/drawing/2016/5/9/chartex" xmlns:cx4="http://schemas.microsoft.com/office/drawing/2016/5/10/chartex" xmlns:cx5="http://schemas.microsoft.com/office/drawing/2016/5/11/chartex" xmlns:cx6="http://schemas.microsoft.com/office/drawing/2016/5/12/chartex" xmlns:cx7="http://schemas.microsoft.com/office/drawing/2016/5/13/chartex" xmlns:cx8="http://schemas.microsoft.com/office/drawing/2016/5/14/chartex" xmlns:mc="http://schemas.openxmlformats.org/markup-compatibility/2006" xmlns:aink="http://schemas.microsoft.com/office/drawing/2016/ink" xmlns:am3d="http://schemas.microsoft.com/office/drawing/2017/model3d" xmlns:o="urn:schemas-microsoft-com:office:office" xmlns:oel="http://schemas.microsoft.com/office/2019/extlst" xmlns:r="http://schemas.openxmlformats.org/officeDocument/2006/relationships" xmlns:m="http://schemas.openxmlformats.org/officeDocument/2006/math" xmlns:v="urn:schemas-microsoft-com:vml" xmlns:wp14="http://schemas.microsoft.com/office/word/2010/wordprocessingDrawing" xmlns:wp="http://schemas.openxmlformats.org/drawingml/2006/wordprocessingDrawing" xmlns:w10="urn:schemas-microsoft-com:office:word" xmlns:w="http://schemas.openxmlformats.org/wordprocessingml/2006/main" xmlns:w14="http://schemas.microsoft.com/office/word/2010/wordml" xmlns:w15="http://schemas.microsoft.com/office/word/2012/wordml" xmlns:w16cex="http://schemas.microsoft.com/office/word/2018/wordml/cex" xmlns:w16cid="http://schemas.microsoft.com/office/word/2016/wordml/cid" xmlns:w16="http://schemas.microsoft.com/office/word/2018/wordml" xmlns:w16du="http://schemas.microsoft.com/office/word/2023/wordml/word16du" xmlns:w16sdtdh="http://schemas.microsoft.com/office/word/2020/wordml/sdtdatahash" xmlns:w16sdtfl="http://schemas.microsoft.com/office/word/2024/wordml/sdtformatlock" xmlns:w16se="http://schemas.microsoft.com/office/word/2015/wordml/symex" xmlns:wpg="http://schemas.microsoft.com/office/word/2010/wordprocessingGroup" xmlns:wpi="http://schemas.microsoft.com/office/word/2010/wordprocessingInk" xmlns:wne="http://schemas.microsoft.com/office/word/2006/wordml" xmlns:wps="http://schemas.microsoft.com/office/word/2010/wordprocessingShape" xmlns:a="http://schemas.openxmlformats.org/drawingml/2006/main" xmlns:adec="http://schemas.microsoft.com/office/drawing/2017/decorative" xmlns:pic="http://schemas.openxmlformats.org/drawingml/2006/picture" mc:Ignorable="w14 w15 w16se w16cid w16 w16cex w16sdtdh w16sdtfl w16du wp14">
   <w:p>
     <w:pPr>
       <w:rPr>
@@ -2724,7 +6916,7 @@
     </w:pPr>
     <w:r>
       <w:rPr>
-        <w:rFonts w:ascii="Calibri" w:eastAsia="Calibri" w:hAnsi="Calibri" w:cs="Calibri"/>
+        <w:rFonts w:ascii="Calibri" w:hAnsi="Calibri" w:eastAsia="Calibri" w:cs="Calibri"/>
         <w:color w:val="000000"/>
         <w:sz w:val="22"/>
         <w:szCs w:val="22"/>
@@ -2734,7 +6926,7 @@
     <w:proofErr w:type="spellStart"/>
     <w:r>
       <w:rPr>
-        <w:rFonts w:ascii="Calibri" w:eastAsia="Calibri" w:hAnsi="Calibri" w:cs="Calibri"/>
+        <w:rFonts w:ascii="Calibri" w:hAnsi="Calibri" w:eastAsia="Calibri" w:cs="Calibri"/>
         <w:color w:val="000000"/>
         <w:sz w:val="22"/>
         <w:szCs w:val="22"/>
@@ -2744,7 +6936,7 @@
     <w:proofErr w:type="spellEnd"/>
     <w:r>
       <w:rPr>
-        <w:rFonts w:ascii="Calibri" w:eastAsia="Calibri" w:hAnsi="Calibri" w:cs="Calibri"/>
+        <w:rFonts w:ascii="Calibri" w:hAnsi="Calibri" w:eastAsia="Calibri" w:cs="Calibri"/>
         <w:color w:val="000000"/>
         <w:sz w:val="22"/>
         <w:szCs w:val="22"/>
@@ -2754,7 +6946,7 @@
     </w:r>
     <w:r>
       <w:rPr>
-        <w:rFonts w:ascii="Calibri" w:eastAsia="Calibri" w:hAnsi="Calibri" w:cs="Calibri"/>
+        <w:rFonts w:ascii="Calibri" w:hAnsi="Calibri" w:eastAsia="Calibri" w:cs="Calibri"/>
         <w:color w:val="000000"/>
         <w:sz w:val="22"/>
         <w:szCs w:val="22"/>
@@ -2763,7 +6955,7 @@
     </w:r>
     <w:r>
       <w:rPr>
-        <w:rFonts w:ascii="Calibri" w:eastAsia="Calibri" w:hAnsi="Calibri" w:cs="Calibri"/>
+        <w:rFonts w:ascii="Calibri" w:hAnsi="Calibri" w:eastAsia="Calibri" w:cs="Calibri"/>
         <w:color w:val="000000"/>
         <w:sz w:val="22"/>
         <w:szCs w:val="22"/>
@@ -2772,7 +6964,7 @@
     </w:r>
     <w:r>
       <w:rPr>
-        <w:rFonts w:ascii="Calibri" w:eastAsia="Calibri" w:hAnsi="Calibri" w:cs="Calibri"/>
+        <w:rFonts w:ascii="Calibri" w:hAnsi="Calibri" w:eastAsia="Calibri" w:cs="Calibri"/>
         <w:color w:val="000000"/>
         <w:sz w:val="22"/>
         <w:szCs w:val="22"/>
@@ -2781,7 +6973,7 @@
     </w:r>
     <w:r>
       <w:rPr>
-        <w:rFonts w:ascii="Calibri" w:eastAsia="Calibri" w:hAnsi="Calibri" w:cs="Calibri"/>
+        <w:rFonts w:ascii="Calibri" w:hAnsi="Calibri" w:eastAsia="Calibri" w:cs="Calibri"/>
         <w:color w:val="000000"/>
         <w:sz w:val="22"/>
         <w:szCs w:val="22"/>
@@ -2790,7 +6982,7 @@
     </w:r>
     <w:r>
       <w:rPr>
-        <w:rFonts w:ascii="Calibri" w:eastAsia="Calibri" w:hAnsi="Calibri" w:cs="Calibri"/>
+        <w:rFonts w:ascii="Calibri" w:hAnsi="Calibri" w:eastAsia="Calibri" w:cs="Calibri"/>
         <w:color w:val="000000"/>
         <w:sz w:val="22"/>
         <w:szCs w:val="22"/>
@@ -2799,7 +6991,7 @@
     </w:r>
     <w:r>
       <w:rPr>
-        <w:rFonts w:ascii="Calibri" w:eastAsia="Calibri" w:hAnsi="Calibri" w:cs="Calibri"/>
+        <w:rFonts w:ascii="Calibri" w:hAnsi="Calibri" w:eastAsia="Calibri" w:cs="Calibri"/>
         <w:color w:val="000000"/>
         <w:sz w:val="22"/>
         <w:szCs w:val="22"/>
@@ -2808,7 +7000,7 @@
     </w:r>
     <w:r>
       <w:rPr>
-        <w:rFonts w:ascii="Calibri" w:eastAsia="Calibri" w:hAnsi="Calibri" w:cs="Calibri"/>
+        <w:rFonts w:ascii="Calibri" w:hAnsi="Calibri" w:eastAsia="Calibri" w:cs="Calibri"/>
         <w:color w:val="000000"/>
         <w:sz w:val="22"/>
         <w:szCs w:val="22"/>
@@ -2817,7 +7009,7 @@
     </w:r>
     <w:r>
       <w:rPr>
-        <w:rFonts w:ascii="Calibri" w:eastAsia="Calibri" w:hAnsi="Calibri" w:cs="Calibri"/>
+        <w:rFonts w:ascii="Calibri" w:hAnsi="Calibri" w:eastAsia="Calibri" w:cs="Calibri"/>
         <w:color w:val="000000"/>
         <w:sz w:val="22"/>
         <w:szCs w:val="22"/>
@@ -2826,7 +7018,7 @@
     </w:r>
     <w:r>
       <w:rPr>
-        <w:rFonts w:ascii="Calibri" w:eastAsia="Calibri" w:hAnsi="Calibri" w:cs="Calibri"/>
+        <w:rFonts w:ascii="Calibri" w:hAnsi="Calibri" w:eastAsia="Calibri" w:cs="Calibri"/>
         <w:color w:val="000000"/>
         <w:sz w:val="22"/>
         <w:szCs w:val="22"/>
@@ -2835,7 +7027,7 @@
     </w:r>
     <w:r>
       <w:rPr>
-        <w:rFonts w:ascii="Calibri" w:eastAsia="Calibri" w:hAnsi="Calibri" w:cs="Calibri"/>
+        <w:rFonts w:ascii="Calibri" w:hAnsi="Calibri" w:eastAsia="Calibri" w:cs="Calibri"/>
         <w:color w:val="000000"/>
         <w:sz w:val="22"/>
         <w:szCs w:val="22"/>
@@ -2844,7 +7036,7 @@
     </w:r>
     <w:r>
       <w:rPr>
-        <w:rFonts w:ascii="Calibri" w:eastAsia="Calibri" w:hAnsi="Calibri" w:cs="Calibri"/>
+        <w:rFonts w:ascii="Calibri" w:hAnsi="Calibri" w:eastAsia="Calibri" w:cs="Calibri"/>
         <w:color w:val="000000"/>
         <w:sz w:val="22"/>
         <w:szCs w:val="22"/>
@@ -2853,7 +7045,7 @@
     </w:r>
     <w:r>
       <w:rPr>
-        <w:rFonts w:ascii="Calibri" w:eastAsia="Calibri" w:hAnsi="Calibri" w:cs="Calibri"/>
+        <w:rFonts w:ascii="Calibri" w:hAnsi="Calibri" w:eastAsia="Calibri" w:cs="Calibri"/>
         <w:color w:val="000000"/>
         <w:sz w:val="22"/>
         <w:szCs w:val="22"/>
@@ -2862,7 +7054,7 @@
     </w:r>
     <w:r>
       <w:rPr>
-        <w:rFonts w:ascii="Calibri" w:eastAsia="Calibri" w:hAnsi="Calibri" w:cs="Calibri"/>
+        <w:rFonts w:ascii="Calibri" w:hAnsi="Calibri" w:eastAsia="Calibri" w:cs="Calibri"/>
         <w:sz w:val="22"/>
         <w:szCs w:val="22"/>
       </w:rPr>
@@ -2870,7 +7062,7 @@
     </w:r>
     <w:r>
       <w:rPr>
-        <w:rFonts w:ascii="Calibri" w:eastAsia="Calibri" w:hAnsi="Calibri" w:cs="Calibri"/>
+        <w:rFonts w:ascii="Calibri" w:hAnsi="Calibri" w:eastAsia="Calibri" w:cs="Calibri"/>
         <w:sz w:val="22"/>
         <w:szCs w:val="22"/>
       </w:rPr>
@@ -2878,7 +7070,7 @@
     </w:r>
     <w:r>
       <w:rPr>
-        <w:rFonts w:ascii="Calibri" w:eastAsia="Calibri" w:hAnsi="Calibri" w:cs="Calibri"/>
+        <w:rFonts w:ascii="Calibri" w:hAnsi="Calibri" w:eastAsia="Calibri" w:cs="Calibri"/>
         <w:sz w:val="22"/>
         <w:szCs w:val="22"/>
       </w:rPr>
@@ -2886,7 +7078,7 @@
     </w:r>
     <w:r>
       <w:rPr>
-        <w:rFonts w:ascii="Calibri" w:eastAsia="Calibri" w:hAnsi="Calibri" w:cs="Calibri"/>
+        <w:rFonts w:ascii="Calibri" w:hAnsi="Calibri" w:eastAsia="Calibri" w:cs="Calibri"/>
         <w:sz w:val="22"/>
         <w:szCs w:val="22"/>
       </w:rPr>
@@ -2894,7 +7086,7 @@
     </w:r>
     <w:r>
       <w:rPr>
-        <w:rFonts w:ascii="Calibri" w:eastAsia="Calibri" w:hAnsi="Calibri" w:cs="Calibri"/>
+        <w:rFonts w:ascii="Calibri" w:hAnsi="Calibri" w:eastAsia="Calibri" w:cs="Calibri"/>
         <w:sz w:val="22"/>
         <w:szCs w:val="22"/>
       </w:rPr>
@@ -2902,7 +7094,7 @@
     </w:r>
     <w:r>
       <w:rPr>
-        <w:rFonts w:ascii="Calibri" w:eastAsia="Calibri" w:hAnsi="Calibri" w:cs="Calibri"/>
+        <w:rFonts w:ascii="Calibri" w:hAnsi="Calibri" w:eastAsia="Calibri" w:cs="Calibri"/>
         <w:sz w:val="22"/>
         <w:szCs w:val="22"/>
       </w:rPr>
@@ -2910,7 +7102,7 @@
     </w:r>
     <w:r>
       <w:rPr>
-        <w:rFonts w:ascii="Calibri" w:eastAsia="Calibri" w:hAnsi="Calibri" w:cs="Calibri"/>
+        <w:rFonts w:ascii="Calibri" w:hAnsi="Calibri" w:eastAsia="Calibri" w:cs="Calibri"/>
         <w:sz w:val="22"/>
         <w:szCs w:val="22"/>
       </w:rPr>
@@ -2918,7 +7110,7 @@
     </w:r>
     <w:r>
       <w:rPr>
-        <w:rFonts w:ascii="Calibri" w:eastAsia="Calibri" w:hAnsi="Calibri" w:cs="Calibri"/>
+        <w:rFonts w:ascii="Calibri" w:hAnsi="Calibri" w:eastAsia="Calibri" w:cs="Calibri"/>
         <w:sz w:val="22"/>
         <w:szCs w:val="22"/>
       </w:rPr>
@@ -2926,7 +7118,7 @@
     </w:r>
     <w:r>
       <w:rPr>
-        <w:rFonts w:ascii="Calibri" w:eastAsia="Calibri" w:hAnsi="Calibri" w:cs="Calibri"/>
+        <w:rFonts w:ascii="Calibri" w:hAnsi="Calibri" w:eastAsia="Calibri" w:cs="Calibri"/>
         <w:sz w:val="22"/>
         <w:szCs w:val="22"/>
       </w:rPr>
@@ -2934,7 +7126,7 @@
     </w:r>
     <w:r>
       <w:rPr>
-        <w:rFonts w:ascii="Calibri" w:eastAsia="Calibri" w:hAnsi="Calibri" w:cs="Calibri"/>
+        <w:rFonts w:ascii="Calibri" w:hAnsi="Calibri" w:eastAsia="Calibri" w:cs="Calibri"/>
         <w:sz w:val="22"/>
         <w:szCs w:val="22"/>
       </w:rPr>
@@ -2942,7 +7134,7 @@
     </w:r>
     <w:r>
       <w:rPr>
-        <w:rFonts w:ascii="Calibri" w:eastAsia="Calibri" w:hAnsi="Calibri" w:cs="Calibri"/>
+        <w:rFonts w:ascii="Calibri" w:hAnsi="Calibri" w:eastAsia="Calibri" w:cs="Calibri"/>
         <w:sz w:val="22"/>
         <w:szCs w:val="22"/>
       </w:rPr>
@@ -2950,7 +7142,7 @@
     </w:r>
     <w:r>
       <w:rPr>
-        <w:rFonts w:ascii="Calibri" w:eastAsia="Calibri" w:hAnsi="Calibri" w:cs="Calibri"/>
+        <w:rFonts w:ascii="Calibri" w:hAnsi="Calibri" w:eastAsia="Calibri" w:cs="Calibri"/>
         <w:sz w:val="22"/>
         <w:szCs w:val="22"/>
       </w:rPr>
@@ -2958,7 +7150,7 @@
     </w:r>
     <w:r>
       <w:rPr>
-        <w:rFonts w:ascii="Calibri" w:eastAsia="Calibri" w:hAnsi="Calibri" w:cs="Calibri"/>
+        <w:rFonts w:ascii="Calibri" w:hAnsi="Calibri" w:eastAsia="Calibri" w:cs="Calibri"/>
         <w:color w:val="000000"/>
         <w:sz w:val="22"/>
         <w:szCs w:val="22"/>
@@ -2967,7 +7159,7 @@
     </w:r>
     <w:r>
       <w:rPr>
-        <w:rFonts w:ascii="Calibri" w:eastAsia="Calibri" w:hAnsi="Calibri" w:cs="Calibri"/>
+        <w:rFonts w:ascii="Calibri" w:hAnsi="Calibri" w:eastAsia="Calibri" w:cs="Calibri"/>
         <w:sz w:val="22"/>
         <w:szCs w:val="22"/>
       </w:rPr>
@@ -3066,7 +7258,7 @@
 </file>
 
 <file path=word/header1.xml><?xml version="1.0" encoding="utf-8"?>
-<w:hdr xmlns:wpc="http://schemas.microsoft.com/office/word/2010/wordprocessingCanvas" xmlns:cx="http://schemas.microsoft.com/office/drawing/2014/chartex" xmlns:cx1="http://schemas.microsoft.com/office/drawing/2015/9/8/chartex" xmlns:cx2="http://schemas.microsoft.com/office/drawing/2015/10/21/chartex" xmlns:cx3="http://schemas.microsoft.com/office/drawing/2016/5/9/chartex" xmlns:cx4="http://schemas.microsoft.com/office/drawing/2016/5/10/chartex" xmlns:cx5="http://schemas.microsoft.com/office/drawing/2016/5/11/chartex" xmlns:cx6="http://schemas.microsoft.com/office/drawing/2016/5/12/chartex" xmlns:cx7="http://schemas.microsoft.com/office/drawing/2016/5/13/chartex" xmlns:cx8="http://schemas.microsoft.com/office/drawing/2016/5/14/chartex" xmlns:mc="http://schemas.openxmlformats.org/markup-compatibility/2006" xmlns:aink="http://schemas.microsoft.com/office/drawing/2016/ink" xmlns:am3d="http://schemas.microsoft.com/office/drawing/2017/model3d" xmlns:o="urn:schemas-microsoft-com:office:office" xmlns:oel="http://schemas.microsoft.com/office/2019/extlst" xmlns:r="http://schemas.openxmlformats.org/officeDocument/2006/relationships" xmlns:m="http://schemas.openxmlformats.org/officeDocument/2006/math" xmlns:v="urn:schemas-microsoft-com:vml" xmlns:wp14="http://schemas.microsoft.com/office/word/2010/wordprocessingDrawing" xmlns:wp="http://schemas.openxmlformats.org/drawingml/2006/wordprocessingDrawing" xmlns:w10="urn:schemas-microsoft-com:office:word" xmlns:w="http://schemas.openxmlformats.org/wordprocessingml/2006/main" xmlns:w14="http://schemas.microsoft.com/office/word/2010/wordml" xmlns:w15="http://schemas.microsoft.com/office/word/2012/wordml" xmlns:w16cex="http://schemas.microsoft.com/office/word/2018/wordml/cex" xmlns:w16cid="http://schemas.microsoft.com/office/word/2016/wordml/cid" xmlns:w16="http://schemas.microsoft.com/office/word/2018/wordml" xmlns:w16du="http://schemas.microsoft.com/office/word/2023/wordml/word16du" xmlns:w16sdtdh="http://schemas.microsoft.com/office/word/2020/wordml/sdtdatahash" xmlns:w16sdtfl="http://schemas.microsoft.com/office/word/2024/wordml/sdtformatlock" xmlns:w16se="http://schemas.microsoft.com/office/word/2015/wordml/symex" xmlns:wpg="http://schemas.microsoft.com/office/word/2010/wordprocessingGroup" xmlns:wpi="http://schemas.microsoft.com/office/word/2010/wordprocessingInk" xmlns:wne="http://schemas.microsoft.com/office/word/2006/wordml" xmlns:wps="http://schemas.microsoft.com/office/word/2010/wordprocessingShape" mc:Ignorable="w14 w15 w16se w16cid w16 w16cex w16sdtdh w16sdtfl w16du wp14">
+<w:hdr xmlns:wpc="http://schemas.microsoft.com/office/word/2010/wordprocessingCanvas" xmlns:cx="http://schemas.microsoft.com/office/drawing/2014/chartex" xmlns:cx1="http://schemas.microsoft.com/office/drawing/2015/9/8/chartex" xmlns:cx2="http://schemas.microsoft.com/office/drawing/2015/10/21/chartex" xmlns:cx3="http://schemas.microsoft.com/office/drawing/2016/5/9/chartex" xmlns:cx4="http://schemas.microsoft.com/office/drawing/2016/5/10/chartex" xmlns:cx5="http://schemas.microsoft.com/office/drawing/2016/5/11/chartex" xmlns:cx6="http://schemas.microsoft.com/office/drawing/2016/5/12/chartex" xmlns:cx7="http://schemas.microsoft.com/office/drawing/2016/5/13/chartex" xmlns:cx8="http://schemas.microsoft.com/office/drawing/2016/5/14/chartex" xmlns:mc="http://schemas.openxmlformats.org/markup-compatibility/2006" xmlns:aink="http://schemas.microsoft.com/office/drawing/2016/ink" xmlns:am3d="http://schemas.microsoft.com/office/drawing/2017/model3d" xmlns:o="urn:schemas-microsoft-com:office:office" xmlns:oel="http://schemas.microsoft.com/office/2019/extlst" xmlns:r="http://schemas.openxmlformats.org/officeDocument/2006/relationships" xmlns:m="http://schemas.openxmlformats.org/officeDocument/2006/math" xmlns:v="urn:schemas-microsoft-com:vml" xmlns:wp14="http://schemas.microsoft.com/office/word/2010/wordprocessingDrawing" xmlns:wp="http://schemas.openxmlformats.org/drawingml/2006/wordprocessingDrawing" xmlns:w10="urn:schemas-microsoft-com:office:word" xmlns:w="http://schemas.openxmlformats.org/wordprocessingml/2006/main" xmlns:w14="http://schemas.microsoft.com/office/word/2010/wordml" xmlns:w15="http://schemas.microsoft.com/office/word/2012/wordml" xmlns:w16cex="http://schemas.microsoft.com/office/word/2018/wordml/cex" xmlns:w16cid="http://schemas.microsoft.com/office/word/2016/wordml/cid" xmlns:w16="http://schemas.microsoft.com/office/word/2018/wordml" xmlns:w16du="http://schemas.microsoft.com/office/word/2023/wordml/word16du" xmlns:w16sdtdh="http://schemas.microsoft.com/office/word/2020/wordml/sdtdatahash" xmlns:w16sdtfl="http://schemas.microsoft.com/office/word/2024/wordml/sdtformatlock" xmlns:w16se="http://schemas.microsoft.com/office/word/2015/wordml/symex" xmlns:wpg="http://schemas.microsoft.com/office/word/2010/wordprocessingGroup" xmlns:wpi="http://schemas.microsoft.com/office/word/2010/wordprocessingInk" xmlns:wne="http://schemas.microsoft.com/office/word/2006/wordml" xmlns:wps="http://schemas.microsoft.com/office/word/2010/wordprocessingShape" xmlns:a="http://schemas.openxmlformats.org/drawingml/2006/main" xmlns:pic="http://schemas.openxmlformats.org/drawingml/2006/picture" mc:Ignorable="w14 w15 w16se w16cid w16 w16cex w16sdtdh w16sdtfl w16du wp14">
   <w:p>
     <w:r>
       <w:rPr>
@@ -3121,7 +7313,7 @@
 </file>
 
 <file path=word/header2.xml><?xml version="1.0" encoding="utf-8"?>
-<w:hdr xmlns:wpc="http://schemas.microsoft.com/office/word/2010/wordprocessingCanvas" xmlns:cx="http://schemas.microsoft.com/office/drawing/2014/chartex" xmlns:cx1="http://schemas.microsoft.com/office/drawing/2015/9/8/chartex" xmlns:cx2="http://schemas.microsoft.com/office/drawing/2015/10/21/chartex" xmlns:cx3="http://schemas.microsoft.com/office/drawing/2016/5/9/chartex" xmlns:cx4="http://schemas.microsoft.com/office/drawing/2016/5/10/chartex" xmlns:cx5="http://schemas.microsoft.com/office/drawing/2016/5/11/chartex" xmlns:cx6="http://schemas.microsoft.com/office/drawing/2016/5/12/chartex" xmlns:cx7="http://schemas.microsoft.com/office/drawing/2016/5/13/chartex" xmlns:cx8="http://schemas.microsoft.com/office/drawing/2016/5/14/chartex" xmlns:mc="http://schemas.openxmlformats.org/markup-compatibility/2006" xmlns:aink="http://schemas.microsoft.com/office/drawing/2016/ink" xmlns:am3d="http://schemas.microsoft.com/office/drawing/2017/model3d" xmlns:o="urn:schemas-microsoft-com:office:office" xmlns:oel="http://schemas.microsoft.com/office/2019/extlst" xmlns:r="http://schemas.openxmlformats.org/officeDocument/2006/relationships" xmlns:m="http://schemas.openxmlformats.org/officeDocument/2006/math" xmlns:v="urn:schemas-microsoft-com:vml" xmlns:wp14="http://schemas.microsoft.com/office/word/2010/wordprocessingDrawing" xmlns:wp="http://schemas.openxmlformats.org/drawingml/2006/wordprocessingDrawing" xmlns:w10="urn:schemas-microsoft-com:office:word" xmlns:w="http://schemas.openxmlformats.org/wordprocessingml/2006/main" xmlns:w14="http://schemas.microsoft.com/office/word/2010/wordml" xmlns:w15="http://schemas.microsoft.com/office/word/2012/wordml" xmlns:w16cex="http://schemas.microsoft.com/office/word/2018/wordml/cex" xmlns:w16cid="http://schemas.microsoft.com/office/word/2016/wordml/cid" xmlns:w16="http://schemas.microsoft.com/office/word/2018/wordml" xmlns:w16du="http://schemas.microsoft.com/office/word/2023/wordml/word16du" xmlns:w16sdtdh="http://schemas.microsoft.com/office/word/2020/wordml/sdtdatahash" xmlns:w16sdtfl="http://schemas.microsoft.com/office/word/2024/wordml/sdtformatlock" xmlns:w16se="http://schemas.microsoft.com/office/word/2015/wordml/symex" xmlns:wpg="http://schemas.microsoft.com/office/word/2010/wordprocessingGroup" xmlns:wpi="http://schemas.microsoft.com/office/word/2010/wordprocessingInk" xmlns:wne="http://schemas.microsoft.com/office/word/2006/wordml" xmlns:wps="http://schemas.microsoft.com/office/word/2010/wordprocessingShape" mc:Ignorable="w14 w15 w16se w16cid w16 w16cex w16sdtdh w16sdtfl w16du wp14">
+<w:hdr xmlns:wpc="http://schemas.microsoft.com/office/word/2010/wordprocessingCanvas" xmlns:cx="http://schemas.microsoft.com/office/drawing/2014/chartex" xmlns:cx1="http://schemas.microsoft.com/office/drawing/2015/9/8/chartex" xmlns:cx2="http://schemas.microsoft.com/office/drawing/2015/10/21/chartex" xmlns:cx3="http://schemas.microsoft.com/office/drawing/2016/5/9/chartex" xmlns:cx4="http://schemas.microsoft.com/office/drawing/2016/5/10/chartex" xmlns:cx5="http://schemas.microsoft.com/office/drawing/2016/5/11/chartex" xmlns:cx6="http://schemas.microsoft.com/office/drawing/2016/5/12/chartex" xmlns:cx7="http://schemas.microsoft.com/office/drawing/2016/5/13/chartex" xmlns:cx8="http://schemas.microsoft.com/office/drawing/2016/5/14/chartex" xmlns:mc="http://schemas.openxmlformats.org/markup-compatibility/2006" xmlns:aink="http://schemas.microsoft.com/office/drawing/2016/ink" xmlns:am3d="http://schemas.microsoft.com/office/drawing/2017/model3d" xmlns:o="urn:schemas-microsoft-com:office:office" xmlns:oel="http://schemas.microsoft.com/office/2019/extlst" xmlns:r="http://schemas.openxmlformats.org/officeDocument/2006/relationships" xmlns:m="http://schemas.openxmlformats.org/officeDocument/2006/math" xmlns:v="urn:schemas-microsoft-com:vml" xmlns:wp14="http://schemas.microsoft.com/office/word/2010/wordprocessingDrawing" xmlns:wp="http://schemas.openxmlformats.org/drawingml/2006/wordprocessingDrawing" xmlns:w10="urn:schemas-microsoft-com:office:word" xmlns:w="http://schemas.openxmlformats.org/wordprocessingml/2006/main" xmlns:w14="http://schemas.microsoft.com/office/word/2010/wordml" xmlns:w15="http://schemas.microsoft.com/office/word/2012/wordml" xmlns:w16cex="http://schemas.microsoft.com/office/word/2018/wordml/cex" xmlns:w16cid="http://schemas.microsoft.com/office/word/2016/wordml/cid" xmlns:w16="http://schemas.microsoft.com/office/word/2018/wordml" xmlns:w16du="http://schemas.microsoft.com/office/word/2023/wordml/word16du" xmlns:w16sdtdh="http://schemas.microsoft.com/office/word/2020/wordml/sdtdatahash" xmlns:w16sdtfl="http://schemas.microsoft.com/office/word/2024/wordml/sdtformatlock" xmlns:w16se="http://schemas.microsoft.com/office/word/2015/wordml/symex" xmlns:wpg="http://schemas.microsoft.com/office/word/2010/wordprocessingGroup" xmlns:wpi="http://schemas.microsoft.com/office/word/2010/wordprocessingInk" xmlns:wne="http://schemas.microsoft.com/office/word/2006/wordml" xmlns:wps="http://schemas.microsoft.com/office/word/2010/wordprocessingShape" xmlns:a="http://schemas.openxmlformats.org/drawingml/2006/main" xmlns:adec="http://schemas.microsoft.com/office/drawing/2017/decorative" xmlns:pic="http://schemas.openxmlformats.org/drawingml/2006/picture" xmlns:a14="http://schemas.microsoft.com/office/drawing/2010/main" mc:Ignorable="w14 w15 w16se w16cid w16 w16cex w16sdtdh w16sdtfl w16du wp14">
   <w:p>
     <w:pPr>
       <w:rPr>
@@ -3343,7 +7535,7 @@
         </mc:Choice>
         <mc:Fallback>
           <w:pict>
-            <v:rect w14:anchorId="7BFEDCE6" id="Rectangle 1" o:spid="_x0000_s1026" alt="&quot;&quot;" style="position:absolute;margin-left:-28.85pt;margin-top:-2.35pt;width:612.5pt;height:70pt;z-index:251657215;visibility:visible;mso-wrap-style:square;mso-wrap-distance-left:9pt;mso-wrap-distance-top:0;mso-wrap-distance-right:9pt;mso-wrap-distance-bottom:0;mso-position-horizontal:absolute;mso-position-horizontal-relative:text;mso-position-vertical:absolute;mso-position-vertical-relative:text;v-text-anchor:middle" o:gfxdata="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" fillcolor="#a31f34" stroked="f" strokeweight="2pt"/>
+            <v:rect id="Rectangle 1" style="position:absolute;margin-left:-28.85pt;margin-top:-2.35pt;width:612.5pt;height:70pt;z-index:251657215;visibility:visible;mso-wrap-style:square;mso-wrap-distance-left:9pt;mso-wrap-distance-top:0;mso-wrap-distance-right:9pt;mso-wrap-distance-bottom:0;mso-position-horizontal:absolute;mso-position-horizontal-relative:text;mso-position-vertical:absolute;mso-position-vertical-relative:text;v-text-anchor:middle" alt="&quot;&quot;" o:spid="_x0000_s1026" fillcolor="#a31f34" stroked="f" strokeweight="2pt" w14:anchorId="7BFEDCE6" o:gfxdata="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"/>
           </w:pict>
         </mc:Fallback>
       </mc:AlternateContent>
@@ -3353,7 +7545,7 @@
 </file>
 
 <file path=word/header3.xml><?xml version="1.0" encoding="utf-8"?>
-<w:hdr xmlns:wpc="http://schemas.microsoft.com/office/word/2010/wordprocessingCanvas" xmlns:cx="http://schemas.microsoft.com/office/drawing/2014/chartex" xmlns:cx1="http://schemas.microsoft.com/office/drawing/2015/9/8/chartex" xmlns:cx2="http://schemas.microsoft.com/office/drawing/2015/10/21/chartex" xmlns:cx3="http://schemas.microsoft.com/office/drawing/2016/5/9/chartex" xmlns:cx4="http://schemas.microsoft.com/office/drawing/2016/5/10/chartex" xmlns:cx5="http://schemas.microsoft.com/office/drawing/2016/5/11/chartex" xmlns:cx6="http://schemas.microsoft.com/office/drawing/2016/5/12/chartex" xmlns:cx7="http://schemas.microsoft.com/office/drawing/2016/5/13/chartex" xmlns:cx8="http://schemas.microsoft.com/office/drawing/2016/5/14/chartex" xmlns:mc="http://schemas.openxmlformats.org/markup-compatibility/2006" xmlns:aink="http://schemas.microsoft.com/office/drawing/2016/ink" xmlns:am3d="http://schemas.microsoft.com/office/drawing/2017/model3d" xmlns:o="urn:schemas-microsoft-com:office:office" xmlns:oel="http://schemas.microsoft.com/office/2019/extlst" xmlns:r="http://schemas.openxmlformats.org/officeDocument/2006/relationships" xmlns:m="http://schemas.openxmlformats.org/officeDocument/2006/math" xmlns:v="urn:schemas-microsoft-com:vml" xmlns:wp14="http://schemas.microsoft.com/office/word/2010/wordprocessingDrawing" xmlns:wp="http://schemas.openxmlformats.org/drawingml/2006/wordprocessingDrawing" xmlns:w10="urn:schemas-microsoft-com:office:word" xmlns:w="http://schemas.openxmlformats.org/wordprocessingml/2006/main" xmlns:w14="http://schemas.microsoft.com/office/word/2010/wordml" xmlns:w15="http://schemas.microsoft.com/office/word/2012/wordml" xmlns:w16cex="http://schemas.microsoft.com/office/word/2018/wordml/cex" xmlns:w16cid="http://schemas.microsoft.com/office/word/2016/wordml/cid" xmlns:w16="http://schemas.microsoft.com/office/word/2018/wordml" xmlns:w16du="http://schemas.microsoft.com/office/word/2023/wordml/word16du" xmlns:w16sdtdh="http://schemas.microsoft.com/office/word/2020/wordml/sdtdatahash" xmlns:w16sdtfl="http://schemas.microsoft.com/office/word/2024/wordml/sdtformatlock" xmlns:w16se="http://schemas.microsoft.com/office/word/2015/wordml/symex" xmlns:wpg="http://schemas.microsoft.com/office/word/2010/wordprocessingGroup" xmlns:wpi="http://schemas.microsoft.com/office/word/2010/wordprocessingInk" xmlns:wne="http://schemas.microsoft.com/office/word/2006/wordml" xmlns:wps="http://schemas.microsoft.com/office/word/2010/wordprocessingShape" mc:Ignorable="w14 w15 w16se w16cid w16 w16cex w16sdtdh w16sdtfl w16du wp14">
+<w:hdr xmlns:wpc="http://schemas.microsoft.com/office/word/2010/wordprocessingCanvas" xmlns:cx="http://schemas.microsoft.com/office/drawing/2014/chartex" xmlns:cx1="http://schemas.microsoft.com/office/drawing/2015/9/8/chartex" xmlns:cx2="http://schemas.microsoft.com/office/drawing/2015/10/21/chartex" xmlns:cx3="http://schemas.microsoft.com/office/drawing/2016/5/9/chartex" xmlns:cx4="http://schemas.microsoft.com/office/drawing/2016/5/10/chartex" xmlns:cx5="http://schemas.microsoft.com/office/drawing/2016/5/11/chartex" xmlns:cx6="http://schemas.microsoft.com/office/drawing/2016/5/12/chartex" xmlns:cx7="http://schemas.microsoft.com/office/drawing/2016/5/13/chartex" xmlns:cx8="http://schemas.microsoft.com/office/drawing/2016/5/14/chartex" xmlns:mc="http://schemas.openxmlformats.org/markup-compatibility/2006" xmlns:aink="http://schemas.microsoft.com/office/drawing/2016/ink" xmlns:am3d="http://schemas.microsoft.com/office/drawing/2017/model3d" xmlns:o="urn:schemas-microsoft-com:office:office" xmlns:oel="http://schemas.microsoft.com/office/2019/extlst" xmlns:r="http://schemas.openxmlformats.org/officeDocument/2006/relationships" xmlns:m="http://schemas.openxmlformats.org/officeDocument/2006/math" xmlns:v="urn:schemas-microsoft-com:vml" xmlns:wp14="http://schemas.microsoft.com/office/word/2010/wordprocessingDrawing" xmlns:wp="http://schemas.openxmlformats.org/drawingml/2006/wordprocessingDrawing" xmlns:w10="urn:schemas-microsoft-com:office:word" xmlns:w="http://schemas.openxmlformats.org/wordprocessingml/2006/main" xmlns:w14="http://schemas.microsoft.com/office/word/2010/wordml" xmlns:w15="http://schemas.microsoft.com/office/word/2012/wordml" xmlns:w16cex="http://schemas.microsoft.com/office/word/2018/wordml/cex" xmlns:w16cid="http://schemas.microsoft.com/office/word/2016/wordml/cid" xmlns:w16="http://schemas.microsoft.com/office/word/2018/wordml" xmlns:w16du="http://schemas.microsoft.com/office/word/2023/wordml/word16du" xmlns:w16sdtdh="http://schemas.microsoft.com/office/word/2020/wordml/sdtdatahash" xmlns:w16sdtfl="http://schemas.microsoft.com/office/word/2024/wordml/sdtformatlock" xmlns:w16se="http://schemas.microsoft.com/office/word/2015/wordml/symex" xmlns:wpg="http://schemas.microsoft.com/office/word/2010/wordprocessingGroup" xmlns:wpi="http://schemas.microsoft.com/office/word/2010/wordprocessingInk" xmlns:wne="http://schemas.microsoft.com/office/word/2006/wordml" xmlns:wps="http://schemas.microsoft.com/office/word/2010/wordprocessingShape" xmlns:a="http://schemas.openxmlformats.org/drawingml/2006/main" xmlns:pic="http://schemas.openxmlformats.org/drawingml/2006/picture" mc:Ignorable="w14 w15 w16se w16cid w16 w16cex w16sdtdh w16sdtfl w16du wp14">
   <w:p>
     <w:r>
       <w:rPr>
@@ -3422,7 +7614,7 @@
         <w:ind w:left="720" w:hanging="360"/>
       </w:pPr>
       <w:rPr>
-        <w:rFonts w:ascii="Symbol" w:hAnsi="Symbol" w:hint="default"/>
+        <w:rFonts w:hint="default" w:ascii="Symbol" w:hAnsi="Symbol"/>
       </w:rPr>
     </w:lvl>
     <w:lvl w:ilvl="1" w:tplc="40090003" w:tentative="1">
@@ -3434,7 +7626,7 @@
         <w:ind w:left="1440" w:hanging="360"/>
       </w:pPr>
       <w:rPr>
-        <w:rFonts w:ascii="Courier New" w:hAnsi="Courier New" w:cs="Courier New" w:hint="default"/>
+        <w:rFonts w:hint="default" w:ascii="Courier New" w:hAnsi="Courier New" w:cs="Courier New"/>
       </w:rPr>
     </w:lvl>
     <w:lvl w:ilvl="2" w:tplc="40090005" w:tentative="1">
@@ -3446,7 +7638,7 @@
         <w:ind w:left="2160" w:hanging="360"/>
       </w:pPr>
       <w:rPr>
-        <w:rFonts w:ascii="Wingdings" w:hAnsi="Wingdings" w:hint="default"/>
+        <w:rFonts w:hint="default" w:ascii="Wingdings" w:hAnsi="Wingdings"/>
       </w:rPr>
     </w:lvl>
     <w:lvl w:ilvl="3" w:tplc="40090001" w:tentative="1">
@@ -3458,7 +7650,7 @@
         <w:ind w:left="2880" w:hanging="360"/>
       </w:pPr>
       <w:rPr>
-        <w:rFonts w:ascii="Symbol" w:hAnsi="Symbol" w:hint="default"/>
+        <w:rFonts w:hint="default" w:ascii="Symbol" w:hAnsi="Symbol"/>
       </w:rPr>
     </w:lvl>
     <w:lvl w:ilvl="4" w:tplc="40090003" w:tentative="1">
@@ -3470,7 +7662,7 @@
         <w:ind w:left="3600" w:hanging="360"/>
       </w:pPr>
       <w:rPr>
-        <w:rFonts w:ascii="Courier New" w:hAnsi="Courier New" w:cs="Courier New" w:hint="default"/>
+        <w:rFonts w:hint="default" w:ascii="Courier New" w:hAnsi="Courier New" w:cs="Courier New"/>
       </w:rPr>
     </w:lvl>
     <w:lvl w:ilvl="5" w:tplc="40090005" w:tentative="1">
@@ -3482,7 +7674,7 @@
         <w:ind w:left="4320" w:hanging="360"/>
       </w:pPr>
       <w:rPr>
-        <w:rFonts w:ascii="Wingdings" w:hAnsi="Wingdings" w:hint="default"/>
+        <w:rFonts w:hint="default" w:ascii="Wingdings" w:hAnsi="Wingdings"/>
       </w:rPr>
     </w:lvl>
     <w:lvl w:ilvl="6" w:tplc="40090001" w:tentative="1">
@@ -3494,7 +7686,7 @@
         <w:ind w:left="5040" w:hanging="360"/>
       </w:pPr>
       <w:rPr>
-        <w:rFonts w:ascii="Symbol" w:hAnsi="Symbol" w:hint="default"/>
+        <w:rFonts w:hint="default" w:ascii="Symbol" w:hAnsi="Symbol"/>
       </w:rPr>
     </w:lvl>
     <w:lvl w:ilvl="7" w:tplc="40090003" w:tentative="1">
@@ -3506,7 +7698,7 @@
         <w:ind w:left="5760" w:hanging="360"/>
       </w:pPr>
       <w:rPr>
-        <w:rFonts w:ascii="Courier New" w:hAnsi="Courier New" w:cs="Courier New" w:hint="default"/>
+        <w:rFonts w:hint="default" w:ascii="Courier New" w:hAnsi="Courier New" w:cs="Courier New"/>
       </w:rPr>
     </w:lvl>
     <w:lvl w:ilvl="8" w:tplc="40090005" w:tentative="1">
@@ -3518,7 +7710,7 @@
         <w:ind w:left="6480" w:hanging="360"/>
       </w:pPr>
       <w:rPr>
-        <w:rFonts w:ascii="Wingdings" w:hAnsi="Wingdings" w:hint="default"/>
+        <w:rFonts w:hint="default" w:ascii="Wingdings" w:hAnsi="Wingdings"/>
       </w:rPr>
     </w:lvl>
   </w:abstractNum>
@@ -3535,7 +7727,7 @@
         <w:ind w:left="720" w:hanging="360"/>
       </w:pPr>
       <w:rPr>
-        <w:rFonts w:ascii="Symbol" w:hAnsi="Symbol" w:hint="default"/>
+        <w:rFonts w:hint="default" w:ascii="Symbol" w:hAnsi="Symbol"/>
       </w:rPr>
     </w:lvl>
     <w:lvl w:ilvl="1" w:tplc="40090003" w:tentative="1">
@@ -3547,7 +7739,7 @@
         <w:ind w:left="1440" w:hanging="360"/>
       </w:pPr>
       <w:rPr>
-        <w:rFonts w:ascii="Courier New" w:hAnsi="Courier New" w:cs="Courier New" w:hint="default"/>
+        <w:rFonts w:hint="default" w:ascii="Courier New" w:hAnsi="Courier New" w:cs="Courier New"/>
       </w:rPr>
     </w:lvl>
     <w:lvl w:ilvl="2" w:tplc="40090005" w:tentative="1">
@@ -3559,7 +7751,7 @@
         <w:ind w:left="2160" w:hanging="360"/>
       </w:pPr>
       <w:rPr>
-        <w:rFonts w:ascii="Wingdings" w:hAnsi="Wingdings" w:hint="default"/>
+        <w:rFonts w:hint="default" w:ascii="Wingdings" w:hAnsi="Wingdings"/>
       </w:rPr>
     </w:lvl>
     <w:lvl w:ilvl="3" w:tplc="40090001" w:tentative="1">
@@ -3571,7 +7763,7 @@
         <w:ind w:left="2880" w:hanging="360"/>
       </w:pPr>
       <w:rPr>
-        <w:rFonts w:ascii="Symbol" w:hAnsi="Symbol" w:hint="default"/>
+        <w:rFonts w:hint="default" w:ascii="Symbol" w:hAnsi="Symbol"/>
       </w:rPr>
     </w:lvl>
     <w:lvl w:ilvl="4" w:tplc="40090003" w:tentative="1">
@@ -3583,7 +7775,7 @@
         <w:ind w:left="3600" w:hanging="360"/>
       </w:pPr>
       <w:rPr>
-        <w:rFonts w:ascii="Courier New" w:hAnsi="Courier New" w:cs="Courier New" w:hint="default"/>
+        <w:rFonts w:hint="default" w:ascii="Courier New" w:hAnsi="Courier New" w:cs="Courier New"/>
       </w:rPr>
     </w:lvl>
     <w:lvl w:ilvl="5" w:tplc="40090005" w:tentative="1">
@@ -3595,7 +7787,7 @@
         <w:ind w:left="4320" w:hanging="360"/>
       </w:pPr>
       <w:rPr>
-        <w:rFonts w:ascii="Wingdings" w:hAnsi="Wingdings" w:hint="default"/>
+        <w:rFonts w:hint="default" w:ascii="Wingdings" w:hAnsi="Wingdings"/>
       </w:rPr>
     </w:lvl>
     <w:lvl w:ilvl="6" w:tplc="40090001" w:tentative="1">
@@ -3607,7 +7799,7 @@
         <w:ind w:left="5040" w:hanging="360"/>
       </w:pPr>
       <w:rPr>
-        <w:rFonts w:ascii="Symbol" w:hAnsi="Symbol" w:hint="default"/>
+        <w:rFonts w:hint="default" w:ascii="Symbol" w:hAnsi="Symbol"/>
       </w:rPr>
     </w:lvl>
     <w:lvl w:ilvl="7" w:tplc="40090003" w:tentative="1">
@@ -3619,7 +7811,7 @@
         <w:ind w:left="5760" w:hanging="360"/>
       </w:pPr>
       <w:rPr>
-        <w:rFonts w:ascii="Courier New" w:hAnsi="Courier New" w:cs="Courier New" w:hint="default"/>
+        <w:rFonts w:hint="default" w:ascii="Courier New" w:hAnsi="Courier New" w:cs="Courier New"/>
       </w:rPr>
     </w:lvl>
     <w:lvl w:ilvl="8" w:tplc="40090005" w:tentative="1">
@@ -3631,7 +7823,7 @@
         <w:ind w:left="6480" w:hanging="360"/>
       </w:pPr>
       <w:rPr>
-        <w:rFonts w:ascii="Wingdings" w:hAnsi="Wingdings" w:hint="default"/>
+        <w:rFonts w:hint="default" w:ascii="Wingdings" w:hAnsi="Wingdings"/>
       </w:rPr>
     </w:lvl>
   </w:abstractNum>
@@ -3648,7 +7840,7 @@
         <w:ind w:left="720" w:hanging="360"/>
       </w:pPr>
       <w:rPr>
-        <w:rFonts w:ascii="Symbol" w:hAnsi="Symbol" w:hint="default"/>
+        <w:rFonts w:hint="default" w:ascii="Symbol" w:hAnsi="Symbol"/>
       </w:rPr>
     </w:lvl>
     <w:lvl w:ilvl="1" w:tplc="40090003" w:tentative="1">
@@ -3660,7 +7852,7 @@
         <w:ind w:left="1440" w:hanging="360"/>
       </w:pPr>
       <w:rPr>
-        <w:rFonts w:ascii="Courier New" w:hAnsi="Courier New" w:cs="Courier New" w:hint="default"/>
+        <w:rFonts w:hint="default" w:ascii="Courier New" w:hAnsi="Courier New" w:cs="Courier New"/>
       </w:rPr>
     </w:lvl>
     <w:lvl w:ilvl="2" w:tplc="40090005" w:tentative="1">
@@ -3672,7 +7864,7 @@
         <w:ind w:left="2160" w:hanging="360"/>
       </w:pPr>
       <w:rPr>
-        <w:rFonts w:ascii="Wingdings" w:hAnsi="Wingdings" w:hint="default"/>
+        <w:rFonts w:hint="default" w:ascii="Wingdings" w:hAnsi="Wingdings"/>
       </w:rPr>
     </w:lvl>
     <w:lvl w:ilvl="3" w:tplc="40090001" w:tentative="1">
@@ -3684,7 +7876,7 @@
         <w:ind w:left="2880" w:hanging="360"/>
       </w:pPr>
       <w:rPr>
-        <w:rFonts w:ascii="Symbol" w:hAnsi="Symbol" w:hint="default"/>
+        <w:rFonts w:hint="default" w:ascii="Symbol" w:hAnsi="Symbol"/>
       </w:rPr>
     </w:lvl>
     <w:lvl w:ilvl="4" w:tplc="40090003" w:tentative="1">
@@ -3696,7 +7888,7 @@
         <w:ind w:left="3600" w:hanging="360"/>
       </w:pPr>
       <w:rPr>
-        <w:rFonts w:ascii="Courier New" w:hAnsi="Courier New" w:cs="Courier New" w:hint="default"/>
+        <w:rFonts w:hint="default" w:ascii="Courier New" w:hAnsi="Courier New" w:cs="Courier New"/>
       </w:rPr>
     </w:lvl>
     <w:lvl w:ilvl="5" w:tplc="40090005" w:tentative="1">
@@ -3708,7 +7900,7 @@
         <w:ind w:left="4320" w:hanging="360"/>
       </w:pPr>
       <w:rPr>
-        <w:rFonts w:ascii="Wingdings" w:hAnsi="Wingdings" w:hint="default"/>
+        <w:rFonts w:hint="default" w:ascii="Wingdings" w:hAnsi="Wingdings"/>
       </w:rPr>
     </w:lvl>
     <w:lvl w:ilvl="6" w:tplc="40090001" w:tentative="1">
@@ -3720,7 +7912,7 @@
         <w:ind w:left="5040" w:hanging="360"/>
       </w:pPr>
       <w:rPr>
-        <w:rFonts w:ascii="Symbol" w:hAnsi="Symbol" w:hint="default"/>
+        <w:rFonts w:hint="default" w:ascii="Symbol" w:hAnsi="Symbol"/>
       </w:rPr>
     </w:lvl>
     <w:lvl w:ilvl="7" w:tplc="40090003" w:tentative="1">
@@ -3732,7 +7924,7 @@
         <w:ind w:left="5760" w:hanging="360"/>
       </w:pPr>
       <w:rPr>
-        <w:rFonts w:ascii="Courier New" w:hAnsi="Courier New" w:cs="Courier New" w:hint="default"/>
+        <w:rFonts w:hint="default" w:ascii="Courier New" w:hAnsi="Courier New" w:cs="Courier New"/>
       </w:rPr>
     </w:lvl>
     <w:lvl w:ilvl="8" w:tplc="40090005" w:tentative="1">
@@ -3744,7 +7936,7 @@
         <w:ind w:left="6480" w:hanging="360"/>
       </w:pPr>
       <w:rPr>
-        <w:rFonts w:ascii="Wingdings" w:hAnsi="Wingdings" w:hint="default"/>
+        <w:rFonts w:hint="default" w:ascii="Wingdings" w:hAnsi="Wingdings"/>
       </w:rPr>
     </w:lvl>
   </w:abstractNum>
@@ -3761,7 +7953,7 @@
         <w:ind w:left="720" w:hanging="360"/>
       </w:pPr>
       <w:rPr>
-        <w:rFonts w:ascii="Symbol" w:hAnsi="Symbol" w:hint="default"/>
+        <w:rFonts w:hint="default" w:ascii="Symbol" w:hAnsi="Symbol"/>
       </w:rPr>
     </w:lvl>
     <w:lvl w:ilvl="1" w:tplc="40090003" w:tentative="1">
@@ -3773,7 +7965,7 @@
         <w:ind w:left="1440" w:hanging="360"/>
       </w:pPr>
       <w:rPr>
-        <w:rFonts w:ascii="Courier New" w:hAnsi="Courier New" w:cs="Courier New" w:hint="default"/>
+        <w:rFonts w:hint="default" w:ascii="Courier New" w:hAnsi="Courier New" w:cs="Courier New"/>
       </w:rPr>
     </w:lvl>
     <w:lvl w:ilvl="2" w:tplc="40090005" w:tentative="1">
@@ -3785,7 +7977,7 @@
         <w:ind w:left="2160" w:hanging="360"/>
       </w:pPr>
       <w:rPr>
-        <w:rFonts w:ascii="Wingdings" w:hAnsi="Wingdings" w:hint="default"/>
+        <w:rFonts w:hint="default" w:ascii="Wingdings" w:hAnsi="Wingdings"/>
       </w:rPr>
     </w:lvl>
     <w:lvl w:ilvl="3" w:tplc="40090001" w:tentative="1">
@@ -3797,7 +7989,7 @@
         <w:ind w:left="2880" w:hanging="360"/>
       </w:pPr>
       <w:rPr>
-        <w:rFonts w:ascii="Symbol" w:hAnsi="Symbol" w:hint="default"/>
+        <w:rFonts w:hint="default" w:ascii="Symbol" w:hAnsi="Symbol"/>
       </w:rPr>
     </w:lvl>
     <w:lvl w:ilvl="4" w:tplc="40090003" w:tentative="1">
@@ -3809,7 +8001,7 @@
         <w:ind w:left="3600" w:hanging="360"/>
       </w:pPr>
       <w:rPr>
-        <w:rFonts w:ascii="Courier New" w:hAnsi="Courier New" w:cs="Courier New" w:hint="default"/>
+        <w:rFonts w:hint="default" w:ascii="Courier New" w:hAnsi="Courier New" w:cs="Courier New"/>
       </w:rPr>
     </w:lvl>
     <w:lvl w:ilvl="5" w:tplc="40090005" w:tentative="1">
@@ -3821,7 +8013,7 @@
         <w:ind w:left="4320" w:hanging="360"/>
       </w:pPr>
       <w:rPr>
-        <w:rFonts w:ascii="Wingdings" w:hAnsi="Wingdings" w:hint="default"/>
+        <w:rFonts w:hint="default" w:ascii="Wingdings" w:hAnsi="Wingdings"/>
       </w:rPr>
     </w:lvl>
     <w:lvl w:ilvl="6" w:tplc="40090001" w:tentative="1">
@@ -3833,7 +8025,7 @@
         <w:ind w:left="5040" w:hanging="360"/>
       </w:pPr>
       <w:rPr>
-        <w:rFonts w:ascii="Symbol" w:hAnsi="Symbol" w:hint="default"/>
+        <w:rFonts w:hint="default" w:ascii="Symbol" w:hAnsi="Symbol"/>
       </w:rPr>
     </w:lvl>
     <w:lvl w:ilvl="7" w:tplc="40090003" w:tentative="1">
@@ -3845,7 +8037,7 @@
         <w:ind w:left="5760" w:hanging="360"/>
       </w:pPr>
       <w:rPr>
-        <w:rFonts w:ascii="Courier New" w:hAnsi="Courier New" w:cs="Courier New" w:hint="default"/>
+        <w:rFonts w:hint="default" w:ascii="Courier New" w:hAnsi="Courier New" w:cs="Courier New"/>
       </w:rPr>
     </w:lvl>
     <w:lvl w:ilvl="8" w:tplc="40090005" w:tentative="1">
@@ -3857,7 +8049,7 @@
         <w:ind w:left="6480" w:hanging="360"/>
       </w:pPr>
       <w:rPr>
-        <w:rFonts w:ascii="Wingdings" w:hAnsi="Wingdings" w:hint="default"/>
+        <w:rFonts w:hint="default" w:ascii="Wingdings" w:hAnsi="Wingdings"/>
       </w:rPr>
     </w:lvl>
   </w:abstractNum>
@@ -3874,7 +8066,7 @@
         <w:ind w:left="720" w:hanging="360"/>
       </w:pPr>
       <w:rPr>
-        <w:rFonts w:ascii="Symbol" w:hAnsi="Symbol" w:hint="default"/>
+        <w:rFonts w:hint="default" w:ascii="Symbol" w:hAnsi="Symbol"/>
       </w:rPr>
     </w:lvl>
     <w:lvl w:ilvl="1" w:tplc="40090003" w:tentative="1">
@@ -3886,7 +8078,7 @@
         <w:ind w:left="1440" w:hanging="360"/>
       </w:pPr>
       <w:rPr>
-        <w:rFonts w:ascii="Courier New" w:hAnsi="Courier New" w:cs="Courier New" w:hint="default"/>
+        <w:rFonts w:hint="default" w:ascii="Courier New" w:hAnsi="Courier New" w:cs="Courier New"/>
       </w:rPr>
     </w:lvl>
     <w:lvl w:ilvl="2" w:tplc="40090005" w:tentative="1">
@@ -3898,7 +8090,7 @@
         <w:ind w:left="2160" w:hanging="360"/>
       </w:pPr>
       <w:rPr>
-        <w:rFonts w:ascii="Wingdings" w:hAnsi="Wingdings" w:hint="default"/>
+        <w:rFonts w:hint="default" w:ascii="Wingdings" w:hAnsi="Wingdings"/>
       </w:rPr>
     </w:lvl>
     <w:lvl w:ilvl="3" w:tplc="40090001" w:tentative="1">
@@ -3910,7 +8102,7 @@
         <w:ind w:left="2880" w:hanging="360"/>
       </w:pPr>
       <w:rPr>
-        <w:rFonts w:ascii="Symbol" w:hAnsi="Symbol" w:hint="default"/>
+        <w:rFonts w:hint="default" w:ascii="Symbol" w:hAnsi="Symbol"/>
       </w:rPr>
     </w:lvl>
     <w:lvl w:ilvl="4" w:tplc="40090003" w:tentative="1">
@@ -3922,7 +8114,7 @@
         <w:ind w:left="3600" w:hanging="360"/>
       </w:pPr>
       <w:rPr>
-        <w:rFonts w:ascii="Courier New" w:hAnsi="Courier New" w:cs="Courier New" w:hint="default"/>
+        <w:rFonts w:hint="default" w:ascii="Courier New" w:hAnsi="Courier New" w:cs="Courier New"/>
       </w:rPr>
     </w:lvl>
     <w:lvl w:ilvl="5" w:tplc="40090005" w:tentative="1">
@@ -3934,7 +8126,7 @@
         <w:ind w:left="4320" w:hanging="360"/>
       </w:pPr>
       <w:rPr>
-        <w:rFonts w:ascii="Wingdings" w:hAnsi="Wingdings" w:hint="default"/>
+        <w:rFonts w:hint="default" w:ascii="Wingdings" w:hAnsi="Wingdings"/>
       </w:rPr>
     </w:lvl>
     <w:lvl w:ilvl="6" w:tplc="40090001" w:tentative="1">
@@ -3946,7 +8138,7 @@
         <w:ind w:left="5040" w:hanging="360"/>
       </w:pPr>
       <w:rPr>
-        <w:rFonts w:ascii="Symbol" w:hAnsi="Symbol" w:hint="default"/>
+        <w:rFonts w:hint="default" w:ascii="Symbol" w:hAnsi="Symbol"/>
       </w:rPr>
     </w:lvl>
     <w:lvl w:ilvl="7" w:tplc="40090003" w:tentative="1">
@@ -3958,7 +8150,7 @@
         <w:ind w:left="5760" w:hanging="360"/>
       </w:pPr>
       <w:rPr>
-        <w:rFonts w:ascii="Courier New" w:hAnsi="Courier New" w:cs="Courier New" w:hint="default"/>
+        <w:rFonts w:hint="default" w:ascii="Courier New" w:hAnsi="Courier New" w:cs="Courier New"/>
       </w:rPr>
     </w:lvl>
     <w:lvl w:ilvl="8" w:tplc="40090005" w:tentative="1">
@@ -3970,7 +8162,7 @@
         <w:ind w:left="6480" w:hanging="360"/>
       </w:pPr>
       <w:rPr>
-        <w:rFonts w:ascii="Wingdings" w:hAnsi="Wingdings" w:hint="default"/>
+        <w:rFonts w:hint="default" w:ascii="Wingdings" w:hAnsi="Wingdings"/>
       </w:rPr>
     </w:lvl>
   </w:abstractNum>
@@ -3987,7 +8179,7 @@
         <w:ind w:left="720" w:hanging="360"/>
       </w:pPr>
       <w:rPr>
-        <w:rFonts w:ascii="Symbol" w:hAnsi="Symbol" w:hint="default"/>
+        <w:rFonts w:hint="default" w:ascii="Symbol" w:hAnsi="Symbol"/>
       </w:rPr>
     </w:lvl>
     <w:lvl w:ilvl="1" w:tplc="40090003" w:tentative="1">
@@ -3999,7 +8191,7 @@
         <w:ind w:left="1440" w:hanging="360"/>
       </w:pPr>
       <w:rPr>
-        <w:rFonts w:ascii="Courier New" w:hAnsi="Courier New" w:cs="Courier New" w:hint="default"/>
+        <w:rFonts w:hint="default" w:ascii="Courier New" w:hAnsi="Courier New" w:cs="Courier New"/>
       </w:rPr>
     </w:lvl>
     <w:lvl w:ilvl="2" w:tplc="40090005" w:tentative="1">
@@ -4011,7 +8203,7 @@
         <w:ind w:left="2160" w:hanging="360"/>
       </w:pPr>
       <w:rPr>
-        <w:rFonts w:ascii="Wingdings" w:hAnsi="Wingdings" w:hint="default"/>
+        <w:rFonts w:hint="default" w:ascii="Wingdings" w:hAnsi="Wingdings"/>
       </w:rPr>
     </w:lvl>
     <w:lvl w:ilvl="3" w:tplc="40090001" w:tentative="1">
@@ -4023,7 +8215,7 @@
         <w:ind w:left="2880" w:hanging="360"/>
       </w:pPr>
       <w:rPr>
-        <w:rFonts w:ascii="Symbol" w:hAnsi="Symbol" w:hint="default"/>
+        <w:rFonts w:hint="default" w:ascii="Symbol" w:hAnsi="Symbol"/>
       </w:rPr>
     </w:lvl>
     <w:lvl w:ilvl="4" w:tplc="40090003" w:tentative="1">
@@ -4035,7 +8227,7 @@
         <w:ind w:left="3600" w:hanging="360"/>
       </w:pPr>
       <w:rPr>
-        <w:rFonts w:ascii="Courier New" w:hAnsi="Courier New" w:cs="Courier New" w:hint="default"/>
+        <w:rFonts w:hint="default" w:ascii="Courier New" w:hAnsi="Courier New" w:cs="Courier New"/>
       </w:rPr>
     </w:lvl>
     <w:lvl w:ilvl="5" w:tplc="40090005" w:tentative="1">
@@ -4047,7 +8239,7 @@
         <w:ind w:left="4320" w:hanging="360"/>
       </w:pPr>
       <w:rPr>
-        <w:rFonts w:ascii="Wingdings" w:hAnsi="Wingdings" w:hint="default"/>
+        <w:rFonts w:hint="default" w:ascii="Wingdings" w:hAnsi="Wingdings"/>
       </w:rPr>
     </w:lvl>
     <w:lvl w:ilvl="6" w:tplc="40090001" w:tentative="1">
@@ -4059,7 +8251,7 @@
         <w:ind w:left="5040" w:hanging="360"/>
       </w:pPr>
       <w:rPr>
-        <w:rFonts w:ascii="Symbol" w:hAnsi="Symbol" w:hint="default"/>
+        <w:rFonts w:hint="default" w:ascii="Symbol" w:hAnsi="Symbol"/>
       </w:rPr>
     </w:lvl>
     <w:lvl w:ilvl="7" w:tplc="40090003" w:tentative="1">
@@ -4071,7 +8263,7 @@
         <w:ind w:left="5760" w:hanging="360"/>
       </w:pPr>
       <w:rPr>
-        <w:rFonts w:ascii="Courier New" w:hAnsi="Courier New" w:cs="Courier New" w:hint="default"/>
+        <w:rFonts w:hint="default" w:ascii="Courier New" w:hAnsi="Courier New" w:cs="Courier New"/>
       </w:rPr>
     </w:lvl>
     <w:lvl w:ilvl="8" w:tplc="40090005" w:tentative="1">
@@ -4083,7 +8275,7 @@
         <w:ind w:left="6480" w:hanging="360"/>
       </w:pPr>
       <w:rPr>
-        <w:rFonts w:ascii="Wingdings" w:hAnsi="Wingdings" w:hint="default"/>
+        <w:rFonts w:hint="default" w:ascii="Wingdings" w:hAnsi="Wingdings"/>
       </w:rPr>
     </w:lvl>
   </w:abstractNum>
@@ -4100,7 +8292,7 @@
         <w:ind w:left="720" w:hanging="360"/>
       </w:pPr>
       <w:rPr>
-        <w:rFonts w:ascii="Symbol" w:hAnsi="Symbol" w:hint="default"/>
+        <w:rFonts w:hint="default" w:ascii="Symbol" w:hAnsi="Symbol"/>
       </w:rPr>
     </w:lvl>
     <w:lvl w:ilvl="1" w:tplc="40090003" w:tentative="1">
@@ -4112,7 +8304,7 @@
         <w:ind w:left="1440" w:hanging="360"/>
       </w:pPr>
       <w:rPr>
-        <w:rFonts w:ascii="Courier New" w:hAnsi="Courier New" w:cs="Courier New" w:hint="default"/>
+        <w:rFonts w:hint="default" w:ascii="Courier New" w:hAnsi="Courier New" w:cs="Courier New"/>
       </w:rPr>
     </w:lvl>
     <w:lvl w:ilvl="2" w:tplc="40090005" w:tentative="1">
@@ -4124,7 +8316,7 @@
         <w:ind w:left="2160" w:hanging="360"/>
       </w:pPr>
       <w:rPr>
-        <w:rFonts w:ascii="Wingdings" w:hAnsi="Wingdings" w:hint="default"/>
+        <w:rFonts w:hint="default" w:ascii="Wingdings" w:hAnsi="Wingdings"/>
       </w:rPr>
     </w:lvl>
     <w:lvl w:ilvl="3" w:tplc="40090001" w:tentative="1">
@@ -4136,7 +8328,7 @@
         <w:ind w:left="2880" w:hanging="360"/>
       </w:pPr>
       <w:rPr>
-        <w:rFonts w:ascii="Symbol" w:hAnsi="Symbol" w:hint="default"/>
+        <w:rFonts w:hint="default" w:ascii="Symbol" w:hAnsi="Symbol"/>
       </w:rPr>
     </w:lvl>
     <w:lvl w:ilvl="4" w:tplc="40090003" w:tentative="1">
@@ -4148,7 +8340,7 @@
         <w:ind w:left="3600" w:hanging="360"/>
       </w:pPr>
       <w:rPr>
-        <w:rFonts w:ascii="Courier New" w:hAnsi="Courier New" w:cs="Courier New" w:hint="default"/>
+        <w:rFonts w:hint="default" w:ascii="Courier New" w:hAnsi="Courier New" w:cs="Courier New"/>
       </w:rPr>
     </w:lvl>
     <w:lvl w:ilvl="5" w:tplc="40090005" w:tentative="1">
@@ -4160,7 +8352,7 @@
         <w:ind w:left="4320" w:hanging="360"/>
       </w:pPr>
       <w:rPr>
-        <w:rFonts w:ascii="Wingdings" w:hAnsi="Wingdings" w:hint="default"/>
+        <w:rFonts w:hint="default" w:ascii="Wingdings" w:hAnsi="Wingdings"/>
       </w:rPr>
     </w:lvl>
     <w:lvl w:ilvl="6" w:tplc="40090001" w:tentative="1">
@@ -4172,7 +8364,7 @@
         <w:ind w:left="5040" w:hanging="360"/>
       </w:pPr>
       <w:rPr>
-        <w:rFonts w:ascii="Symbol" w:hAnsi="Symbol" w:hint="default"/>
+        <w:rFonts w:hint="default" w:ascii="Symbol" w:hAnsi="Symbol"/>
       </w:rPr>
     </w:lvl>
     <w:lvl w:ilvl="7" w:tplc="40090003" w:tentative="1">
@@ -4184,7 +8376,7 @@
         <w:ind w:left="5760" w:hanging="360"/>
       </w:pPr>
       <w:rPr>
-        <w:rFonts w:ascii="Courier New" w:hAnsi="Courier New" w:cs="Courier New" w:hint="default"/>
+        <w:rFonts w:hint="default" w:ascii="Courier New" w:hAnsi="Courier New" w:cs="Courier New"/>
       </w:rPr>
     </w:lvl>
     <w:lvl w:ilvl="8" w:tplc="40090005" w:tentative="1">
@@ -4196,7 +8388,7 @@
         <w:ind w:left="6480" w:hanging="360"/>
       </w:pPr>
       <w:rPr>
-        <w:rFonts w:ascii="Wingdings" w:hAnsi="Wingdings" w:hint="default"/>
+        <w:rFonts w:hint="default" w:ascii="Wingdings" w:hAnsi="Wingdings"/>
       </w:rPr>
     </w:lvl>
   </w:abstractNum>
@@ -4213,7 +8405,7 @@
         <w:ind w:left="360" w:hanging="360"/>
       </w:pPr>
       <w:rPr>
-        <w:rFonts w:ascii="Noto Sans Symbols" w:eastAsia="Noto Sans Symbols" w:hAnsi="Noto Sans Symbols" w:cs="Noto Sans Symbols"/>
+        <w:rFonts w:ascii="Noto Sans Symbols" w:hAnsi="Noto Sans Symbols" w:eastAsia="Noto Sans Symbols" w:cs="Noto Sans Symbols"/>
       </w:rPr>
     </w:lvl>
     <w:lvl w:ilvl="1">
@@ -4302,7 +8494,7 @@
         <w:ind w:left="720" w:hanging="360"/>
       </w:pPr>
       <w:rPr>
-        <w:rFonts w:ascii="Symbol" w:hAnsi="Symbol" w:hint="default"/>
+        <w:rFonts w:hint="default" w:ascii="Symbol" w:hAnsi="Symbol"/>
       </w:rPr>
     </w:lvl>
     <w:lvl w:ilvl="1" w:tplc="40090003" w:tentative="1">
@@ -4314,7 +8506,7 @@
         <w:ind w:left="1440" w:hanging="360"/>
       </w:pPr>
       <w:rPr>
-        <w:rFonts w:ascii="Courier New" w:hAnsi="Courier New" w:cs="Courier New" w:hint="default"/>
+        <w:rFonts w:hint="default" w:ascii="Courier New" w:hAnsi="Courier New" w:cs="Courier New"/>
       </w:rPr>
     </w:lvl>
     <w:lvl w:ilvl="2" w:tplc="40090005" w:tentative="1">
@@ -4326,7 +8518,7 @@
         <w:ind w:left="2160" w:hanging="360"/>
       </w:pPr>
       <w:rPr>
-        <w:rFonts w:ascii="Wingdings" w:hAnsi="Wingdings" w:hint="default"/>
+        <w:rFonts w:hint="default" w:ascii="Wingdings" w:hAnsi="Wingdings"/>
       </w:rPr>
     </w:lvl>
     <w:lvl w:ilvl="3" w:tplc="40090001" w:tentative="1">
@@ -4338,7 +8530,7 @@
         <w:ind w:left="2880" w:hanging="360"/>
       </w:pPr>
       <w:rPr>
-        <w:rFonts w:ascii="Symbol" w:hAnsi="Symbol" w:hint="default"/>
+        <w:rFonts w:hint="default" w:ascii="Symbol" w:hAnsi="Symbol"/>
       </w:rPr>
     </w:lvl>
     <w:lvl w:ilvl="4" w:tplc="40090003" w:tentative="1">
@@ -4350,7 +8542,7 @@
         <w:ind w:left="3600" w:hanging="360"/>
       </w:pPr>
       <w:rPr>
-        <w:rFonts w:ascii="Courier New" w:hAnsi="Courier New" w:cs="Courier New" w:hint="default"/>
+        <w:rFonts w:hint="default" w:ascii="Courier New" w:hAnsi="Courier New" w:cs="Courier New"/>
       </w:rPr>
     </w:lvl>
     <w:lvl w:ilvl="5" w:tplc="40090005" w:tentative="1">
@@ -4362,7 +8554,7 @@
         <w:ind w:left="4320" w:hanging="360"/>
       </w:pPr>
       <w:rPr>
-        <w:rFonts w:ascii="Wingdings" w:hAnsi="Wingdings" w:hint="default"/>
+        <w:rFonts w:hint="default" w:ascii="Wingdings" w:hAnsi="Wingdings"/>
       </w:rPr>
     </w:lvl>
     <w:lvl w:ilvl="6" w:tplc="40090001" w:tentative="1">
@@ -4374,7 +8566,7 @@
         <w:ind w:left="5040" w:hanging="360"/>
       </w:pPr>
       <w:rPr>
-        <w:rFonts w:ascii="Symbol" w:hAnsi="Symbol" w:hint="default"/>
+        <w:rFonts w:hint="default" w:ascii="Symbol" w:hAnsi="Symbol"/>
       </w:rPr>
     </w:lvl>
     <w:lvl w:ilvl="7" w:tplc="40090003" w:tentative="1">
@@ -4386,7 +8578,7 @@
         <w:ind w:left="5760" w:hanging="360"/>
       </w:pPr>
       <w:rPr>
-        <w:rFonts w:ascii="Courier New" w:hAnsi="Courier New" w:cs="Courier New" w:hint="default"/>
+        <w:rFonts w:hint="default" w:ascii="Courier New" w:hAnsi="Courier New" w:cs="Courier New"/>
       </w:rPr>
     </w:lvl>
     <w:lvl w:ilvl="8" w:tplc="40090005" w:tentative="1">
@@ -4398,7 +8590,7 @@
         <w:ind w:left="6480" w:hanging="360"/>
       </w:pPr>
       <w:rPr>
-        <w:rFonts w:ascii="Wingdings" w:hAnsi="Wingdings" w:hint="default"/>
+        <w:rFonts w:hint="default" w:ascii="Wingdings" w:hAnsi="Wingdings"/>
       </w:rPr>
     </w:lvl>
   </w:abstractNum>
@@ -4415,7 +8607,7 @@
         <w:ind w:left="360" w:hanging="360"/>
       </w:pPr>
       <w:rPr>
-        <w:rFonts w:ascii="Symbol" w:hAnsi="Symbol" w:hint="default"/>
+        <w:rFonts w:hint="default" w:ascii="Symbol" w:hAnsi="Symbol"/>
       </w:rPr>
     </w:lvl>
     <w:lvl w:ilvl="1">
@@ -4427,7 +8619,7 @@
         <w:ind w:left="1080" w:hanging="360"/>
       </w:pPr>
       <w:rPr>
-        <w:rFonts w:ascii="Courier New" w:eastAsia="Courier New" w:hAnsi="Courier New" w:cs="Courier New"/>
+        <w:rFonts w:ascii="Courier New" w:hAnsi="Courier New" w:eastAsia="Courier New" w:cs="Courier New"/>
       </w:rPr>
     </w:lvl>
     <w:lvl w:ilvl="2">
@@ -4439,7 +8631,7 @@
         <w:ind w:left="1800" w:hanging="360"/>
       </w:pPr>
       <w:rPr>
-        <w:rFonts w:ascii="Noto Sans Symbols" w:eastAsia="Noto Sans Symbols" w:hAnsi="Noto Sans Symbols" w:cs="Noto Sans Symbols"/>
+        <w:rFonts w:ascii="Noto Sans Symbols" w:hAnsi="Noto Sans Symbols" w:eastAsia="Noto Sans Symbols" w:cs="Noto Sans Symbols"/>
       </w:rPr>
     </w:lvl>
     <w:lvl w:ilvl="3">
@@ -4451,7 +8643,7 @@
         <w:ind w:left="2520" w:hanging="360"/>
       </w:pPr>
       <w:rPr>
-        <w:rFonts w:ascii="Noto Sans Symbols" w:eastAsia="Noto Sans Symbols" w:hAnsi="Noto Sans Symbols" w:cs="Noto Sans Symbols"/>
+        <w:rFonts w:ascii="Noto Sans Symbols" w:hAnsi="Noto Sans Symbols" w:eastAsia="Noto Sans Symbols" w:cs="Noto Sans Symbols"/>
       </w:rPr>
     </w:lvl>
     <w:lvl w:ilvl="4">
@@ -4463,7 +8655,7 @@
         <w:ind w:left="3240" w:hanging="360"/>
       </w:pPr>
       <w:rPr>
-        <w:rFonts w:ascii="Courier New" w:eastAsia="Courier New" w:hAnsi="Courier New" w:cs="Courier New"/>
+        <w:rFonts w:ascii="Courier New" w:hAnsi="Courier New" w:eastAsia="Courier New" w:cs="Courier New"/>
       </w:rPr>
     </w:lvl>
     <w:lvl w:ilvl="5">
@@ -4475,7 +8667,7 @@
         <w:ind w:left="3960" w:hanging="360"/>
       </w:pPr>
       <w:rPr>
-        <w:rFonts w:ascii="Noto Sans Symbols" w:eastAsia="Noto Sans Symbols" w:hAnsi="Noto Sans Symbols" w:cs="Noto Sans Symbols"/>
+        <w:rFonts w:ascii="Noto Sans Symbols" w:hAnsi="Noto Sans Symbols" w:eastAsia="Noto Sans Symbols" w:cs="Noto Sans Symbols"/>
       </w:rPr>
     </w:lvl>
     <w:lvl w:ilvl="6">
@@ -4487,7 +8679,7 @@
         <w:ind w:left="4680" w:hanging="360"/>
       </w:pPr>
       <w:rPr>
-        <w:rFonts w:ascii="Noto Sans Symbols" w:eastAsia="Noto Sans Symbols" w:hAnsi="Noto Sans Symbols" w:cs="Noto Sans Symbols"/>
+        <w:rFonts w:ascii="Noto Sans Symbols" w:hAnsi="Noto Sans Symbols" w:eastAsia="Noto Sans Symbols" w:cs="Noto Sans Symbols"/>
       </w:rPr>
     </w:lvl>
     <w:lvl w:ilvl="7">
@@ -4499,7 +8691,7 @@
         <w:ind w:left="5400" w:hanging="360"/>
       </w:pPr>
       <w:rPr>
-        <w:rFonts w:ascii="Courier New" w:eastAsia="Courier New" w:hAnsi="Courier New" w:cs="Courier New"/>
+        <w:rFonts w:ascii="Courier New" w:hAnsi="Courier New" w:eastAsia="Courier New" w:cs="Courier New"/>
       </w:rPr>
     </w:lvl>
     <w:lvl w:ilvl="8">
@@ -4511,7 +8703,7 @@
         <w:ind w:left="6120" w:hanging="360"/>
       </w:pPr>
       <w:rPr>
-        <w:rFonts w:ascii="Noto Sans Symbols" w:eastAsia="Noto Sans Symbols" w:hAnsi="Noto Sans Symbols" w:cs="Noto Sans Symbols"/>
+        <w:rFonts w:ascii="Noto Sans Symbols" w:hAnsi="Noto Sans Symbols" w:eastAsia="Noto Sans Symbols" w:cs="Noto Sans Symbols"/>
       </w:rPr>
     </w:lvl>
   </w:abstractNum>
@@ -4528,7 +8720,7 @@
         <w:ind w:left="720" w:hanging="360"/>
       </w:pPr>
       <w:rPr>
-        <w:rFonts w:ascii="Symbol" w:hAnsi="Symbol" w:hint="default"/>
+        <w:rFonts w:hint="default" w:ascii="Symbol" w:hAnsi="Symbol"/>
       </w:rPr>
     </w:lvl>
     <w:lvl w:ilvl="1" w:tplc="40090003" w:tentative="1">
@@ -4540,7 +8732,7 @@
         <w:ind w:left="1440" w:hanging="360"/>
       </w:pPr>
       <w:rPr>
-        <w:rFonts w:ascii="Courier New" w:hAnsi="Courier New" w:cs="Courier New" w:hint="default"/>
+        <w:rFonts w:hint="default" w:ascii="Courier New" w:hAnsi="Courier New" w:cs="Courier New"/>
       </w:rPr>
     </w:lvl>
     <w:lvl w:ilvl="2" w:tplc="40090005" w:tentative="1">
@@ -4552,7 +8744,7 @@
         <w:ind w:left="2160" w:hanging="360"/>
       </w:pPr>
       <w:rPr>
-        <w:rFonts w:ascii="Wingdings" w:hAnsi="Wingdings" w:hint="default"/>
+        <w:rFonts w:hint="default" w:ascii="Wingdings" w:hAnsi="Wingdings"/>
       </w:rPr>
     </w:lvl>
     <w:lvl w:ilvl="3" w:tplc="40090001" w:tentative="1">
@@ -4564,7 +8756,7 @@
         <w:ind w:left="2880" w:hanging="360"/>
       </w:pPr>
       <w:rPr>
-        <w:rFonts w:ascii="Symbol" w:hAnsi="Symbol" w:hint="default"/>
+        <w:rFonts w:hint="default" w:ascii="Symbol" w:hAnsi="Symbol"/>
       </w:rPr>
     </w:lvl>
     <w:lvl w:ilvl="4" w:tplc="40090003" w:tentative="1">
@@ -4576,7 +8768,7 @@
         <w:ind w:left="3600" w:hanging="360"/>
       </w:pPr>
       <w:rPr>
-        <w:rFonts w:ascii="Courier New" w:hAnsi="Courier New" w:cs="Courier New" w:hint="default"/>
+        <w:rFonts w:hint="default" w:ascii="Courier New" w:hAnsi="Courier New" w:cs="Courier New"/>
       </w:rPr>
     </w:lvl>
     <w:lvl w:ilvl="5" w:tplc="40090005" w:tentative="1">
@@ -4588,7 +8780,7 @@
         <w:ind w:left="4320" w:hanging="360"/>
       </w:pPr>
       <w:rPr>
-        <w:rFonts w:ascii="Wingdings" w:hAnsi="Wingdings" w:hint="default"/>
+        <w:rFonts w:hint="default" w:ascii="Wingdings" w:hAnsi="Wingdings"/>
       </w:rPr>
     </w:lvl>
     <w:lvl w:ilvl="6" w:tplc="40090001" w:tentative="1">
@@ -4600,7 +8792,7 @@
         <w:ind w:left="5040" w:hanging="360"/>
       </w:pPr>
       <w:rPr>
-        <w:rFonts w:ascii="Symbol" w:hAnsi="Symbol" w:hint="default"/>
+        <w:rFonts w:hint="default" w:ascii="Symbol" w:hAnsi="Symbol"/>
       </w:rPr>
     </w:lvl>
     <w:lvl w:ilvl="7" w:tplc="40090003" w:tentative="1">
@@ -4612,7 +8804,7 @@
         <w:ind w:left="5760" w:hanging="360"/>
       </w:pPr>
       <w:rPr>
-        <w:rFonts w:ascii="Courier New" w:hAnsi="Courier New" w:cs="Courier New" w:hint="default"/>
+        <w:rFonts w:hint="default" w:ascii="Courier New" w:hAnsi="Courier New" w:cs="Courier New"/>
       </w:rPr>
     </w:lvl>
     <w:lvl w:ilvl="8" w:tplc="40090005" w:tentative="1">
@@ -4624,7 +8816,7 @@
         <w:ind w:left="6480" w:hanging="360"/>
       </w:pPr>
       <w:rPr>
-        <w:rFonts w:ascii="Wingdings" w:hAnsi="Wingdings" w:hint="default"/>
+        <w:rFonts w:hint="default" w:ascii="Wingdings" w:hAnsi="Wingdings"/>
       </w:rPr>
     </w:lvl>
   </w:abstractNum>
@@ -4641,7 +8833,7 @@
         <w:ind w:left="720" w:hanging="360"/>
       </w:pPr>
       <w:rPr>
-        <w:rFonts w:ascii="Noto Sans Symbols" w:eastAsia="Noto Sans Symbols" w:hAnsi="Noto Sans Symbols" w:cs="Noto Sans Symbols"/>
+        <w:rFonts w:ascii="Noto Sans Symbols" w:hAnsi="Noto Sans Symbols" w:eastAsia="Noto Sans Symbols" w:cs="Noto Sans Symbols"/>
       </w:rPr>
     </w:lvl>
     <w:lvl w:ilvl="1">
@@ -4722,7 +8914,7 @@
         <w:ind w:left="1080" w:hanging="360"/>
       </w:pPr>
       <w:rPr>
-        <w:rFonts w:ascii="Symbol" w:hAnsi="Symbol" w:hint="default"/>
+        <w:rFonts w:hint="default" w:ascii="Symbol" w:hAnsi="Symbol"/>
       </w:rPr>
     </w:lvl>
     <w:lvl w:ilvl="1" w:tplc="40090003" w:tentative="1">
@@ -4734,7 +8926,7 @@
         <w:ind w:left="1800" w:hanging="360"/>
       </w:pPr>
       <w:rPr>
-        <w:rFonts w:ascii="Courier New" w:hAnsi="Courier New" w:cs="Courier New" w:hint="default"/>
+        <w:rFonts w:hint="default" w:ascii="Courier New" w:hAnsi="Courier New" w:cs="Courier New"/>
       </w:rPr>
     </w:lvl>
     <w:lvl w:ilvl="2" w:tplc="40090005" w:tentative="1">
@@ -4746,7 +8938,7 @@
         <w:ind w:left="2520" w:hanging="360"/>
       </w:pPr>
       <w:rPr>
-        <w:rFonts w:ascii="Wingdings" w:hAnsi="Wingdings" w:hint="default"/>
+        <w:rFonts w:hint="default" w:ascii="Wingdings" w:hAnsi="Wingdings"/>
       </w:rPr>
     </w:lvl>
     <w:lvl w:ilvl="3" w:tplc="40090001" w:tentative="1">
@@ -4758,7 +8950,7 @@
         <w:ind w:left="3240" w:hanging="360"/>
       </w:pPr>
       <w:rPr>
-        <w:rFonts w:ascii="Symbol" w:hAnsi="Symbol" w:hint="default"/>
+        <w:rFonts w:hint="default" w:ascii="Symbol" w:hAnsi="Symbol"/>
       </w:rPr>
     </w:lvl>
     <w:lvl w:ilvl="4" w:tplc="40090003" w:tentative="1">
@@ -4770,7 +8962,7 @@
         <w:ind w:left="3960" w:hanging="360"/>
       </w:pPr>
       <w:rPr>
-        <w:rFonts w:ascii="Courier New" w:hAnsi="Courier New" w:cs="Courier New" w:hint="default"/>
+        <w:rFonts w:hint="default" w:ascii="Courier New" w:hAnsi="Courier New" w:cs="Courier New"/>
       </w:rPr>
     </w:lvl>
     <w:lvl w:ilvl="5" w:tplc="40090005" w:tentative="1">
@@ -4782,7 +8974,7 @@
         <w:ind w:left="4680" w:hanging="360"/>
       </w:pPr>
       <w:rPr>
-        <w:rFonts w:ascii="Wingdings" w:hAnsi="Wingdings" w:hint="default"/>
+        <w:rFonts w:hint="default" w:ascii="Wingdings" w:hAnsi="Wingdings"/>
       </w:rPr>
     </w:lvl>
     <w:lvl w:ilvl="6" w:tplc="40090001" w:tentative="1">
@@ -4794,7 +8986,7 @@
         <w:ind w:left="5400" w:hanging="360"/>
       </w:pPr>
       <w:rPr>
-        <w:rFonts w:ascii="Symbol" w:hAnsi="Symbol" w:hint="default"/>
+        <w:rFonts w:hint="default" w:ascii="Symbol" w:hAnsi="Symbol"/>
       </w:rPr>
     </w:lvl>
     <w:lvl w:ilvl="7" w:tplc="40090003" w:tentative="1">
@@ -4806,7 +8998,7 @@
         <w:ind w:left="6120" w:hanging="360"/>
       </w:pPr>
       <w:rPr>
-        <w:rFonts w:ascii="Courier New" w:hAnsi="Courier New" w:cs="Courier New" w:hint="default"/>
+        <w:rFonts w:hint="default" w:ascii="Courier New" w:hAnsi="Courier New" w:cs="Courier New"/>
       </w:rPr>
     </w:lvl>
     <w:lvl w:ilvl="8" w:tplc="40090005" w:tentative="1">
@@ -4818,7 +9010,7 @@
         <w:ind w:left="6840" w:hanging="360"/>
       </w:pPr>
       <w:rPr>
-        <w:rFonts w:ascii="Wingdings" w:hAnsi="Wingdings" w:hint="default"/>
+        <w:rFonts w:hint="default" w:ascii="Wingdings" w:hAnsi="Wingdings"/>
       </w:rPr>
     </w:lvl>
   </w:abstractNum>
@@ -4835,7 +9027,7 @@
         <w:ind w:left="1080" w:hanging="360"/>
       </w:pPr>
       <w:rPr>
-        <w:rFonts w:ascii="Symbol" w:hAnsi="Symbol" w:hint="default"/>
+        <w:rFonts w:hint="default" w:ascii="Symbol" w:hAnsi="Symbol"/>
       </w:rPr>
     </w:lvl>
     <w:lvl w:ilvl="1" w:tplc="40090003" w:tentative="1">
@@ -4847,7 +9039,7 @@
         <w:ind w:left="1800" w:hanging="360"/>
       </w:pPr>
       <w:rPr>
-        <w:rFonts w:ascii="Courier New" w:hAnsi="Courier New" w:cs="Courier New" w:hint="default"/>
+        <w:rFonts w:hint="default" w:ascii="Courier New" w:hAnsi="Courier New" w:cs="Courier New"/>
       </w:rPr>
     </w:lvl>
     <w:lvl w:ilvl="2" w:tplc="40090005" w:tentative="1">
@@ -4859,7 +9051,7 @@
         <w:ind w:left="2520" w:hanging="360"/>
       </w:pPr>
       <w:rPr>
-        <w:rFonts w:ascii="Wingdings" w:hAnsi="Wingdings" w:hint="default"/>
+        <w:rFonts w:hint="default" w:ascii="Wingdings" w:hAnsi="Wingdings"/>
       </w:rPr>
     </w:lvl>
     <w:lvl w:ilvl="3" w:tplc="40090001" w:tentative="1">
@@ -4871,7 +9063,7 @@
         <w:ind w:left="3240" w:hanging="360"/>
       </w:pPr>
       <w:rPr>
-        <w:rFonts w:ascii="Symbol" w:hAnsi="Symbol" w:hint="default"/>
+        <w:rFonts w:hint="default" w:ascii="Symbol" w:hAnsi="Symbol"/>
       </w:rPr>
     </w:lvl>
     <w:lvl w:ilvl="4" w:tplc="40090003" w:tentative="1">
@@ -4883,7 +9075,7 @@
         <w:ind w:left="3960" w:hanging="360"/>
       </w:pPr>
       <w:rPr>
-        <w:rFonts w:ascii="Courier New" w:hAnsi="Courier New" w:cs="Courier New" w:hint="default"/>
+        <w:rFonts w:hint="default" w:ascii="Courier New" w:hAnsi="Courier New" w:cs="Courier New"/>
       </w:rPr>
     </w:lvl>
     <w:lvl w:ilvl="5" w:tplc="40090005" w:tentative="1">
@@ -4895,7 +9087,7 @@
         <w:ind w:left="4680" w:hanging="360"/>
       </w:pPr>
       <w:rPr>
-        <w:rFonts w:ascii="Wingdings" w:hAnsi="Wingdings" w:hint="default"/>
+        <w:rFonts w:hint="default" w:ascii="Wingdings" w:hAnsi="Wingdings"/>
       </w:rPr>
     </w:lvl>
     <w:lvl w:ilvl="6" w:tplc="40090001" w:tentative="1">
@@ -4907,7 +9099,7 @@
         <w:ind w:left="5400" w:hanging="360"/>
       </w:pPr>
       <w:rPr>
-        <w:rFonts w:ascii="Symbol" w:hAnsi="Symbol" w:hint="default"/>
+        <w:rFonts w:hint="default" w:ascii="Symbol" w:hAnsi="Symbol"/>
       </w:rPr>
     </w:lvl>
     <w:lvl w:ilvl="7" w:tplc="40090003" w:tentative="1">
@@ -4919,7 +9111,7 @@
         <w:ind w:left="6120" w:hanging="360"/>
       </w:pPr>
       <w:rPr>
-        <w:rFonts w:ascii="Courier New" w:hAnsi="Courier New" w:cs="Courier New" w:hint="default"/>
+        <w:rFonts w:hint="default" w:ascii="Courier New" w:hAnsi="Courier New" w:cs="Courier New"/>
       </w:rPr>
     </w:lvl>
     <w:lvl w:ilvl="8" w:tplc="40090005" w:tentative="1">
@@ -4931,7 +9123,7 @@
         <w:ind w:left="6840" w:hanging="360"/>
       </w:pPr>
       <w:rPr>
-        <w:rFonts w:ascii="Wingdings" w:hAnsi="Wingdings" w:hint="default"/>
+        <w:rFonts w:hint="default" w:ascii="Wingdings" w:hAnsi="Wingdings"/>
       </w:rPr>
     </w:lvl>
   </w:abstractNum>
@@ -4948,7 +9140,7 @@
         <w:ind w:left="720" w:hanging="360"/>
       </w:pPr>
       <w:rPr>
-        <w:rFonts w:ascii="Symbol" w:hAnsi="Symbol" w:hint="default"/>
+        <w:rFonts w:hint="default" w:ascii="Symbol" w:hAnsi="Symbol"/>
       </w:rPr>
     </w:lvl>
     <w:lvl w:ilvl="1" w:tplc="40090003" w:tentative="1">
@@ -4960,7 +9152,7 @@
         <w:ind w:left="1440" w:hanging="360"/>
       </w:pPr>
       <w:rPr>
-        <w:rFonts w:ascii="Courier New" w:hAnsi="Courier New" w:cs="Courier New" w:hint="default"/>
+        <w:rFonts w:hint="default" w:ascii="Courier New" w:hAnsi="Courier New" w:cs="Courier New"/>
       </w:rPr>
     </w:lvl>
     <w:lvl w:ilvl="2" w:tplc="40090005" w:tentative="1">
@@ -4972,7 +9164,7 @@
         <w:ind w:left="2160" w:hanging="360"/>
       </w:pPr>
       <w:rPr>
-        <w:rFonts w:ascii="Wingdings" w:hAnsi="Wingdings" w:hint="default"/>
+        <w:rFonts w:hint="default" w:ascii="Wingdings" w:hAnsi="Wingdings"/>
       </w:rPr>
     </w:lvl>
     <w:lvl w:ilvl="3" w:tplc="40090001" w:tentative="1">
@@ -4984,7 +9176,7 @@
         <w:ind w:left="2880" w:hanging="360"/>
       </w:pPr>
       <w:rPr>
-        <w:rFonts w:ascii="Symbol" w:hAnsi="Symbol" w:hint="default"/>
+        <w:rFonts w:hint="default" w:ascii="Symbol" w:hAnsi="Symbol"/>
       </w:rPr>
     </w:lvl>
     <w:lvl w:ilvl="4" w:tplc="40090003" w:tentative="1">
@@ -4996,7 +9188,7 @@
         <w:ind w:left="3600" w:hanging="360"/>
       </w:pPr>
       <w:rPr>
-        <w:rFonts w:ascii="Courier New" w:hAnsi="Courier New" w:cs="Courier New" w:hint="default"/>
+        <w:rFonts w:hint="default" w:ascii="Courier New" w:hAnsi="Courier New" w:cs="Courier New"/>
       </w:rPr>
     </w:lvl>
     <w:lvl w:ilvl="5" w:tplc="40090005" w:tentative="1">
@@ -5008,7 +9200,7 @@
         <w:ind w:left="4320" w:hanging="360"/>
       </w:pPr>
       <w:rPr>
-        <w:rFonts w:ascii="Wingdings" w:hAnsi="Wingdings" w:hint="default"/>
+        <w:rFonts w:hint="default" w:ascii="Wingdings" w:hAnsi="Wingdings"/>
       </w:rPr>
     </w:lvl>
     <w:lvl w:ilvl="6" w:tplc="40090001" w:tentative="1">
@@ -5020,7 +9212,7 @@
         <w:ind w:left="5040" w:hanging="360"/>
       </w:pPr>
       <w:rPr>
-        <w:rFonts w:ascii="Symbol" w:hAnsi="Symbol" w:hint="default"/>
+        <w:rFonts w:hint="default" w:ascii="Symbol" w:hAnsi="Symbol"/>
       </w:rPr>
     </w:lvl>
     <w:lvl w:ilvl="7" w:tplc="40090003" w:tentative="1">
@@ -5032,7 +9224,7 @@
         <w:ind w:left="5760" w:hanging="360"/>
       </w:pPr>
       <w:rPr>
-        <w:rFonts w:ascii="Courier New" w:hAnsi="Courier New" w:cs="Courier New" w:hint="default"/>
+        <w:rFonts w:hint="default" w:ascii="Courier New" w:hAnsi="Courier New" w:cs="Courier New"/>
       </w:rPr>
     </w:lvl>
     <w:lvl w:ilvl="8" w:tplc="40090005" w:tentative="1">
@@ -5044,7 +9236,7 @@
         <w:ind w:left="6480" w:hanging="360"/>
       </w:pPr>
       <w:rPr>
-        <w:rFonts w:ascii="Wingdings" w:hAnsi="Wingdings" w:hint="default"/>
+        <w:rFonts w:hint="default" w:ascii="Wingdings" w:hAnsi="Wingdings"/>
       </w:rPr>
     </w:lvl>
   </w:abstractNum>
@@ -5060,7 +9252,7 @@
         <w:ind w:left="720" w:hanging="360"/>
       </w:pPr>
       <w:rPr>
-        <w:rFonts w:ascii="Calibri" w:eastAsia="Times New Roman" w:hAnsi="Calibri" w:cs="Calibri" w:hint="default"/>
+        <w:rFonts w:hint="default" w:ascii="Calibri" w:hAnsi="Calibri" w:eastAsia="Times New Roman" w:cs="Calibri"/>
       </w:rPr>
     </w:lvl>
     <w:lvl w:ilvl="1" w:tplc="40090003" w:tentative="1">
@@ -5072,7 +9264,7 @@
         <w:ind w:left="1440" w:hanging="360"/>
       </w:pPr>
       <w:rPr>
-        <w:rFonts w:ascii="Courier New" w:hAnsi="Courier New" w:cs="Courier New" w:hint="default"/>
+        <w:rFonts w:hint="default" w:ascii="Courier New" w:hAnsi="Courier New" w:cs="Courier New"/>
       </w:rPr>
     </w:lvl>
     <w:lvl w:ilvl="2" w:tplc="40090005" w:tentative="1">
@@ -5084,7 +9276,7 @@
         <w:ind w:left="2160" w:hanging="360"/>
       </w:pPr>
       <w:rPr>
-        <w:rFonts w:ascii="Wingdings" w:hAnsi="Wingdings" w:hint="default"/>
+        <w:rFonts w:hint="default" w:ascii="Wingdings" w:hAnsi="Wingdings"/>
       </w:rPr>
     </w:lvl>
     <w:lvl w:ilvl="3" w:tplc="40090001" w:tentative="1">
@@ -5096,7 +9288,7 @@
         <w:ind w:left="2880" w:hanging="360"/>
       </w:pPr>
       <w:rPr>
-        <w:rFonts w:ascii="Symbol" w:hAnsi="Symbol" w:hint="default"/>
+        <w:rFonts w:hint="default" w:ascii="Symbol" w:hAnsi="Symbol"/>
       </w:rPr>
     </w:lvl>
     <w:lvl w:ilvl="4" w:tplc="40090003" w:tentative="1">
@@ -5108,7 +9300,7 @@
         <w:ind w:left="3600" w:hanging="360"/>
       </w:pPr>
       <w:rPr>
-        <w:rFonts w:ascii="Courier New" w:hAnsi="Courier New" w:cs="Courier New" w:hint="default"/>
+        <w:rFonts w:hint="default" w:ascii="Courier New" w:hAnsi="Courier New" w:cs="Courier New"/>
       </w:rPr>
     </w:lvl>
     <w:lvl w:ilvl="5" w:tplc="40090005" w:tentative="1">
@@ -5120,7 +9312,7 @@
         <w:ind w:left="4320" w:hanging="360"/>
       </w:pPr>
       <w:rPr>
-        <w:rFonts w:ascii="Wingdings" w:hAnsi="Wingdings" w:hint="default"/>
+        <w:rFonts w:hint="default" w:ascii="Wingdings" w:hAnsi="Wingdings"/>
       </w:rPr>
     </w:lvl>
     <w:lvl w:ilvl="6" w:tplc="40090001" w:tentative="1">
@@ -5132,7 +9324,7 @@
         <w:ind w:left="5040" w:hanging="360"/>
       </w:pPr>
       <w:rPr>
-        <w:rFonts w:ascii="Symbol" w:hAnsi="Symbol" w:hint="default"/>
+        <w:rFonts w:hint="default" w:ascii="Symbol" w:hAnsi="Symbol"/>
       </w:rPr>
     </w:lvl>
     <w:lvl w:ilvl="7" w:tplc="40090003" w:tentative="1">
@@ -5144,7 +9336,7 @@
         <w:ind w:left="5760" w:hanging="360"/>
       </w:pPr>
       <w:rPr>
-        <w:rFonts w:ascii="Courier New" w:hAnsi="Courier New" w:cs="Courier New" w:hint="default"/>
+        <w:rFonts w:hint="default" w:ascii="Courier New" w:hAnsi="Courier New" w:cs="Courier New"/>
       </w:rPr>
     </w:lvl>
     <w:lvl w:ilvl="8" w:tplc="40090005" w:tentative="1">
@@ -5156,7 +9348,7 @@
         <w:ind w:left="6480" w:hanging="360"/>
       </w:pPr>
       <w:rPr>
-        <w:rFonts w:ascii="Wingdings" w:hAnsi="Wingdings" w:hint="default"/>
+        <w:rFonts w:hint="default" w:ascii="Wingdings" w:hAnsi="Wingdings"/>
       </w:rPr>
     </w:lvl>
   </w:abstractNum>
@@ -5173,7 +9365,7 @@
         <w:ind w:left="720" w:hanging="360"/>
       </w:pPr>
       <w:rPr>
-        <w:rFonts w:ascii="Symbol" w:hAnsi="Symbol" w:hint="default"/>
+        <w:rFonts w:hint="default" w:ascii="Symbol" w:hAnsi="Symbol"/>
       </w:rPr>
     </w:lvl>
     <w:lvl w:ilvl="1" w:tplc="40090003" w:tentative="1">
@@ -5185,7 +9377,7 @@
         <w:ind w:left="1440" w:hanging="360"/>
       </w:pPr>
       <w:rPr>
-        <w:rFonts w:ascii="Courier New" w:hAnsi="Courier New" w:cs="Courier New" w:hint="default"/>
+        <w:rFonts w:hint="default" w:ascii="Courier New" w:hAnsi="Courier New" w:cs="Courier New"/>
       </w:rPr>
     </w:lvl>
     <w:lvl w:ilvl="2" w:tplc="40090005" w:tentative="1">
@@ -5197,7 +9389,7 @@
         <w:ind w:left="2160" w:hanging="360"/>
       </w:pPr>
       <w:rPr>
-        <w:rFonts w:ascii="Wingdings" w:hAnsi="Wingdings" w:hint="default"/>
+        <w:rFonts w:hint="default" w:ascii="Wingdings" w:hAnsi="Wingdings"/>
       </w:rPr>
     </w:lvl>
     <w:lvl w:ilvl="3" w:tplc="40090001" w:tentative="1">
@@ -5209,7 +9401,7 @@
         <w:ind w:left="2880" w:hanging="360"/>
       </w:pPr>
       <w:rPr>
-        <w:rFonts w:ascii="Symbol" w:hAnsi="Symbol" w:hint="default"/>
+        <w:rFonts w:hint="default" w:ascii="Symbol" w:hAnsi="Symbol"/>
       </w:rPr>
     </w:lvl>
     <w:lvl w:ilvl="4" w:tplc="40090003" w:tentative="1">
@@ -5221,7 +9413,7 @@
         <w:ind w:left="3600" w:hanging="360"/>
       </w:pPr>
       <w:rPr>
-        <w:rFonts w:ascii="Courier New" w:hAnsi="Courier New" w:cs="Courier New" w:hint="default"/>
+        <w:rFonts w:hint="default" w:ascii="Courier New" w:hAnsi="Courier New" w:cs="Courier New"/>
       </w:rPr>
     </w:lvl>
     <w:lvl w:ilvl="5" w:tplc="40090005" w:tentative="1">
@@ -5233,7 +9425,7 @@
         <w:ind w:left="4320" w:hanging="360"/>
       </w:pPr>
       <w:rPr>
-        <w:rFonts w:ascii="Wingdings" w:hAnsi="Wingdings" w:hint="default"/>
+        <w:rFonts w:hint="default" w:ascii="Wingdings" w:hAnsi="Wingdings"/>
       </w:rPr>
     </w:lvl>
     <w:lvl w:ilvl="6" w:tplc="40090001" w:tentative="1">
@@ -5245,7 +9437,7 @@
         <w:ind w:left="5040" w:hanging="360"/>
       </w:pPr>
       <w:rPr>
-        <w:rFonts w:ascii="Symbol" w:hAnsi="Symbol" w:hint="default"/>
+        <w:rFonts w:hint="default" w:ascii="Symbol" w:hAnsi="Symbol"/>
       </w:rPr>
     </w:lvl>
     <w:lvl w:ilvl="7" w:tplc="40090003" w:tentative="1">
@@ -5257,7 +9449,7 @@
         <w:ind w:left="5760" w:hanging="360"/>
       </w:pPr>
       <w:rPr>
-        <w:rFonts w:ascii="Courier New" w:hAnsi="Courier New" w:cs="Courier New" w:hint="default"/>
+        <w:rFonts w:hint="default" w:ascii="Courier New" w:hAnsi="Courier New" w:cs="Courier New"/>
       </w:rPr>
     </w:lvl>
     <w:lvl w:ilvl="8" w:tplc="40090005" w:tentative="1">
@@ -5269,7 +9461,7 @@
         <w:ind w:left="6480" w:hanging="360"/>
       </w:pPr>
       <w:rPr>
-        <w:rFonts w:ascii="Wingdings" w:hAnsi="Wingdings" w:hint="default"/>
+        <w:rFonts w:hint="default" w:ascii="Wingdings" w:hAnsi="Wingdings"/>
       </w:rPr>
     </w:lvl>
   </w:abstractNum>
@@ -5286,7 +9478,7 @@
         <w:ind w:left="360" w:hanging="360"/>
       </w:pPr>
       <w:rPr>
-        <w:rFonts w:ascii="Noto Sans Symbols" w:eastAsia="Noto Sans Symbols" w:hAnsi="Noto Sans Symbols" w:cs="Noto Sans Symbols"/>
+        <w:rFonts w:ascii="Noto Sans Symbols" w:hAnsi="Noto Sans Symbols" w:eastAsia="Noto Sans Symbols" w:cs="Noto Sans Symbols"/>
       </w:rPr>
     </w:lvl>
     <w:lvl w:ilvl="1">
@@ -5424,7 +9616,7 @@
   <w:docDefaults>
     <w:rPrDefault>
       <w:rPr>
-        <w:rFonts w:ascii="Times New Roman" w:eastAsia="Times New Roman" w:hAnsi="Times New Roman" w:cs="Times New Roman"/>
+        <w:rFonts w:ascii="Times New Roman" w:hAnsi="Times New Roman" w:eastAsia="Times New Roman" w:cs="Times New Roman"/>
         <w:sz w:val="22"/>
         <w:szCs w:val="22"/>
         <w:lang w:val="en-GB" w:eastAsia="en-IN" w:bidi="ar-SA"/>
@@ -5439,14 +9631,14 @@
   <w:latentStyles w:defLockedState="0" w:defUIPriority="99" w:defSemiHidden="0" w:defUnhideWhenUsed="0" w:defQFormat="0" w:count="376">
     <w:lsdException w:name="Normal" w:uiPriority="0" w:qFormat="1"/>
     <w:lsdException w:name="heading 1" w:uiPriority="9" w:qFormat="1"/>
-    <w:lsdException w:name="heading 2" w:semiHidden="1" w:uiPriority="9" w:unhideWhenUsed="1" w:qFormat="1"/>
-    <w:lsdException w:name="heading 3" w:semiHidden="1" w:uiPriority="9" w:unhideWhenUsed="1" w:qFormat="1"/>
-    <w:lsdException w:name="heading 4" w:semiHidden="1" w:uiPriority="9" w:unhideWhenUsed="1" w:qFormat="1"/>
-    <w:lsdException w:name="heading 5" w:semiHidden="1" w:uiPriority="9" w:unhideWhenUsed="1" w:qFormat="1"/>
-    <w:lsdException w:name="heading 6" w:semiHidden="1" w:uiPriority="9" w:unhideWhenUsed="1" w:qFormat="1"/>
-    <w:lsdException w:name="heading 7" w:semiHidden="1" w:uiPriority="9" w:unhideWhenUsed="1" w:qFormat="1"/>
-    <w:lsdException w:name="heading 8" w:semiHidden="1" w:uiPriority="9" w:unhideWhenUsed="1" w:qFormat="1"/>
-    <w:lsdException w:name="heading 9" w:semiHidden="1" w:uiPriority="9" w:unhideWhenUsed="1" w:qFormat="1"/>
+    <w:lsdException w:name="heading 2" w:uiPriority="9" w:semiHidden="1" w:unhideWhenUsed="1" w:qFormat="1"/>
+    <w:lsdException w:name="heading 3" w:uiPriority="9" w:semiHidden="1" w:unhideWhenUsed="1" w:qFormat="1"/>
+    <w:lsdException w:name="heading 4" w:uiPriority="9" w:semiHidden="1" w:unhideWhenUsed="1" w:qFormat="1"/>
+    <w:lsdException w:name="heading 5" w:uiPriority="9" w:semiHidden="1" w:unhideWhenUsed="1" w:qFormat="1"/>
+    <w:lsdException w:name="heading 6" w:uiPriority="9" w:semiHidden="1" w:unhideWhenUsed="1" w:qFormat="1"/>
+    <w:lsdException w:name="heading 7" w:uiPriority="9" w:semiHidden="1" w:unhideWhenUsed="1" w:qFormat="1"/>
+    <w:lsdException w:name="heading 8" w:uiPriority="9" w:semiHidden="1" w:unhideWhenUsed="1" w:qFormat="1"/>
+    <w:lsdException w:name="heading 9" w:uiPriority="9" w:semiHidden="1" w:unhideWhenUsed="1" w:qFormat="1"/>
     <w:lsdException w:name="index 1" w:semiHidden="1" w:unhideWhenUsed="1"/>
     <w:lsdException w:name="index 2" w:semiHidden="1" w:unhideWhenUsed="1"/>
     <w:lsdException w:name="index 3" w:semiHidden="1" w:unhideWhenUsed="1"/>
@@ -5456,22 +9648,22 @@
     <w:lsdException w:name="index 7" w:semiHidden="1" w:unhideWhenUsed="1"/>
     <w:lsdException w:name="index 8" w:semiHidden="1" w:unhideWhenUsed="1"/>
     <w:lsdException w:name="index 9" w:semiHidden="1" w:unhideWhenUsed="1"/>
-    <w:lsdException w:name="toc 1" w:semiHidden="1" w:uiPriority="39" w:unhideWhenUsed="1"/>
-    <w:lsdException w:name="toc 2" w:semiHidden="1" w:uiPriority="39" w:unhideWhenUsed="1"/>
-    <w:lsdException w:name="toc 3" w:semiHidden="1" w:uiPriority="39" w:unhideWhenUsed="1"/>
-    <w:lsdException w:name="toc 4" w:semiHidden="1" w:uiPriority="39" w:unhideWhenUsed="1"/>
-    <w:lsdException w:name="toc 5" w:semiHidden="1" w:uiPriority="39" w:unhideWhenUsed="1"/>
-    <w:lsdException w:name="toc 6" w:semiHidden="1" w:uiPriority="39" w:unhideWhenUsed="1"/>
-    <w:lsdException w:name="toc 7" w:semiHidden="1" w:uiPriority="39" w:unhideWhenUsed="1"/>
-    <w:lsdException w:name="toc 8" w:semiHidden="1" w:uiPriority="39" w:unhideWhenUsed="1"/>
-    <w:lsdException w:name="toc 9" w:semiHidden="1" w:uiPriority="39" w:unhideWhenUsed="1"/>
+    <w:lsdException w:name="toc 1" w:uiPriority="39" w:semiHidden="1" w:unhideWhenUsed="1"/>
+    <w:lsdException w:name="toc 2" w:uiPriority="39" w:semiHidden="1" w:unhideWhenUsed="1"/>
+    <w:lsdException w:name="toc 3" w:uiPriority="39" w:semiHidden="1" w:unhideWhenUsed="1"/>
+    <w:lsdException w:name="toc 4" w:uiPriority="39" w:semiHidden="1" w:unhideWhenUsed="1"/>
+    <w:lsdException w:name="toc 5" w:uiPriority="39" w:semiHidden="1" w:unhideWhenUsed="1"/>
+    <w:lsdException w:name="toc 6" w:uiPriority="39" w:semiHidden="1" w:unhideWhenUsed="1"/>
+    <w:lsdException w:name="toc 7" w:uiPriority="39" w:semiHidden="1" w:unhideWhenUsed="1"/>
+    <w:lsdException w:name="toc 8" w:uiPriority="39" w:semiHidden="1" w:unhideWhenUsed="1"/>
+    <w:lsdException w:name="toc 9" w:uiPriority="39" w:semiHidden="1" w:unhideWhenUsed="1"/>
     <w:lsdException w:name="Normal Indent" w:semiHidden="1" w:unhideWhenUsed="1"/>
     <w:lsdException w:name="footnote text" w:semiHidden="1" w:unhideWhenUsed="1"/>
     <w:lsdException w:name="annotation text" w:semiHidden="1" w:unhideWhenUsed="1"/>
     <w:lsdException w:name="header" w:semiHidden="1" w:unhideWhenUsed="1"/>
     <w:lsdException w:name="footer" w:semiHidden="1" w:unhideWhenUsed="1"/>
     <w:lsdException w:name="index heading" w:semiHidden="1" w:unhideWhenUsed="1"/>
-    <w:lsdException w:name="caption" w:semiHidden="1" w:uiPriority="35" w:unhideWhenUsed="1" w:qFormat="1"/>
+    <w:lsdException w:name="caption" w:uiPriority="35" w:semiHidden="1" w:unhideWhenUsed="1" w:qFormat="1"/>
     <w:lsdException w:name="table of figures" w:semiHidden="1" w:unhideWhenUsed="1"/>
     <w:lsdException w:name="envelope address" w:semiHidden="1" w:unhideWhenUsed="1"/>
     <w:lsdException w:name="envelope return" w:semiHidden="1" w:unhideWhenUsed="1"/>
@@ -5502,7 +9694,7 @@
     <w:lsdException w:name="Title" w:uiPriority="10" w:qFormat="1"/>
     <w:lsdException w:name="Closing" w:semiHidden="1" w:unhideWhenUsed="1"/>
     <w:lsdException w:name="Signature" w:semiHidden="1" w:unhideWhenUsed="1"/>
-    <w:lsdException w:name="Default Paragraph Font" w:semiHidden="1" w:uiPriority="1" w:unhideWhenUsed="1"/>
+    <w:lsdException w:name="Default Paragraph Font" w:uiPriority="1" w:semiHidden="1" w:unhideWhenUsed="1"/>
     <w:lsdException w:name="Body Text" w:semiHidden="1" w:unhideWhenUsed="1"/>
     <w:lsdException w:name="Body Text Indent" w:semiHidden="1" w:unhideWhenUsed="1"/>
     <w:lsdException w:name="List Continue" w:semiHidden="1" w:unhideWhenUsed="1"/>
@@ -5702,8 +9894,8 @@
     <w:lsdException w:name="Subtle Reference" w:uiPriority="31" w:qFormat="1"/>
     <w:lsdException w:name="Intense Reference" w:uiPriority="32" w:qFormat="1"/>
     <w:lsdException w:name="Book Title" w:uiPriority="33" w:qFormat="1"/>
-    <w:lsdException w:name="Bibliography" w:semiHidden="1" w:uiPriority="37" w:unhideWhenUsed="1"/>
-    <w:lsdException w:name="TOC Heading" w:semiHidden="1" w:uiPriority="39" w:unhideWhenUsed="1" w:qFormat="1"/>
+    <w:lsdException w:name="Bibliography" w:uiPriority="37" w:semiHidden="1" w:unhideWhenUsed="1"/>
+    <w:lsdException w:name="TOC Heading" w:uiPriority="39" w:semiHidden="1" w:unhideWhenUsed="1" w:qFormat="1"/>
     <w:lsdException w:name="Plain Table 1" w:uiPriority="41"/>
     <w:lsdException w:name="Plain Table 2" w:uiPriority="42"/>
     <w:lsdException w:name="Plain Table 3" w:uiPriority="43"/>
@@ -5814,7 +10006,7 @@
     <w:lsdException w:name="Unresolved Mention" w:semiHidden="1" w:unhideWhenUsed="1"/>
     <w:lsdException w:name="Smart Link" w:semiHidden="1" w:unhideWhenUsed="1"/>
   </w:latentStyles>
-  <w:style w:type="paragraph" w:default="1" w:styleId="Normal">
+  <w:style w:type="paragraph" w:styleId="Normal" w:default="1">
     <w:name w:val="Normal"/>
     <w:qFormat/>
     <w:rsid w:val="005A3716"/>
@@ -5858,7 +10050,7 @@
       <w:outlineLvl w:val="1"/>
     </w:pPr>
     <w:rPr>
-      <w:rFonts w:ascii="Calibri" w:eastAsia="Cambria" w:hAnsi="Calibri" w:cs="Calibri"/>
+      <w:rFonts w:ascii="Calibri" w:hAnsi="Calibri" w:eastAsia="Cambria" w:cs="Calibri"/>
       <w:b/>
       <w:bCs/>
       <w:color w:val="A21F34"/>
@@ -5937,12 +10129,12 @@
       <w:szCs w:val="20"/>
     </w:rPr>
   </w:style>
-  <w:style w:type="character" w:default="1" w:styleId="DefaultParagraphFont">
+  <w:style w:type="character" w:styleId="DefaultParagraphFont" w:default="1">
     <w:name w:val="Default Paragraph Font"/>
     <w:uiPriority w:val="1"/>
     <w:unhideWhenUsed/>
   </w:style>
-  <w:style w:type="table" w:default="1" w:styleId="TableNormal">
+  <w:style w:type="table" w:styleId="TableNormal" w:default="1">
     <w:name w:val="Normal Table"/>
     <w:uiPriority w:val="99"/>
     <w:semiHidden/>
@@ -5957,7 +10149,7 @@
       </w:tblCellMar>
     </w:tblPr>
   </w:style>
-  <w:style w:type="numbering" w:default="1" w:styleId="NoList">
+  <w:style w:type="numbering" w:styleId="NoList" w:default="1">
     <w:name w:val="No List"/>
     <w:uiPriority w:val="99"/>
     <w:semiHidden/>
@@ -5977,7 +10169,7 @@
       <w:jc w:val="center"/>
     </w:pPr>
     <w:rPr>
-      <w:rFonts w:ascii="Calibri" w:eastAsia="Calibri" w:hAnsi="Calibri" w:cs="Calibri"/>
+      <w:rFonts w:ascii="Calibri" w:hAnsi="Calibri" w:eastAsia="Calibri" w:cs="Calibri"/>
       <w:b/>
       <w:color w:val="A21F34"/>
       <w:sz w:val="40"/>
@@ -6026,7 +10218,7 @@
       <w:spacing w:before="360" w:after="80"/>
     </w:pPr>
     <w:rPr>
-      <w:rFonts w:ascii="Georgia" w:eastAsia="Georgia" w:hAnsi="Georgia" w:cs="Georgia"/>
+      <w:rFonts w:ascii="Georgia" w:hAnsi="Georgia" w:eastAsia="Georgia" w:cs="Georgia"/>
       <w:i/>
       <w:color w:val="666666"/>
       <w:sz w:val="48"/>
@@ -6043,7 +10235,7 @@
       <w:u w:val="single"/>
     </w:rPr>
   </w:style>
-  <w:style w:type="paragraph" w:customStyle="1" w:styleId="pull-right">
+  <w:style w:type="paragraph" w:styleId="pull-right" w:customStyle="1">
     <w:name w:val="pull-right"/>
     <w:basedOn w:val="Normal"/>
     <w:qFormat/>
@@ -6056,7 +10248,7 @@
       <w:lang w:val="en-IN" w:eastAsia="en-IN"/>
     </w:rPr>
   </w:style>
-  <w:style w:type="paragraph" w:customStyle="1" w:styleId="lead">
+  <w:style w:type="paragraph" w:styleId="lead" w:customStyle="1">
     <w:name w:val="lead"/>
     <w:basedOn w:val="Normal"/>
     <w:qFormat/>
@@ -6069,38 +10261,38 @@
       <w:lang w:val="en-IN" w:eastAsia="en-IN"/>
     </w:rPr>
   </w:style>
-  <w:style w:type="character" w:customStyle="1" w:styleId="FooterChar">
+  <w:style w:type="character" w:styleId="FooterChar" w:customStyle="1">
     <w:name w:val="Footer Char"/>
     <w:basedOn w:val="DefaultParagraphFont"/>
     <w:link w:val="Footer"/>
     <w:uiPriority w:val="99"/>
     <w:qFormat/>
   </w:style>
-  <w:style w:type="character" w:customStyle="1" w:styleId="itemname">
+  <w:style w:type="character" w:styleId="itemname" w:customStyle="1">
     <w:name w:val="item_name"/>
     <w:qFormat/>
   </w:style>
-  <w:style w:type="character" w:customStyle="1" w:styleId="transcription-time-part">
+  <w:style w:type="character" w:styleId="transcription-time-part" w:customStyle="1">
     <w:name w:val="transcription-time-part"/>
     <w:basedOn w:val="DefaultParagraphFont"/>
     <w:qFormat/>
   </w:style>
-  <w:style w:type="character" w:customStyle="1" w:styleId="large">
+  <w:style w:type="character" w:styleId="large" w:customStyle="1">
     <w:name w:val="large"/>
     <w:qFormat/>
   </w:style>
-  <w:style w:type="character" w:customStyle="1" w:styleId="HeaderChar">
+  <w:style w:type="character" w:styleId="HeaderChar" w:customStyle="1">
     <w:name w:val="Header Char"/>
     <w:basedOn w:val="DefaultParagraphFont"/>
     <w:link w:val="Header"/>
     <w:uiPriority w:val="99"/>
     <w:qFormat/>
   </w:style>
-  <w:style w:type="character" w:customStyle="1" w:styleId="ig-header-title">
+  <w:style w:type="character" w:styleId="ig-header-title" w:customStyle="1">
     <w:name w:val="ig-header-title"/>
     <w:basedOn w:val="DefaultParagraphFont"/>
   </w:style>
-  <w:style w:type="character" w:customStyle="1" w:styleId="name">
+  <w:style w:type="character" w:styleId="name" w:customStyle="1">
     <w:name w:val="name"/>
     <w:basedOn w:val="DefaultParagraphFont"/>
   </w:style>
@@ -6154,12 +10346,12 @@
     </w:pPr>
     <w:tblPr>
       <w:tblBorders>
-        <w:top w:val="single" w:sz="4" w:space="0" w:color="auto"/>
-        <w:left w:val="single" w:sz="4" w:space="0" w:color="auto"/>
-        <w:bottom w:val="single" w:sz="4" w:space="0" w:color="auto"/>
-        <w:right w:val="single" w:sz="4" w:space="0" w:color="auto"/>
-        <w:insideH w:val="single" w:sz="4" w:space="0" w:color="auto"/>
-        <w:insideV w:val="single" w:sz="4" w:space="0" w:color="auto"/>
+        <w:top w:val="single" w:color="auto" w:sz="4" w:space="0"/>
+        <w:left w:val="single" w:color="auto" w:sz="4" w:space="0"/>
+        <w:bottom w:val="single" w:color="auto" w:sz="4" w:space="0"/>
+        <w:right w:val="single" w:color="auto" w:sz="4" w:space="0"/>
+        <w:insideH w:val="single" w:color="auto" w:sz="4" w:space="0"/>
+        <w:insideV w:val="single" w:color="auto" w:sz="4" w:space="0"/>
       </w:tblBorders>
     </w:tblPr>
   </w:style>
